--- a/documents/Степанова_ЕВ.docx
+++ b/documents/Степанова_ЕВ.docx
@@ -1450,6 +1450,7 @@
           <w:color w:val="262626"/>
           <w:sz w:val="28"/>
           <w:szCs w:val="28"/>
+          <w:lang w:val="ru-RU"/>
         </w:rPr>
       </w:pPr>
       <w:r>
@@ -1458,8 +1459,95 @@
           <w:color w:val="262626"/>
           <w:sz w:val="28"/>
           <w:szCs w:val="28"/>
-        </w:rPr>
-        <w:t xml:space="preserve">Установка </w:t>
+          <w:lang w:val="ru-RU"/>
+        </w:rPr>
+        <w:t xml:space="preserve">Создание </w:t>
+      </w:r>
+      <w:r>
+        <w:rPr>
+          <w:rFonts w:ascii="Times New Roman" w:eastAsia="Times New Roman" w:hAnsi="Times New Roman" w:cs="Times New Roman"/>
+          <w:color w:val="262626"/>
+          <w:sz w:val="28"/>
+          <w:szCs w:val="28"/>
+          <w:lang w:val="ru-RU"/>
+        </w:rPr>
+        <w:t>директории проекта</w:t>
+      </w:r>
+      <w:r>
+        <w:rPr>
+          <w:rFonts w:ascii="Times New Roman" w:eastAsia="Times New Roman" w:hAnsi="Times New Roman" w:cs="Times New Roman"/>
+          <w:color w:val="262626"/>
+          <w:sz w:val="28"/>
+          <w:szCs w:val="28"/>
+          <w:lang w:val="ru-RU"/>
+        </w:rPr>
+        <w:t>.</w:t>
+      </w:r>
+    </w:p>
+    <w:p>
+      <w:pPr>
+        <w:shd w:val="clear" w:color="auto" w:fill="FFFFFF"/>
+        <w:ind w:firstLine="720"/>
+        <w:jc w:val="both"/>
+        <w:rPr>
+          <w:rFonts w:ascii="Times New Roman" w:eastAsia="Times New Roman" w:hAnsi="Times New Roman" w:cs="Times New Roman"/>
+          <w:color w:val="262626"/>
+          <w:sz w:val="28"/>
+          <w:szCs w:val="28"/>
+          <w:lang w:val="ru-RU"/>
+        </w:rPr>
+      </w:pPr>
+    </w:p>
+    <w:p>
+      <w:pPr>
+        <w:shd w:val="clear" w:color="auto" w:fill="FFFFFF"/>
+        <w:ind w:firstLine="720"/>
+        <w:jc w:val="both"/>
+        <w:rPr>
+          <w:rFonts w:ascii="Times New Roman" w:eastAsia="Times New Roman" w:hAnsi="Times New Roman" w:cs="Times New Roman"/>
+          <w:color w:val="262626"/>
+          <w:sz w:val="28"/>
+          <w:szCs w:val="28"/>
+          <w:lang w:val="ru-RU"/>
+        </w:rPr>
+      </w:pPr>
+    </w:p>
+    <w:p>
+      <w:pPr>
+        <w:shd w:val="clear" w:color="auto" w:fill="FFFFFF"/>
+        <w:ind w:firstLine="720"/>
+        <w:jc w:val="both"/>
+        <w:rPr>
+          <w:rFonts w:ascii="Times New Roman" w:eastAsia="Times New Roman" w:hAnsi="Times New Roman" w:cs="Times New Roman"/>
+          <w:color w:val="262626"/>
+          <w:sz w:val="28"/>
+          <w:szCs w:val="28"/>
+          <w:lang w:val="ru-RU"/>
+        </w:rPr>
+      </w:pPr>
+    </w:p>
+    <w:p>
+      <w:pPr>
+        <w:shd w:val="clear" w:color="auto" w:fill="FFFFFF"/>
+        <w:ind w:firstLine="720"/>
+        <w:jc w:val="both"/>
+        <w:rPr>
+          <w:rFonts w:ascii="Times New Roman" w:eastAsia="Times New Roman" w:hAnsi="Times New Roman" w:cs="Times New Roman"/>
+          <w:color w:val="262626"/>
+          <w:sz w:val="28"/>
+          <w:szCs w:val="28"/>
+          <w:lang w:val="ru-RU"/>
+        </w:rPr>
+      </w:pPr>
+      <w:r>
+        <w:rPr>
+          <w:rFonts w:ascii="Times New Roman" w:eastAsia="Times New Roman" w:hAnsi="Times New Roman" w:cs="Times New Roman"/>
+          <w:color w:val="262626"/>
+          <w:sz w:val="28"/>
+          <w:szCs w:val="28"/>
+          <w:lang w:val="ru-RU"/>
+        </w:rPr>
+        <w:t>Проектирование классов.</w:t>
       </w:r>
     </w:p>
     <w:p>
@@ -1551,16 +1639,16 @@
           <w:sz w:val="28"/>
           <w:szCs w:val="28"/>
         </w:rPr>
-        <w:t>работы было</w:t>
-      </w:r>
-      <w:r>
-        <w:rPr>
-          <w:rFonts w:ascii="Times New Roman" w:eastAsia="Times New Roman" w:hAnsi="Times New Roman" w:cs="Times New Roman"/>
-          <w:sz w:val="28"/>
-          <w:szCs w:val="28"/>
-          <w:lang w:val="ru-RU"/>
-        </w:rPr>
-        <w:t xml:space="preserve"> </w:t>
+        <w:t>работы</w:t>
+      </w:r>
+      <w:r>
+        <w:rPr>
+          <w:rFonts w:ascii="Times New Roman" w:eastAsia="Times New Roman" w:hAnsi="Times New Roman" w:cs="Times New Roman"/>
+          <w:sz w:val="28"/>
+          <w:szCs w:val="28"/>
+          <w:lang w:val="ru-RU"/>
+        </w:rPr>
+        <w:t xml:space="preserve"> была разработана система автоматического форматирования текста, состоящая из четырёх основных компонентов. Система реализована на языке Python с использованием объектно-ориентированного подхода.</w:t>
       </w:r>
     </w:p>
     <w:sectPr>

--- a/documents/Степанова_ЕВ.docx
+++ b/documents/Степанова_ЕВ.docx
@@ -976,7 +976,7 @@
             <w:rPr>
               <w:lang w:val="ru-RU"/>
             </w:rPr>
-            <w:t>9</w:t>
+            <w:t>16</w:t>
           </w:r>
         </w:p>
       </w:sdtContent>
@@ -1502,15 +1502,131 @@
       <w:pPr>
         <w:shd w:val="clear" w:color="auto" w:fill="FFFFFF"/>
         <w:ind w:firstLine="720"/>
-        <w:jc w:val="both"/>
-        <w:rPr>
-          <w:rFonts w:ascii="Times New Roman" w:eastAsia="Times New Roman" w:hAnsi="Times New Roman" w:cs="Times New Roman"/>
-          <w:color w:val="262626"/>
-          <w:sz w:val="28"/>
-          <w:szCs w:val="28"/>
-          <w:lang w:val="ru-RU"/>
-        </w:rPr>
-      </w:pPr>
+        <w:jc w:val="center"/>
+        <w:rPr>
+          <w:rFonts w:ascii="Times New Roman" w:eastAsia="Times New Roman" w:hAnsi="Times New Roman" w:cs="Times New Roman"/>
+          <w:color w:val="262626"/>
+          <w:sz w:val="28"/>
+          <w:szCs w:val="28"/>
+          <w:lang w:val="ru-RU"/>
+        </w:rPr>
+      </w:pPr>
+      <w:r>
+        <w:rPr>
+          <w:rFonts w:ascii="Times New Roman" w:eastAsia="Times New Roman" w:hAnsi="Times New Roman" w:cs="Times New Roman"/>
+          <w:noProof/>
+          <w:color w:val="262626"/>
+          <w:sz w:val="28"/>
+          <w:szCs w:val="28"/>
+          <w:lang w:val="ru-RU"/>
+        </w:rPr>
+        <w:drawing>
+          <wp:inline distT="0" distB="0" distL="0" distR="0" wp14:anchorId="15A6F5D4" wp14:editId="5485D29E">
+            <wp:extent cx="2214820" cy="2543753"/>
+            <wp:effectExtent l="0" t="0" r="0" b="0"/>
+            <wp:docPr id="1" name="Рисунок 1"/>
+            <wp:cNvGraphicFramePr>
+              <a:graphicFrameLocks xmlns:a="http://schemas.openxmlformats.org/drawingml/2006/main" noChangeAspect="1"/>
+            </wp:cNvGraphicFramePr>
+            <a:graphic xmlns:a="http://schemas.openxmlformats.org/drawingml/2006/main">
+              <a:graphicData uri="http://schemas.openxmlformats.org/drawingml/2006/picture">
+                <pic:pic xmlns:pic="http://schemas.openxmlformats.org/drawingml/2006/picture">
+                  <pic:nvPicPr>
+                    <pic:cNvPr id="1" name=""/>
+                    <pic:cNvPicPr/>
+                  </pic:nvPicPr>
+                  <pic:blipFill>
+                    <a:blip r:embed="rId7"/>
+                    <a:stretch>
+                      <a:fillRect/>
+                    </a:stretch>
+                  </pic:blipFill>
+                  <pic:spPr>
+                    <a:xfrm>
+                      <a:off x="0" y="0"/>
+                      <a:ext cx="2229663" cy="2560800"/>
+                    </a:xfrm>
+                    <a:prstGeom prst="rect">
+                      <a:avLst/>
+                    </a:prstGeom>
+                  </pic:spPr>
+                </pic:pic>
+              </a:graphicData>
+            </a:graphic>
+          </wp:inline>
+        </w:drawing>
+      </w:r>
+    </w:p>
+    <w:p>
+      <w:pPr>
+        <w:jc w:val="center"/>
+        <w:rPr>
+          <w:rFonts w:ascii="Times New Roman" w:eastAsia="Times New Roman" w:hAnsi="Times New Roman" w:cs="Times New Roman"/>
+          <w:sz w:val="28"/>
+          <w:szCs w:val="28"/>
+        </w:rPr>
+      </w:pPr>
+      <w:r>
+        <w:rPr>
+          <w:rFonts w:ascii="Times New Roman" w:eastAsia="Times New Roman" w:hAnsi="Times New Roman" w:cs="Times New Roman"/>
+          <w:sz w:val="28"/>
+          <w:szCs w:val="28"/>
+        </w:rPr>
+        <w:t>Рисунок 1</w:t>
+      </w:r>
+      <w:r>
+        <w:rPr>
+          <w:rFonts w:ascii="Times New Roman" w:eastAsia="Times New Roman" w:hAnsi="Times New Roman" w:cs="Times New Roman"/>
+          <w:sz w:val="28"/>
+          <w:szCs w:val="28"/>
+          <w:lang w:val="ru-RU"/>
+        </w:rPr>
+        <w:t xml:space="preserve"> ‒</w:t>
+      </w:r>
+      <w:r>
+        <w:rPr>
+          <w:rFonts w:ascii="Times New Roman" w:eastAsia="Times New Roman" w:hAnsi="Times New Roman" w:cs="Times New Roman"/>
+          <w:sz w:val="28"/>
+          <w:szCs w:val="28"/>
+        </w:rPr>
+        <w:t xml:space="preserve"> </w:t>
+      </w:r>
+      <w:r>
+        <w:rPr>
+          <w:rFonts w:ascii="Times New Roman" w:eastAsia="Times New Roman" w:hAnsi="Times New Roman" w:cs="Times New Roman"/>
+          <w:sz w:val="28"/>
+          <w:szCs w:val="28"/>
+          <w:lang w:val="ru-RU"/>
+        </w:rPr>
+        <w:t>Д</w:t>
+      </w:r>
+      <w:proofErr w:type="spellStart"/>
+      <w:r>
+        <w:rPr>
+          <w:rFonts w:ascii="Times New Roman" w:eastAsia="Times New Roman" w:hAnsi="Times New Roman" w:cs="Times New Roman"/>
+          <w:sz w:val="28"/>
+          <w:szCs w:val="28"/>
+        </w:rPr>
+        <w:t>иректори</w:t>
+      </w:r>
+      <w:proofErr w:type="spellEnd"/>
+      <w:r>
+        <w:rPr>
+          <w:rFonts w:ascii="Times New Roman" w:eastAsia="Times New Roman" w:hAnsi="Times New Roman" w:cs="Times New Roman"/>
+          <w:sz w:val="28"/>
+          <w:szCs w:val="28"/>
+          <w:lang w:val="ru-RU"/>
+        </w:rPr>
+        <w:t>я</w:t>
+      </w:r>
+      <w:r>
+        <w:rPr>
+          <w:rFonts w:ascii="Times New Roman" w:eastAsia="Times New Roman" w:hAnsi="Times New Roman" w:cs="Times New Roman"/>
+          <w:sz w:val="28"/>
+          <w:szCs w:val="28"/>
+        </w:rPr>
+        <w:t xml:space="preserve"> проекта</w:t>
+      </w:r>
     </w:p>
     <w:p>
       <w:pPr>
@@ -1547,8 +1663,6789 @@
           <w:szCs w:val="28"/>
           <w:lang w:val="ru-RU"/>
         </w:rPr>
-        <w:t>Проектирование классов.</w:t>
-      </w:r>
+        <w:t>Проектирование классов</w:t>
+      </w:r>
+      <w:r>
+        <w:rPr>
+          <w:rFonts w:ascii="Times New Roman" w:eastAsia="Times New Roman" w:hAnsi="Times New Roman" w:cs="Times New Roman"/>
+          <w:color w:val="262626"/>
+          <w:sz w:val="28"/>
+          <w:szCs w:val="28"/>
+          <w:lang w:val="ru-RU"/>
+        </w:rPr>
+        <w:t xml:space="preserve"> и реализация компонентов.</w:t>
+      </w:r>
+    </w:p>
+    <w:p>
+      <w:pPr>
+        <w:shd w:val="clear" w:color="auto" w:fill="FFFFFF"/>
+        <w:ind w:firstLine="720"/>
+        <w:jc w:val="both"/>
+        <w:rPr>
+          <w:rFonts w:ascii="Times New Roman" w:eastAsia="Times New Roman" w:hAnsi="Times New Roman" w:cs="Times New Roman"/>
+          <w:color w:val="262626"/>
+          <w:sz w:val="28"/>
+          <w:szCs w:val="28"/>
+          <w:lang w:val="ru-RU"/>
+        </w:rPr>
+      </w:pPr>
+    </w:p>
+    <w:p>
+      <w:pPr>
+        <w:shd w:val="clear" w:color="auto" w:fill="FFFFFF"/>
+        <w:ind w:firstLine="720"/>
+        <w:jc w:val="both"/>
+        <w:rPr>
+          <w:rFonts w:ascii="Times New Roman" w:eastAsia="Times New Roman" w:hAnsi="Times New Roman" w:cs="Times New Roman"/>
+          <w:color w:val="262626"/>
+          <w:sz w:val="28"/>
+          <w:szCs w:val="28"/>
+          <w:lang w:val="ru-RU"/>
+        </w:rPr>
+      </w:pPr>
+      <w:r>
+        <w:rPr>
+          <w:rFonts w:ascii="Times New Roman" w:eastAsia="Times New Roman" w:hAnsi="Times New Roman" w:cs="Times New Roman"/>
+          <w:color w:val="262626"/>
+          <w:sz w:val="28"/>
+          <w:szCs w:val="28"/>
+          <w:lang w:val="ru-RU"/>
+        </w:rPr>
+        <w:t xml:space="preserve">Класс </w:t>
+      </w:r>
+      <w:proofErr w:type="spellStart"/>
+      <w:r>
+        <w:rPr>
+          <w:rFonts w:ascii="Times New Roman" w:eastAsia="Times New Roman" w:hAnsi="Times New Roman" w:cs="Times New Roman"/>
+          <w:b/>
+          <w:bCs/>
+          <w:color w:val="262626"/>
+          <w:sz w:val="28"/>
+          <w:szCs w:val="28"/>
+          <w:lang w:val="ru-RU"/>
+        </w:rPr>
+        <w:t>FileSystem</w:t>
+      </w:r>
+      <w:proofErr w:type="spellEnd"/>
+      <w:r>
+        <w:rPr>
+          <w:rFonts w:ascii="Times New Roman" w:eastAsia="Times New Roman" w:hAnsi="Times New Roman" w:cs="Times New Roman"/>
+          <w:color w:val="262626"/>
+          <w:sz w:val="28"/>
+          <w:szCs w:val="28"/>
+          <w:lang w:val="ru-RU"/>
+        </w:rPr>
+        <w:t xml:space="preserve"> (</w:t>
+      </w:r>
+      <w:r>
+        <w:rPr>
+          <w:rFonts w:ascii="Times New Roman" w:eastAsia="Times New Roman" w:hAnsi="Times New Roman" w:cs="Times New Roman"/>
+          <w:color w:val="262626"/>
+          <w:sz w:val="28"/>
+          <w:szCs w:val="28"/>
+          <w:lang w:val="ru-RU"/>
+        </w:rPr>
+        <w:t>Работа с файлами</w:t>
+      </w:r>
+      <w:r>
+        <w:rPr>
+          <w:rFonts w:ascii="Times New Roman" w:eastAsia="Times New Roman" w:hAnsi="Times New Roman" w:cs="Times New Roman"/>
+          <w:color w:val="262626"/>
+          <w:sz w:val="28"/>
+          <w:szCs w:val="28"/>
+          <w:lang w:val="ru-RU"/>
+        </w:rPr>
+        <w:t>).</w:t>
+      </w:r>
+    </w:p>
+    <w:p>
+      <w:pPr>
+        <w:shd w:val="clear" w:color="auto" w:fill="FFFFFF"/>
+        <w:ind w:firstLine="720"/>
+        <w:jc w:val="both"/>
+        <w:rPr>
+          <w:rFonts w:ascii="Times New Roman" w:eastAsia="Times New Roman" w:hAnsi="Times New Roman" w:cs="Times New Roman"/>
+          <w:color w:val="262626"/>
+          <w:sz w:val="28"/>
+          <w:szCs w:val="28"/>
+          <w:lang w:val="ru-RU"/>
+        </w:rPr>
+      </w:pPr>
+    </w:p>
+    <w:p>
+      <w:pPr>
+        <w:shd w:val="clear" w:color="auto" w:fill="FFFFFF"/>
+        <w:spacing w:line="240" w:lineRule="auto"/>
+        <w:ind w:firstLine="720"/>
+        <w:jc w:val="center"/>
+        <w:rPr>
+          <w:rFonts w:ascii="Times New Roman" w:eastAsia="Times New Roman" w:hAnsi="Times New Roman" w:cs="Times New Roman"/>
+          <w:color w:val="262626"/>
+          <w:sz w:val="28"/>
+          <w:szCs w:val="28"/>
+          <w:lang w:val="ru-RU"/>
+        </w:rPr>
+      </w:pPr>
+      <w:r>
+        <w:rPr>
+          <w:rFonts w:ascii="Times New Roman" w:eastAsia="Times New Roman" w:hAnsi="Times New Roman" w:cs="Times New Roman"/>
+          <w:noProof/>
+          <w:color w:val="262626"/>
+          <w:sz w:val="28"/>
+          <w:szCs w:val="28"/>
+          <w:lang w:val="ru-RU"/>
+        </w:rPr>
+        <w:lastRenderedPageBreak/>
+        <w:drawing>
+          <wp:inline distT="0" distB="0" distL="0" distR="0" wp14:anchorId="126E7821" wp14:editId="24A435DC">
+            <wp:extent cx="3583622" cy="4835976"/>
+            <wp:effectExtent l="0" t="0" r="0" b="3175"/>
+            <wp:docPr id="9" name="Рисунок 9"/>
+            <wp:cNvGraphicFramePr>
+              <a:graphicFrameLocks xmlns:a="http://schemas.openxmlformats.org/drawingml/2006/main" noChangeAspect="1"/>
+            </wp:cNvGraphicFramePr>
+            <a:graphic xmlns:a="http://schemas.openxmlformats.org/drawingml/2006/main">
+              <a:graphicData uri="http://schemas.openxmlformats.org/drawingml/2006/picture">
+                <pic:pic xmlns:pic="http://schemas.openxmlformats.org/drawingml/2006/picture">
+                  <pic:nvPicPr>
+                    <pic:cNvPr id="1" name=""/>
+                    <pic:cNvPicPr/>
+                  </pic:nvPicPr>
+                  <pic:blipFill>
+                    <a:blip r:embed="rId8"/>
+                    <a:stretch>
+                      <a:fillRect/>
+                    </a:stretch>
+                  </pic:blipFill>
+                  <pic:spPr>
+                    <a:xfrm>
+                      <a:off x="0" y="0"/>
+                      <a:ext cx="3588033" cy="4841929"/>
+                    </a:xfrm>
+                    <a:prstGeom prst="rect">
+                      <a:avLst/>
+                    </a:prstGeom>
+                  </pic:spPr>
+                </pic:pic>
+              </a:graphicData>
+            </a:graphic>
+          </wp:inline>
+        </w:drawing>
+      </w:r>
+    </w:p>
+    <w:p>
+      <w:pPr>
+        <w:shd w:val="clear" w:color="auto" w:fill="FFFFFF"/>
+        <w:ind w:firstLine="720"/>
+        <w:jc w:val="center"/>
+        <w:rPr>
+          <w:rFonts w:ascii="Times New Roman" w:eastAsia="Times New Roman" w:hAnsi="Times New Roman" w:cs="Times New Roman"/>
+          <w:color w:val="262626"/>
+          <w:sz w:val="28"/>
+          <w:szCs w:val="28"/>
+          <w:lang w:val="ru-RU"/>
+        </w:rPr>
+      </w:pPr>
+      <w:r>
+        <w:rPr>
+          <w:rFonts w:ascii="Times New Roman" w:eastAsia="Times New Roman" w:hAnsi="Times New Roman" w:cs="Times New Roman"/>
+          <w:noProof/>
+          <w:color w:val="262626"/>
+          <w:sz w:val="28"/>
+          <w:szCs w:val="28"/>
+          <w:lang w:val="ru-RU"/>
+        </w:rPr>
+        <w:drawing>
+          <wp:inline distT="0" distB="0" distL="0" distR="0" wp14:anchorId="41F97A3E" wp14:editId="049DEDE2">
+            <wp:extent cx="3578542" cy="2195299"/>
+            <wp:effectExtent l="0" t="0" r="3175" b="0"/>
+            <wp:docPr id="10" name="Рисунок 10"/>
+            <wp:cNvGraphicFramePr>
+              <a:graphicFrameLocks xmlns:a="http://schemas.openxmlformats.org/drawingml/2006/main" noChangeAspect="1"/>
+            </wp:cNvGraphicFramePr>
+            <a:graphic xmlns:a="http://schemas.openxmlformats.org/drawingml/2006/main">
+              <a:graphicData uri="http://schemas.openxmlformats.org/drawingml/2006/picture">
+                <pic:pic xmlns:pic="http://schemas.openxmlformats.org/drawingml/2006/picture">
+                  <pic:nvPicPr>
+                    <pic:cNvPr id="1" name=""/>
+                    <pic:cNvPicPr/>
+                  </pic:nvPicPr>
+                  <pic:blipFill>
+                    <a:blip r:embed="rId9"/>
+                    <a:stretch>
+                      <a:fillRect/>
+                    </a:stretch>
+                  </pic:blipFill>
+                  <pic:spPr>
+                    <a:xfrm>
+                      <a:off x="0" y="0"/>
+                      <a:ext cx="3590675" cy="2202742"/>
+                    </a:xfrm>
+                    <a:prstGeom prst="rect">
+                      <a:avLst/>
+                    </a:prstGeom>
+                  </pic:spPr>
+                </pic:pic>
+              </a:graphicData>
+            </a:graphic>
+          </wp:inline>
+        </w:drawing>
+      </w:r>
+    </w:p>
+    <w:p>
+      <w:pPr>
+        <w:jc w:val="center"/>
+        <w:rPr>
+          <w:rFonts w:ascii="Times New Roman" w:eastAsia="Times New Roman" w:hAnsi="Times New Roman" w:cs="Times New Roman"/>
+          <w:sz w:val="28"/>
+          <w:szCs w:val="28"/>
+        </w:rPr>
+      </w:pPr>
+      <w:r>
+        <w:rPr>
+          <w:rFonts w:ascii="Times New Roman" w:eastAsia="Times New Roman" w:hAnsi="Times New Roman" w:cs="Times New Roman"/>
+          <w:sz w:val="28"/>
+          <w:szCs w:val="28"/>
+        </w:rPr>
+        <w:t xml:space="preserve">Рисунок </w:t>
+      </w:r>
+      <w:r>
+        <w:rPr>
+          <w:rFonts w:ascii="Times New Roman" w:eastAsia="Times New Roman" w:hAnsi="Times New Roman" w:cs="Times New Roman"/>
+          <w:sz w:val="28"/>
+          <w:szCs w:val="28"/>
+          <w:lang w:val="ru-RU"/>
+        </w:rPr>
+        <w:t>2</w:t>
+      </w:r>
+      <w:r>
+        <w:rPr>
+          <w:rFonts w:ascii="Times New Roman" w:eastAsia="Times New Roman" w:hAnsi="Times New Roman" w:cs="Times New Roman"/>
+          <w:sz w:val="28"/>
+          <w:szCs w:val="28"/>
+          <w:lang w:val="ru-RU"/>
+        </w:rPr>
+        <w:t xml:space="preserve"> ‒</w:t>
+      </w:r>
+      <w:r>
+        <w:rPr>
+          <w:rFonts w:ascii="Times New Roman" w:eastAsia="Times New Roman" w:hAnsi="Times New Roman" w:cs="Times New Roman"/>
+          <w:sz w:val="28"/>
+          <w:szCs w:val="28"/>
+        </w:rPr>
+        <w:t xml:space="preserve"> </w:t>
+      </w:r>
+      <w:proofErr w:type="spellStart"/>
+      <w:r>
+        <w:rPr>
+          <w:rFonts w:ascii="Times New Roman" w:eastAsia="Times New Roman" w:hAnsi="Times New Roman" w:cs="Times New Roman"/>
+          <w:sz w:val="28"/>
+          <w:szCs w:val="28"/>
+          <w:lang w:val="ru-RU"/>
+        </w:rPr>
+        <w:t>FileSystem</w:t>
+      </w:r>
+      <w:proofErr w:type="spellEnd"/>
+    </w:p>
+    <w:p>
+      <w:pPr>
+        <w:shd w:val="clear" w:color="auto" w:fill="FFFFFF"/>
+        <w:ind w:firstLine="720"/>
+        <w:jc w:val="both"/>
+        <w:rPr>
+          <w:rFonts w:ascii="Times New Roman" w:eastAsia="Times New Roman" w:hAnsi="Times New Roman" w:cs="Times New Roman"/>
+          <w:color w:val="262626"/>
+          <w:sz w:val="28"/>
+          <w:szCs w:val="28"/>
+          <w:lang w:val="ru-RU"/>
+        </w:rPr>
+      </w:pPr>
+    </w:p>
+    <w:p>
+      <w:pPr>
+        <w:pStyle w:val="a7"/>
+        <w:numPr>
+          <w:ilvl w:val="0"/>
+          <w:numId w:val="14"/>
+        </w:numPr>
+        <w:shd w:val="clear" w:color="auto" w:fill="FFFFFF"/>
+        <w:jc w:val="both"/>
+        <w:rPr>
+          <w:rFonts w:ascii="Times New Roman" w:eastAsia="Times New Roman" w:hAnsi="Times New Roman" w:cs="Times New Roman"/>
+          <w:color w:val="262626"/>
+          <w:sz w:val="28"/>
+          <w:szCs w:val="28"/>
+          <w:lang w:val="en-US"/>
+        </w:rPr>
+      </w:pPr>
+      <w:proofErr w:type="gramStart"/>
+      <w:r>
+        <w:rPr>
+          <w:rFonts w:ascii="Times New Roman" w:eastAsia="Times New Roman" w:hAnsi="Times New Roman" w:cs="Times New Roman"/>
+          <w:color w:val="262626"/>
+          <w:sz w:val="28"/>
+          <w:szCs w:val="28"/>
+          <w:lang w:val="en-US"/>
+        </w:rPr>
+        <w:t>save(</w:t>
+      </w:r>
+      <w:proofErr w:type="gramEnd"/>
+      <w:r>
+        <w:rPr>
+          <w:rFonts w:ascii="Times New Roman" w:eastAsia="Times New Roman" w:hAnsi="Times New Roman" w:cs="Times New Roman"/>
+          <w:color w:val="262626"/>
+          <w:sz w:val="28"/>
+          <w:szCs w:val="28"/>
+          <w:lang w:val="en-US"/>
+        </w:rPr>
+        <w:t xml:space="preserve">filename, content) — </w:t>
+      </w:r>
+      <w:r>
+        <w:rPr>
+          <w:rFonts w:ascii="Times New Roman" w:eastAsia="Times New Roman" w:hAnsi="Times New Roman" w:cs="Times New Roman"/>
+          <w:color w:val="262626"/>
+          <w:sz w:val="28"/>
+          <w:szCs w:val="28"/>
+          <w:lang w:val="ru-RU"/>
+        </w:rPr>
+        <w:t>сохранение</w:t>
+      </w:r>
+      <w:r>
+        <w:rPr>
+          <w:rFonts w:ascii="Times New Roman" w:eastAsia="Times New Roman" w:hAnsi="Times New Roman" w:cs="Times New Roman"/>
+          <w:color w:val="262626"/>
+          <w:sz w:val="28"/>
+          <w:szCs w:val="28"/>
+          <w:lang w:val="en-US"/>
+        </w:rPr>
+        <w:t xml:space="preserve"> </w:t>
+      </w:r>
+      <w:r>
+        <w:rPr>
+          <w:rFonts w:ascii="Times New Roman" w:eastAsia="Times New Roman" w:hAnsi="Times New Roman" w:cs="Times New Roman"/>
+          <w:color w:val="262626"/>
+          <w:sz w:val="28"/>
+          <w:szCs w:val="28"/>
+          <w:lang w:val="ru-RU"/>
+        </w:rPr>
+        <w:t>файла</w:t>
+      </w:r>
+    </w:p>
+    <w:p>
+      <w:pPr>
+        <w:pStyle w:val="a7"/>
+        <w:numPr>
+          <w:ilvl w:val="0"/>
+          <w:numId w:val="14"/>
+        </w:numPr>
+        <w:shd w:val="clear" w:color="auto" w:fill="FFFFFF"/>
+        <w:jc w:val="both"/>
+        <w:rPr>
+          <w:rFonts w:ascii="Times New Roman" w:eastAsia="Times New Roman" w:hAnsi="Times New Roman" w:cs="Times New Roman"/>
+          <w:color w:val="262626"/>
+          <w:sz w:val="28"/>
+          <w:szCs w:val="28"/>
+          <w:lang w:val="en-US"/>
+        </w:rPr>
+      </w:pPr>
+      <w:r>
+        <w:rPr>
+          <w:rFonts w:ascii="Times New Roman" w:eastAsia="Times New Roman" w:hAnsi="Times New Roman" w:cs="Times New Roman"/>
+          <w:color w:val="262626"/>
+          <w:sz w:val="28"/>
+          <w:szCs w:val="28"/>
+          <w:lang w:val="en-US"/>
+        </w:rPr>
+        <w:t xml:space="preserve">load(filename) — </w:t>
+      </w:r>
+      <w:r>
+        <w:rPr>
+          <w:rFonts w:ascii="Times New Roman" w:eastAsia="Times New Roman" w:hAnsi="Times New Roman" w:cs="Times New Roman"/>
+          <w:color w:val="262626"/>
+          <w:sz w:val="28"/>
+          <w:szCs w:val="28"/>
+          <w:lang w:val="ru-RU"/>
+        </w:rPr>
+        <w:t>загрузка</w:t>
+      </w:r>
+      <w:r>
+        <w:rPr>
+          <w:rFonts w:ascii="Times New Roman" w:eastAsia="Times New Roman" w:hAnsi="Times New Roman" w:cs="Times New Roman"/>
+          <w:color w:val="262626"/>
+          <w:sz w:val="28"/>
+          <w:szCs w:val="28"/>
+          <w:lang w:val="en-US"/>
+        </w:rPr>
+        <w:t xml:space="preserve"> </w:t>
+      </w:r>
+      <w:r>
+        <w:rPr>
+          <w:rFonts w:ascii="Times New Roman" w:eastAsia="Times New Roman" w:hAnsi="Times New Roman" w:cs="Times New Roman"/>
+          <w:color w:val="262626"/>
+          <w:sz w:val="28"/>
+          <w:szCs w:val="28"/>
+          <w:lang w:val="ru-RU"/>
+        </w:rPr>
+        <w:t>файла</w:t>
+      </w:r>
+    </w:p>
+    <w:p>
+      <w:pPr>
+        <w:pStyle w:val="a7"/>
+        <w:numPr>
+          <w:ilvl w:val="0"/>
+          <w:numId w:val="14"/>
+        </w:numPr>
+        <w:shd w:val="clear" w:color="auto" w:fill="FFFFFF"/>
+        <w:jc w:val="both"/>
+        <w:rPr>
+          <w:rFonts w:ascii="Times New Roman" w:eastAsia="Times New Roman" w:hAnsi="Times New Roman" w:cs="Times New Roman"/>
+          <w:color w:val="262626"/>
+          <w:sz w:val="28"/>
+          <w:szCs w:val="28"/>
+          <w:lang w:val="en-US"/>
+        </w:rPr>
+      </w:pPr>
+      <w:proofErr w:type="spellStart"/>
+      <w:r>
+        <w:rPr>
+          <w:rFonts w:ascii="Times New Roman" w:eastAsia="Times New Roman" w:hAnsi="Times New Roman" w:cs="Times New Roman"/>
+          <w:color w:val="262626"/>
+          <w:sz w:val="28"/>
+          <w:szCs w:val="28"/>
+          <w:lang w:val="en-US"/>
+        </w:rPr>
+        <w:t>list_</w:t>
+      </w:r>
+      <w:proofErr w:type="gramStart"/>
+      <w:r>
+        <w:rPr>
+          <w:rFonts w:ascii="Times New Roman" w:eastAsia="Times New Roman" w:hAnsi="Times New Roman" w:cs="Times New Roman"/>
+          <w:color w:val="262626"/>
+          <w:sz w:val="28"/>
+          <w:szCs w:val="28"/>
+          <w:lang w:val="en-US"/>
+        </w:rPr>
+        <w:t>files</w:t>
+      </w:r>
+      <w:proofErr w:type="spellEnd"/>
+      <w:r>
+        <w:rPr>
+          <w:rFonts w:ascii="Times New Roman" w:eastAsia="Times New Roman" w:hAnsi="Times New Roman" w:cs="Times New Roman"/>
+          <w:color w:val="262626"/>
+          <w:sz w:val="28"/>
+          <w:szCs w:val="28"/>
+          <w:lang w:val="en-US"/>
+        </w:rPr>
+        <w:t>(</w:t>
+      </w:r>
+      <w:proofErr w:type="gramEnd"/>
+      <w:r>
+        <w:rPr>
+          <w:rFonts w:ascii="Times New Roman" w:eastAsia="Times New Roman" w:hAnsi="Times New Roman" w:cs="Times New Roman"/>
+          <w:color w:val="262626"/>
+          <w:sz w:val="28"/>
+          <w:szCs w:val="28"/>
+          <w:lang w:val="en-US"/>
+        </w:rPr>
+        <w:t xml:space="preserve">) — </w:t>
+      </w:r>
+      <w:r>
+        <w:rPr>
+          <w:rFonts w:ascii="Times New Roman" w:eastAsia="Times New Roman" w:hAnsi="Times New Roman" w:cs="Times New Roman"/>
+          <w:color w:val="262626"/>
+          <w:sz w:val="28"/>
+          <w:szCs w:val="28"/>
+          <w:lang w:val="ru-RU"/>
+        </w:rPr>
+        <w:t>список</w:t>
+      </w:r>
+      <w:r>
+        <w:rPr>
+          <w:rFonts w:ascii="Times New Roman" w:eastAsia="Times New Roman" w:hAnsi="Times New Roman" w:cs="Times New Roman"/>
+          <w:color w:val="262626"/>
+          <w:sz w:val="28"/>
+          <w:szCs w:val="28"/>
+          <w:lang w:val="en-US"/>
+        </w:rPr>
+        <w:t xml:space="preserve"> </w:t>
+      </w:r>
+      <w:r>
+        <w:rPr>
+          <w:rFonts w:ascii="Times New Roman" w:eastAsia="Times New Roman" w:hAnsi="Times New Roman" w:cs="Times New Roman"/>
+          <w:color w:val="262626"/>
+          <w:sz w:val="28"/>
+          <w:szCs w:val="28"/>
+          <w:lang w:val="ru-RU"/>
+        </w:rPr>
+        <w:t>всех</w:t>
+      </w:r>
+      <w:r>
+        <w:rPr>
+          <w:rFonts w:ascii="Times New Roman" w:eastAsia="Times New Roman" w:hAnsi="Times New Roman" w:cs="Times New Roman"/>
+          <w:color w:val="262626"/>
+          <w:sz w:val="28"/>
+          <w:szCs w:val="28"/>
+          <w:lang w:val="en-US"/>
+        </w:rPr>
+        <w:t xml:space="preserve"> </w:t>
+      </w:r>
+      <w:r>
+        <w:rPr>
+          <w:rFonts w:ascii="Times New Roman" w:eastAsia="Times New Roman" w:hAnsi="Times New Roman" w:cs="Times New Roman"/>
+          <w:color w:val="262626"/>
+          <w:sz w:val="28"/>
+          <w:szCs w:val="28"/>
+          <w:lang w:val="ru-RU"/>
+        </w:rPr>
+        <w:t>файлов</w:t>
+      </w:r>
+    </w:p>
+    <w:p>
+      <w:pPr>
+        <w:pStyle w:val="a7"/>
+        <w:numPr>
+          <w:ilvl w:val="0"/>
+          <w:numId w:val="14"/>
+        </w:numPr>
+        <w:shd w:val="clear" w:color="auto" w:fill="FFFFFF"/>
+        <w:jc w:val="both"/>
+        <w:rPr>
+          <w:rFonts w:ascii="Times New Roman" w:eastAsia="Times New Roman" w:hAnsi="Times New Roman" w:cs="Times New Roman"/>
+          <w:color w:val="262626"/>
+          <w:sz w:val="28"/>
+          <w:szCs w:val="28"/>
+          <w:lang w:val="en-US"/>
+        </w:rPr>
+      </w:pPr>
+      <w:r>
+        <w:rPr>
+          <w:rFonts w:ascii="Times New Roman" w:eastAsia="Times New Roman" w:hAnsi="Times New Roman" w:cs="Times New Roman"/>
+          <w:color w:val="262626"/>
+          <w:sz w:val="28"/>
+          <w:szCs w:val="28"/>
+          <w:lang w:val="en-US"/>
+        </w:rPr>
+        <w:lastRenderedPageBreak/>
+        <w:t xml:space="preserve">delete(filename) — </w:t>
+      </w:r>
+      <w:r>
+        <w:rPr>
+          <w:rFonts w:ascii="Times New Roman" w:eastAsia="Times New Roman" w:hAnsi="Times New Roman" w:cs="Times New Roman"/>
+          <w:color w:val="262626"/>
+          <w:sz w:val="28"/>
+          <w:szCs w:val="28"/>
+          <w:lang w:val="ru-RU"/>
+        </w:rPr>
+        <w:t>удаление</w:t>
+      </w:r>
+      <w:r>
+        <w:rPr>
+          <w:rFonts w:ascii="Times New Roman" w:eastAsia="Times New Roman" w:hAnsi="Times New Roman" w:cs="Times New Roman"/>
+          <w:color w:val="262626"/>
+          <w:sz w:val="28"/>
+          <w:szCs w:val="28"/>
+          <w:lang w:val="en-US"/>
+        </w:rPr>
+        <w:t xml:space="preserve"> </w:t>
+      </w:r>
+      <w:r>
+        <w:rPr>
+          <w:rFonts w:ascii="Times New Roman" w:eastAsia="Times New Roman" w:hAnsi="Times New Roman" w:cs="Times New Roman"/>
+          <w:color w:val="262626"/>
+          <w:sz w:val="28"/>
+          <w:szCs w:val="28"/>
+          <w:lang w:val="ru-RU"/>
+        </w:rPr>
+        <w:t>файла</w:t>
+      </w:r>
+    </w:p>
+    <w:p>
+      <w:pPr>
+        <w:shd w:val="clear" w:color="auto" w:fill="FFFFFF"/>
+        <w:ind w:left="720"/>
+        <w:jc w:val="both"/>
+        <w:rPr>
+          <w:rFonts w:ascii="Times New Roman" w:eastAsia="Times New Roman" w:hAnsi="Times New Roman" w:cs="Times New Roman"/>
+          <w:color w:val="262626"/>
+          <w:sz w:val="28"/>
+          <w:szCs w:val="28"/>
+          <w:lang w:val="ru-RU"/>
+        </w:rPr>
+      </w:pPr>
+    </w:p>
+    <w:p>
+      <w:pPr>
+        <w:shd w:val="clear" w:color="auto" w:fill="FFFFFF"/>
+        <w:ind w:left="720"/>
+        <w:jc w:val="both"/>
+        <w:rPr>
+          <w:rFonts w:ascii="Times New Roman" w:eastAsia="Times New Roman" w:hAnsi="Times New Roman" w:cs="Times New Roman"/>
+          <w:color w:val="262626"/>
+          <w:sz w:val="28"/>
+          <w:szCs w:val="28"/>
+          <w:lang w:val="ru-RU"/>
+        </w:rPr>
+      </w:pPr>
+      <w:r>
+        <w:rPr>
+          <w:rFonts w:ascii="Times New Roman" w:eastAsia="Times New Roman" w:hAnsi="Times New Roman" w:cs="Times New Roman"/>
+          <w:color w:val="262626"/>
+          <w:sz w:val="28"/>
+          <w:szCs w:val="28"/>
+          <w:lang w:val="ru-RU"/>
+        </w:rPr>
+        <w:t xml:space="preserve">Класс </w:t>
+      </w:r>
+      <w:proofErr w:type="spellStart"/>
+      <w:r>
+        <w:rPr>
+          <w:rFonts w:ascii="Times New Roman" w:eastAsia="Times New Roman" w:hAnsi="Times New Roman" w:cs="Times New Roman"/>
+          <w:b/>
+          <w:bCs/>
+          <w:color w:val="262626"/>
+          <w:sz w:val="28"/>
+          <w:szCs w:val="28"/>
+          <w:lang w:val="ru-RU"/>
+        </w:rPr>
+        <w:t>TextEditor</w:t>
+      </w:r>
+      <w:proofErr w:type="spellEnd"/>
+      <w:r>
+        <w:rPr>
+          <w:rFonts w:ascii="Times New Roman" w:eastAsia="Times New Roman" w:hAnsi="Times New Roman" w:cs="Times New Roman"/>
+          <w:color w:val="262626"/>
+          <w:sz w:val="28"/>
+          <w:szCs w:val="28"/>
+          <w:lang w:val="ru-RU"/>
+        </w:rPr>
+        <w:t xml:space="preserve"> (</w:t>
+      </w:r>
+      <w:r>
+        <w:rPr>
+          <w:rFonts w:ascii="Times New Roman" w:eastAsia="Times New Roman" w:hAnsi="Times New Roman" w:cs="Times New Roman"/>
+          <w:color w:val="262626"/>
+          <w:sz w:val="28"/>
+          <w:szCs w:val="28"/>
+          <w:lang w:val="ru-RU"/>
+        </w:rPr>
+        <w:t>Редактирование текста</w:t>
+      </w:r>
+      <w:r>
+        <w:rPr>
+          <w:rFonts w:ascii="Times New Roman" w:eastAsia="Times New Roman" w:hAnsi="Times New Roman" w:cs="Times New Roman"/>
+          <w:color w:val="262626"/>
+          <w:sz w:val="28"/>
+          <w:szCs w:val="28"/>
+          <w:lang w:val="ru-RU"/>
+        </w:rPr>
+        <w:t>).</w:t>
+      </w:r>
+    </w:p>
+    <w:p>
+      <w:pPr>
+        <w:shd w:val="clear" w:color="auto" w:fill="FFFFFF"/>
+        <w:ind w:left="720"/>
+        <w:jc w:val="both"/>
+        <w:rPr>
+          <w:rFonts w:ascii="Times New Roman" w:eastAsia="Times New Roman" w:hAnsi="Times New Roman" w:cs="Times New Roman"/>
+          <w:color w:val="262626"/>
+          <w:sz w:val="28"/>
+          <w:szCs w:val="28"/>
+          <w:lang w:val="ru-RU"/>
+        </w:rPr>
+      </w:pPr>
+    </w:p>
+    <w:p>
+      <w:pPr>
+        <w:shd w:val="clear" w:color="auto" w:fill="FFFFFF"/>
+        <w:spacing w:line="240" w:lineRule="auto"/>
+        <w:ind w:left="720"/>
+        <w:jc w:val="center"/>
+        <w:rPr>
+          <w:rFonts w:ascii="Times New Roman" w:eastAsia="Times New Roman" w:hAnsi="Times New Roman" w:cs="Times New Roman"/>
+          <w:color w:val="262626"/>
+          <w:sz w:val="28"/>
+          <w:szCs w:val="28"/>
+          <w:lang w:val="ru-RU"/>
+        </w:rPr>
+      </w:pPr>
+      <w:r>
+        <w:rPr>
+          <w:rFonts w:ascii="Times New Roman" w:eastAsia="Times New Roman" w:hAnsi="Times New Roman" w:cs="Times New Roman"/>
+          <w:noProof/>
+          <w:color w:val="262626"/>
+          <w:sz w:val="28"/>
+          <w:szCs w:val="28"/>
+          <w:lang w:val="ru-RU"/>
+        </w:rPr>
+        <w:drawing>
+          <wp:inline distT="0" distB="0" distL="0" distR="0" wp14:anchorId="178FDF3C" wp14:editId="72B97705">
+            <wp:extent cx="3328987" cy="3992295"/>
+            <wp:effectExtent l="0" t="0" r="5080" b="8255"/>
+            <wp:docPr id="7" name="Рисунок 7"/>
+            <wp:cNvGraphicFramePr>
+              <a:graphicFrameLocks xmlns:a="http://schemas.openxmlformats.org/drawingml/2006/main" noChangeAspect="1"/>
+            </wp:cNvGraphicFramePr>
+            <a:graphic xmlns:a="http://schemas.openxmlformats.org/drawingml/2006/main">
+              <a:graphicData uri="http://schemas.openxmlformats.org/drawingml/2006/picture">
+                <pic:pic xmlns:pic="http://schemas.openxmlformats.org/drawingml/2006/picture">
+                  <pic:nvPicPr>
+                    <pic:cNvPr id="1" name=""/>
+                    <pic:cNvPicPr/>
+                  </pic:nvPicPr>
+                  <pic:blipFill>
+                    <a:blip r:embed="rId10"/>
+                    <a:stretch>
+                      <a:fillRect/>
+                    </a:stretch>
+                  </pic:blipFill>
+                  <pic:spPr>
+                    <a:xfrm>
+                      <a:off x="0" y="0"/>
+                      <a:ext cx="3332118" cy="3996050"/>
+                    </a:xfrm>
+                    <a:prstGeom prst="rect">
+                      <a:avLst/>
+                    </a:prstGeom>
+                  </pic:spPr>
+                </pic:pic>
+              </a:graphicData>
+            </a:graphic>
+          </wp:inline>
+        </w:drawing>
+      </w:r>
+    </w:p>
+    <w:p>
+      <w:pPr>
+        <w:shd w:val="clear" w:color="auto" w:fill="FFFFFF"/>
+        <w:ind w:left="720"/>
+        <w:jc w:val="center"/>
+        <w:rPr>
+          <w:rFonts w:ascii="Times New Roman" w:eastAsia="Times New Roman" w:hAnsi="Times New Roman" w:cs="Times New Roman"/>
+          <w:color w:val="262626"/>
+          <w:sz w:val="28"/>
+          <w:szCs w:val="28"/>
+          <w:lang w:val="ru-RU"/>
+        </w:rPr>
+      </w:pPr>
+      <w:r>
+        <w:rPr>
+          <w:rFonts w:ascii="Times New Roman" w:eastAsia="Times New Roman" w:hAnsi="Times New Roman" w:cs="Times New Roman"/>
+          <w:noProof/>
+          <w:color w:val="262626"/>
+          <w:sz w:val="28"/>
+          <w:szCs w:val="28"/>
+          <w:lang w:val="ru-RU"/>
+        </w:rPr>
+        <w:drawing>
+          <wp:inline distT="0" distB="0" distL="0" distR="0" wp14:anchorId="48066D63" wp14:editId="777E3E89">
+            <wp:extent cx="3354705" cy="1665864"/>
+            <wp:effectExtent l="0" t="0" r="0" b="0"/>
+            <wp:docPr id="8" name="Рисунок 8"/>
+            <wp:cNvGraphicFramePr>
+              <a:graphicFrameLocks xmlns:a="http://schemas.openxmlformats.org/drawingml/2006/main" noChangeAspect="1"/>
+            </wp:cNvGraphicFramePr>
+            <a:graphic xmlns:a="http://schemas.openxmlformats.org/drawingml/2006/main">
+              <a:graphicData uri="http://schemas.openxmlformats.org/drawingml/2006/picture">
+                <pic:pic xmlns:pic="http://schemas.openxmlformats.org/drawingml/2006/picture">
+                  <pic:nvPicPr>
+                    <pic:cNvPr id="1" name=""/>
+                    <pic:cNvPicPr/>
+                  </pic:nvPicPr>
+                  <pic:blipFill rotWithShape="1">
+                    <a:blip r:embed="rId11"/>
+                    <a:srcRect t="5664"/>
+                    <a:stretch/>
+                  </pic:blipFill>
+                  <pic:spPr bwMode="auto">
+                    <a:xfrm>
+                      <a:off x="0" y="0"/>
+                      <a:ext cx="3383154" cy="1679991"/>
+                    </a:xfrm>
+                    <a:prstGeom prst="rect">
+                      <a:avLst/>
+                    </a:prstGeom>
+                    <a:ln>
+                      <a:noFill/>
+                    </a:ln>
+                    <a:extLst>
+                      <a:ext uri="{53640926-AAD7-44D8-BBD7-CCE9431645EC}">
+                        <a14:shadowObscured xmlns:a14="http://schemas.microsoft.com/office/drawing/2010/main"/>
+                      </a:ext>
+                    </a:extLst>
+                  </pic:spPr>
+                </pic:pic>
+              </a:graphicData>
+            </a:graphic>
+          </wp:inline>
+        </w:drawing>
+      </w:r>
+    </w:p>
+    <w:p>
+      <w:pPr>
+        <w:jc w:val="center"/>
+        <w:rPr>
+          <w:rFonts w:ascii="Times New Roman" w:eastAsia="Times New Roman" w:hAnsi="Times New Roman" w:cs="Times New Roman"/>
+          <w:sz w:val="28"/>
+          <w:szCs w:val="28"/>
+        </w:rPr>
+      </w:pPr>
+      <w:r>
+        <w:rPr>
+          <w:rFonts w:ascii="Times New Roman" w:eastAsia="Times New Roman" w:hAnsi="Times New Roman" w:cs="Times New Roman"/>
+          <w:sz w:val="28"/>
+          <w:szCs w:val="28"/>
+        </w:rPr>
+        <w:t xml:space="preserve">Рисунок </w:t>
+      </w:r>
+      <w:r>
+        <w:rPr>
+          <w:rFonts w:ascii="Times New Roman" w:eastAsia="Times New Roman" w:hAnsi="Times New Roman" w:cs="Times New Roman"/>
+          <w:sz w:val="28"/>
+          <w:szCs w:val="28"/>
+          <w:lang w:val="ru-RU"/>
+        </w:rPr>
+        <w:t>3</w:t>
+      </w:r>
+      <w:r>
+        <w:rPr>
+          <w:rFonts w:ascii="Times New Roman" w:eastAsia="Times New Roman" w:hAnsi="Times New Roman" w:cs="Times New Roman"/>
+          <w:sz w:val="28"/>
+          <w:szCs w:val="28"/>
+          <w:lang w:val="ru-RU"/>
+        </w:rPr>
+        <w:t xml:space="preserve"> ‒</w:t>
+      </w:r>
+      <w:r>
+        <w:rPr>
+          <w:rFonts w:ascii="Times New Roman" w:eastAsia="Times New Roman" w:hAnsi="Times New Roman" w:cs="Times New Roman"/>
+          <w:sz w:val="28"/>
+          <w:szCs w:val="28"/>
+        </w:rPr>
+        <w:t xml:space="preserve"> </w:t>
+      </w:r>
+      <w:proofErr w:type="spellStart"/>
+      <w:r>
+        <w:rPr>
+          <w:rFonts w:ascii="Times New Roman" w:eastAsia="Times New Roman" w:hAnsi="Times New Roman" w:cs="Times New Roman"/>
+          <w:sz w:val="28"/>
+          <w:szCs w:val="28"/>
+          <w:lang w:val="ru-RU"/>
+        </w:rPr>
+        <w:t>Formatter</w:t>
+      </w:r>
+      <w:proofErr w:type="spellEnd"/>
+    </w:p>
+    <w:p>
+      <w:pPr>
+        <w:shd w:val="clear" w:color="auto" w:fill="FFFFFF"/>
+        <w:jc w:val="both"/>
+        <w:rPr>
+          <w:rFonts w:ascii="Times New Roman" w:eastAsia="Times New Roman" w:hAnsi="Times New Roman" w:cs="Times New Roman"/>
+          <w:color w:val="262626"/>
+          <w:sz w:val="28"/>
+          <w:szCs w:val="28"/>
+          <w:lang w:val="ru-RU"/>
+        </w:rPr>
+      </w:pPr>
+    </w:p>
+    <w:p>
+      <w:pPr>
+        <w:pStyle w:val="a7"/>
+        <w:numPr>
+          <w:ilvl w:val="0"/>
+          <w:numId w:val="15"/>
+        </w:numPr>
+        <w:shd w:val="clear" w:color="auto" w:fill="FFFFFF"/>
+        <w:jc w:val="both"/>
+        <w:rPr>
+          <w:rFonts w:ascii="Times New Roman" w:eastAsia="Times New Roman" w:hAnsi="Times New Roman" w:cs="Times New Roman"/>
+          <w:color w:val="262626"/>
+          <w:sz w:val="28"/>
+          <w:szCs w:val="28"/>
+          <w:lang w:val="ru-RU"/>
+        </w:rPr>
+      </w:pPr>
+      <w:proofErr w:type="spellStart"/>
+      <w:r>
+        <w:rPr>
+          <w:rFonts w:ascii="Times New Roman" w:eastAsia="Times New Roman" w:hAnsi="Times New Roman" w:cs="Times New Roman"/>
+          <w:color w:val="262626"/>
+          <w:sz w:val="28"/>
+          <w:szCs w:val="28"/>
+          <w:lang w:val="ru-RU"/>
+        </w:rPr>
+        <w:t>create_new</w:t>
+      </w:r>
+      <w:proofErr w:type="spellEnd"/>
+      <w:r>
+        <w:rPr>
+          <w:rFonts w:ascii="Times New Roman" w:eastAsia="Times New Roman" w:hAnsi="Times New Roman" w:cs="Times New Roman"/>
+          <w:color w:val="262626"/>
+          <w:sz w:val="28"/>
+          <w:szCs w:val="28"/>
+          <w:lang w:val="ru-RU"/>
+        </w:rPr>
+        <w:t>(</w:t>
+      </w:r>
+      <w:proofErr w:type="spellStart"/>
+      <w:r>
+        <w:rPr>
+          <w:rFonts w:ascii="Times New Roman" w:eastAsia="Times New Roman" w:hAnsi="Times New Roman" w:cs="Times New Roman"/>
+          <w:color w:val="262626"/>
+          <w:sz w:val="28"/>
+          <w:szCs w:val="28"/>
+          <w:lang w:val="ru-RU"/>
+        </w:rPr>
+        <w:t>filename</w:t>
+      </w:r>
+      <w:proofErr w:type="spellEnd"/>
+      <w:r>
+        <w:rPr>
+          <w:rFonts w:ascii="Times New Roman" w:eastAsia="Times New Roman" w:hAnsi="Times New Roman" w:cs="Times New Roman"/>
+          <w:color w:val="262626"/>
+          <w:sz w:val="28"/>
+          <w:szCs w:val="28"/>
+          <w:lang w:val="ru-RU"/>
+        </w:rPr>
+        <w:t>) — создание нового документа</w:t>
+      </w:r>
+    </w:p>
+    <w:p>
+      <w:pPr>
+        <w:pStyle w:val="a7"/>
+        <w:numPr>
+          <w:ilvl w:val="0"/>
+          <w:numId w:val="15"/>
+        </w:numPr>
+        <w:shd w:val="clear" w:color="auto" w:fill="FFFFFF"/>
+        <w:jc w:val="both"/>
+        <w:rPr>
+          <w:rFonts w:ascii="Times New Roman" w:eastAsia="Times New Roman" w:hAnsi="Times New Roman" w:cs="Times New Roman"/>
+          <w:color w:val="262626"/>
+          <w:sz w:val="28"/>
+          <w:szCs w:val="28"/>
+          <w:lang w:val="ru-RU"/>
+        </w:rPr>
+      </w:pPr>
+      <w:proofErr w:type="spellStart"/>
+      <w:r>
+        <w:rPr>
+          <w:rFonts w:ascii="Times New Roman" w:eastAsia="Times New Roman" w:hAnsi="Times New Roman" w:cs="Times New Roman"/>
+          <w:color w:val="262626"/>
+          <w:sz w:val="28"/>
+          <w:szCs w:val="28"/>
+          <w:lang w:val="ru-RU"/>
+        </w:rPr>
+        <w:t>open</w:t>
+      </w:r>
+      <w:proofErr w:type="spellEnd"/>
+      <w:r>
+        <w:rPr>
+          <w:rFonts w:ascii="Times New Roman" w:eastAsia="Times New Roman" w:hAnsi="Times New Roman" w:cs="Times New Roman"/>
+          <w:color w:val="262626"/>
+          <w:sz w:val="28"/>
+          <w:szCs w:val="28"/>
+          <w:lang w:val="ru-RU"/>
+        </w:rPr>
+        <w:t>(</w:t>
+      </w:r>
+      <w:proofErr w:type="spellStart"/>
+      <w:r>
+        <w:rPr>
+          <w:rFonts w:ascii="Times New Roman" w:eastAsia="Times New Roman" w:hAnsi="Times New Roman" w:cs="Times New Roman"/>
+          <w:color w:val="262626"/>
+          <w:sz w:val="28"/>
+          <w:szCs w:val="28"/>
+          <w:lang w:val="ru-RU"/>
+        </w:rPr>
+        <w:t>filename</w:t>
+      </w:r>
+      <w:proofErr w:type="spellEnd"/>
+      <w:r>
+        <w:rPr>
+          <w:rFonts w:ascii="Times New Roman" w:eastAsia="Times New Roman" w:hAnsi="Times New Roman" w:cs="Times New Roman"/>
+          <w:color w:val="262626"/>
+          <w:sz w:val="28"/>
+          <w:szCs w:val="28"/>
+          <w:lang w:val="ru-RU"/>
+        </w:rPr>
+        <w:t>) — открытие существующего</w:t>
+      </w:r>
+    </w:p>
+    <w:p>
+      <w:pPr>
+        <w:pStyle w:val="a7"/>
+        <w:numPr>
+          <w:ilvl w:val="0"/>
+          <w:numId w:val="15"/>
+        </w:numPr>
+        <w:shd w:val="clear" w:color="auto" w:fill="FFFFFF"/>
+        <w:jc w:val="both"/>
+        <w:rPr>
+          <w:rFonts w:ascii="Times New Roman" w:eastAsia="Times New Roman" w:hAnsi="Times New Roman" w:cs="Times New Roman"/>
+          <w:color w:val="262626"/>
+          <w:sz w:val="28"/>
+          <w:szCs w:val="28"/>
+          <w:lang w:val="en-US"/>
+        </w:rPr>
+      </w:pPr>
+      <w:proofErr w:type="spellStart"/>
+      <w:r>
+        <w:rPr>
+          <w:rFonts w:ascii="Times New Roman" w:eastAsia="Times New Roman" w:hAnsi="Times New Roman" w:cs="Times New Roman"/>
+          <w:color w:val="262626"/>
+          <w:sz w:val="28"/>
+          <w:szCs w:val="28"/>
+          <w:lang w:val="en-US"/>
+        </w:rPr>
+        <w:t>insert_</w:t>
+      </w:r>
+      <w:proofErr w:type="gramStart"/>
+      <w:r>
+        <w:rPr>
+          <w:rFonts w:ascii="Times New Roman" w:eastAsia="Times New Roman" w:hAnsi="Times New Roman" w:cs="Times New Roman"/>
+          <w:color w:val="262626"/>
+          <w:sz w:val="28"/>
+          <w:szCs w:val="28"/>
+          <w:lang w:val="en-US"/>
+        </w:rPr>
+        <w:t>text</w:t>
+      </w:r>
+      <w:proofErr w:type="spellEnd"/>
+      <w:r>
+        <w:rPr>
+          <w:rFonts w:ascii="Times New Roman" w:eastAsia="Times New Roman" w:hAnsi="Times New Roman" w:cs="Times New Roman"/>
+          <w:color w:val="262626"/>
+          <w:sz w:val="28"/>
+          <w:szCs w:val="28"/>
+          <w:lang w:val="en-US"/>
+        </w:rPr>
+        <w:t>(</w:t>
+      </w:r>
+      <w:proofErr w:type="gramEnd"/>
+      <w:r>
+        <w:rPr>
+          <w:rFonts w:ascii="Times New Roman" w:eastAsia="Times New Roman" w:hAnsi="Times New Roman" w:cs="Times New Roman"/>
+          <w:color w:val="262626"/>
+          <w:sz w:val="28"/>
+          <w:szCs w:val="28"/>
+          <w:lang w:val="en-US"/>
+        </w:rPr>
+        <w:t xml:space="preserve">text, position) — </w:t>
+      </w:r>
+      <w:r>
+        <w:rPr>
+          <w:rFonts w:ascii="Times New Roman" w:eastAsia="Times New Roman" w:hAnsi="Times New Roman" w:cs="Times New Roman"/>
+          <w:color w:val="262626"/>
+          <w:sz w:val="28"/>
+          <w:szCs w:val="28"/>
+          <w:lang w:val="ru-RU"/>
+        </w:rPr>
+        <w:t>вставка</w:t>
+      </w:r>
+      <w:r>
+        <w:rPr>
+          <w:rFonts w:ascii="Times New Roman" w:eastAsia="Times New Roman" w:hAnsi="Times New Roman" w:cs="Times New Roman"/>
+          <w:color w:val="262626"/>
+          <w:sz w:val="28"/>
+          <w:szCs w:val="28"/>
+          <w:lang w:val="en-US"/>
+        </w:rPr>
+        <w:t xml:space="preserve"> </w:t>
+      </w:r>
+      <w:r>
+        <w:rPr>
+          <w:rFonts w:ascii="Times New Roman" w:eastAsia="Times New Roman" w:hAnsi="Times New Roman" w:cs="Times New Roman"/>
+          <w:color w:val="262626"/>
+          <w:sz w:val="28"/>
+          <w:szCs w:val="28"/>
+          <w:lang w:val="ru-RU"/>
+        </w:rPr>
+        <w:t>текста</w:t>
+      </w:r>
+    </w:p>
+    <w:p>
+      <w:pPr>
+        <w:pStyle w:val="a7"/>
+        <w:numPr>
+          <w:ilvl w:val="0"/>
+          <w:numId w:val="15"/>
+        </w:numPr>
+        <w:shd w:val="clear" w:color="auto" w:fill="FFFFFF"/>
+        <w:jc w:val="both"/>
+        <w:rPr>
+          <w:rFonts w:ascii="Times New Roman" w:eastAsia="Times New Roman" w:hAnsi="Times New Roman" w:cs="Times New Roman"/>
+          <w:color w:val="262626"/>
+          <w:sz w:val="28"/>
+          <w:szCs w:val="28"/>
+          <w:lang w:val="en-US"/>
+        </w:rPr>
+      </w:pPr>
+      <w:proofErr w:type="spellStart"/>
+      <w:r>
+        <w:rPr>
+          <w:rFonts w:ascii="Times New Roman" w:eastAsia="Times New Roman" w:hAnsi="Times New Roman" w:cs="Times New Roman"/>
+          <w:color w:val="262626"/>
+          <w:sz w:val="28"/>
+          <w:szCs w:val="28"/>
+          <w:lang w:val="en-US"/>
+        </w:rPr>
+        <w:t>delete_</w:t>
+      </w:r>
+      <w:proofErr w:type="gramStart"/>
+      <w:r>
+        <w:rPr>
+          <w:rFonts w:ascii="Times New Roman" w:eastAsia="Times New Roman" w:hAnsi="Times New Roman" w:cs="Times New Roman"/>
+          <w:color w:val="262626"/>
+          <w:sz w:val="28"/>
+          <w:szCs w:val="28"/>
+          <w:lang w:val="en-US"/>
+        </w:rPr>
+        <w:t>text</w:t>
+      </w:r>
+      <w:proofErr w:type="spellEnd"/>
+      <w:r>
+        <w:rPr>
+          <w:rFonts w:ascii="Times New Roman" w:eastAsia="Times New Roman" w:hAnsi="Times New Roman" w:cs="Times New Roman"/>
+          <w:color w:val="262626"/>
+          <w:sz w:val="28"/>
+          <w:szCs w:val="28"/>
+          <w:lang w:val="en-US"/>
+        </w:rPr>
+        <w:t>(</w:t>
+      </w:r>
+      <w:proofErr w:type="gramEnd"/>
+      <w:r>
+        <w:rPr>
+          <w:rFonts w:ascii="Times New Roman" w:eastAsia="Times New Roman" w:hAnsi="Times New Roman" w:cs="Times New Roman"/>
+          <w:color w:val="262626"/>
+          <w:sz w:val="28"/>
+          <w:szCs w:val="28"/>
+          <w:lang w:val="en-US"/>
+        </w:rPr>
+        <w:t xml:space="preserve">start, end) — </w:t>
+      </w:r>
+      <w:r>
+        <w:rPr>
+          <w:rFonts w:ascii="Times New Roman" w:eastAsia="Times New Roman" w:hAnsi="Times New Roman" w:cs="Times New Roman"/>
+          <w:color w:val="262626"/>
+          <w:sz w:val="28"/>
+          <w:szCs w:val="28"/>
+          <w:lang w:val="ru-RU"/>
+        </w:rPr>
+        <w:t>удаление</w:t>
+      </w:r>
+      <w:r>
+        <w:rPr>
+          <w:rFonts w:ascii="Times New Roman" w:eastAsia="Times New Roman" w:hAnsi="Times New Roman" w:cs="Times New Roman"/>
+          <w:color w:val="262626"/>
+          <w:sz w:val="28"/>
+          <w:szCs w:val="28"/>
+          <w:lang w:val="en-US"/>
+        </w:rPr>
+        <w:t xml:space="preserve"> </w:t>
+      </w:r>
+      <w:r>
+        <w:rPr>
+          <w:rFonts w:ascii="Times New Roman" w:eastAsia="Times New Roman" w:hAnsi="Times New Roman" w:cs="Times New Roman"/>
+          <w:color w:val="262626"/>
+          <w:sz w:val="28"/>
+          <w:szCs w:val="28"/>
+          <w:lang w:val="ru-RU"/>
+        </w:rPr>
+        <w:t>текста</w:t>
+      </w:r>
+    </w:p>
+    <w:p>
+      <w:pPr>
+        <w:pStyle w:val="a7"/>
+        <w:numPr>
+          <w:ilvl w:val="0"/>
+          <w:numId w:val="15"/>
+        </w:numPr>
+        <w:shd w:val="clear" w:color="auto" w:fill="FFFFFF"/>
+        <w:jc w:val="both"/>
+        <w:rPr>
+          <w:rFonts w:ascii="Times New Roman" w:eastAsia="Times New Roman" w:hAnsi="Times New Roman" w:cs="Times New Roman"/>
+          <w:color w:val="262626"/>
+          <w:sz w:val="28"/>
+          <w:szCs w:val="28"/>
+          <w:lang w:val="en-US"/>
+        </w:rPr>
+      </w:pPr>
+      <w:proofErr w:type="spellStart"/>
+      <w:r>
+        <w:rPr>
+          <w:rFonts w:ascii="Times New Roman" w:eastAsia="Times New Roman" w:hAnsi="Times New Roman" w:cs="Times New Roman"/>
+          <w:color w:val="262626"/>
+          <w:sz w:val="28"/>
+          <w:szCs w:val="28"/>
+          <w:lang w:val="en-US"/>
+        </w:rPr>
+        <w:lastRenderedPageBreak/>
+        <w:t>find_and_</w:t>
+      </w:r>
+      <w:proofErr w:type="gramStart"/>
+      <w:r>
+        <w:rPr>
+          <w:rFonts w:ascii="Times New Roman" w:eastAsia="Times New Roman" w:hAnsi="Times New Roman" w:cs="Times New Roman"/>
+          <w:color w:val="262626"/>
+          <w:sz w:val="28"/>
+          <w:szCs w:val="28"/>
+          <w:lang w:val="en-US"/>
+        </w:rPr>
+        <w:t>replace</w:t>
+      </w:r>
+      <w:proofErr w:type="spellEnd"/>
+      <w:r>
+        <w:rPr>
+          <w:rFonts w:ascii="Times New Roman" w:eastAsia="Times New Roman" w:hAnsi="Times New Roman" w:cs="Times New Roman"/>
+          <w:color w:val="262626"/>
+          <w:sz w:val="28"/>
+          <w:szCs w:val="28"/>
+          <w:lang w:val="en-US"/>
+        </w:rPr>
+        <w:t>(</w:t>
+      </w:r>
+      <w:proofErr w:type="gramEnd"/>
+      <w:r>
+        <w:rPr>
+          <w:rFonts w:ascii="Times New Roman" w:eastAsia="Times New Roman" w:hAnsi="Times New Roman" w:cs="Times New Roman"/>
+          <w:color w:val="262626"/>
+          <w:sz w:val="28"/>
+          <w:szCs w:val="28"/>
+          <w:lang w:val="en-US"/>
+        </w:rPr>
+        <w:t xml:space="preserve">search, replace) — </w:t>
+      </w:r>
+      <w:r>
+        <w:rPr>
+          <w:rFonts w:ascii="Times New Roman" w:eastAsia="Times New Roman" w:hAnsi="Times New Roman" w:cs="Times New Roman"/>
+          <w:color w:val="262626"/>
+          <w:sz w:val="28"/>
+          <w:szCs w:val="28"/>
+          <w:lang w:val="ru-RU"/>
+        </w:rPr>
+        <w:t>поиск</w:t>
+      </w:r>
+      <w:r>
+        <w:rPr>
+          <w:rFonts w:ascii="Times New Roman" w:eastAsia="Times New Roman" w:hAnsi="Times New Roman" w:cs="Times New Roman"/>
+          <w:color w:val="262626"/>
+          <w:sz w:val="28"/>
+          <w:szCs w:val="28"/>
+          <w:lang w:val="en-US"/>
+        </w:rPr>
+        <w:t xml:space="preserve"> </w:t>
+      </w:r>
+      <w:r>
+        <w:rPr>
+          <w:rFonts w:ascii="Times New Roman" w:eastAsia="Times New Roman" w:hAnsi="Times New Roman" w:cs="Times New Roman"/>
+          <w:color w:val="262626"/>
+          <w:sz w:val="28"/>
+          <w:szCs w:val="28"/>
+          <w:lang w:val="ru-RU"/>
+        </w:rPr>
+        <w:t>и</w:t>
+      </w:r>
+      <w:r>
+        <w:rPr>
+          <w:rFonts w:ascii="Times New Roman" w:eastAsia="Times New Roman" w:hAnsi="Times New Roman" w:cs="Times New Roman"/>
+          <w:color w:val="262626"/>
+          <w:sz w:val="28"/>
+          <w:szCs w:val="28"/>
+          <w:lang w:val="en-US"/>
+        </w:rPr>
+        <w:t xml:space="preserve"> </w:t>
+      </w:r>
+      <w:r>
+        <w:rPr>
+          <w:rFonts w:ascii="Times New Roman" w:eastAsia="Times New Roman" w:hAnsi="Times New Roman" w:cs="Times New Roman"/>
+          <w:color w:val="262626"/>
+          <w:sz w:val="28"/>
+          <w:szCs w:val="28"/>
+          <w:lang w:val="ru-RU"/>
+        </w:rPr>
+        <w:t>замена</w:t>
+      </w:r>
+    </w:p>
+    <w:p>
+      <w:pPr>
+        <w:pStyle w:val="a7"/>
+        <w:numPr>
+          <w:ilvl w:val="0"/>
+          <w:numId w:val="15"/>
+        </w:numPr>
+        <w:shd w:val="clear" w:color="auto" w:fill="FFFFFF"/>
+        <w:jc w:val="both"/>
+        <w:rPr>
+          <w:rFonts w:ascii="Times New Roman" w:eastAsia="Times New Roman" w:hAnsi="Times New Roman" w:cs="Times New Roman"/>
+          <w:color w:val="262626"/>
+          <w:sz w:val="28"/>
+          <w:szCs w:val="28"/>
+          <w:lang w:val="ru-RU"/>
+        </w:rPr>
+      </w:pPr>
+      <w:proofErr w:type="spellStart"/>
+      <w:proofErr w:type="gramStart"/>
+      <w:r>
+        <w:rPr>
+          <w:rFonts w:ascii="Times New Roman" w:eastAsia="Times New Roman" w:hAnsi="Times New Roman" w:cs="Times New Roman"/>
+          <w:color w:val="262626"/>
+          <w:sz w:val="28"/>
+          <w:szCs w:val="28"/>
+          <w:lang w:val="ru-RU"/>
+        </w:rPr>
+        <w:t>save</w:t>
+      </w:r>
+      <w:proofErr w:type="spellEnd"/>
+      <w:r>
+        <w:rPr>
+          <w:rFonts w:ascii="Times New Roman" w:eastAsia="Times New Roman" w:hAnsi="Times New Roman" w:cs="Times New Roman"/>
+          <w:color w:val="262626"/>
+          <w:sz w:val="28"/>
+          <w:szCs w:val="28"/>
+          <w:lang w:val="ru-RU"/>
+        </w:rPr>
+        <w:t>(</w:t>
+      </w:r>
+      <w:proofErr w:type="gramEnd"/>
+      <w:r>
+        <w:rPr>
+          <w:rFonts w:ascii="Times New Roman" w:eastAsia="Times New Roman" w:hAnsi="Times New Roman" w:cs="Times New Roman"/>
+          <w:color w:val="262626"/>
+          <w:sz w:val="28"/>
+          <w:szCs w:val="28"/>
+          <w:lang w:val="ru-RU"/>
+        </w:rPr>
+        <w:t>) — сохранение изменений</w:t>
+      </w:r>
+    </w:p>
+    <w:p>
+      <w:pPr>
+        <w:shd w:val="clear" w:color="auto" w:fill="FFFFFF"/>
+        <w:jc w:val="both"/>
+        <w:rPr>
+          <w:rFonts w:ascii="Times New Roman" w:eastAsia="Times New Roman" w:hAnsi="Times New Roman" w:cs="Times New Roman"/>
+          <w:color w:val="262626"/>
+          <w:sz w:val="28"/>
+          <w:szCs w:val="28"/>
+          <w:lang w:val="ru-RU"/>
+        </w:rPr>
+      </w:pPr>
+    </w:p>
+    <w:p>
+      <w:pPr>
+        <w:shd w:val="clear" w:color="auto" w:fill="FFFFFF"/>
+        <w:ind w:left="720"/>
+        <w:jc w:val="both"/>
+        <w:rPr>
+          <w:rFonts w:ascii="Times New Roman" w:eastAsia="Times New Roman" w:hAnsi="Times New Roman" w:cs="Times New Roman"/>
+          <w:color w:val="262626"/>
+          <w:sz w:val="28"/>
+          <w:szCs w:val="28"/>
+          <w:lang w:val="ru-RU"/>
+        </w:rPr>
+      </w:pPr>
+      <w:r>
+        <w:rPr>
+          <w:rFonts w:ascii="Times New Roman" w:eastAsia="Times New Roman" w:hAnsi="Times New Roman" w:cs="Times New Roman"/>
+          <w:color w:val="262626"/>
+          <w:sz w:val="28"/>
+          <w:szCs w:val="28"/>
+          <w:lang w:val="ru-RU"/>
+        </w:rPr>
+        <w:t xml:space="preserve">Класс </w:t>
+      </w:r>
+      <w:proofErr w:type="spellStart"/>
+      <w:r>
+        <w:rPr>
+          <w:rFonts w:ascii="Times New Roman" w:eastAsia="Times New Roman" w:hAnsi="Times New Roman" w:cs="Times New Roman"/>
+          <w:b/>
+          <w:bCs/>
+          <w:color w:val="262626"/>
+          <w:sz w:val="28"/>
+          <w:szCs w:val="28"/>
+          <w:lang w:val="ru-RU"/>
+        </w:rPr>
+        <w:t>Formatter</w:t>
+      </w:r>
+      <w:proofErr w:type="spellEnd"/>
+      <w:r>
+        <w:rPr>
+          <w:rFonts w:ascii="Times New Roman" w:eastAsia="Times New Roman" w:hAnsi="Times New Roman" w:cs="Times New Roman"/>
+          <w:color w:val="262626"/>
+          <w:sz w:val="28"/>
+          <w:szCs w:val="28"/>
+          <w:lang w:val="ru-RU"/>
+        </w:rPr>
+        <w:t xml:space="preserve"> (Форматор).</w:t>
+      </w:r>
+    </w:p>
+    <w:p>
+      <w:pPr>
+        <w:shd w:val="clear" w:color="auto" w:fill="FFFFFF"/>
+        <w:ind w:left="720"/>
+        <w:jc w:val="both"/>
+        <w:rPr>
+          <w:rFonts w:ascii="Times New Roman" w:eastAsia="Times New Roman" w:hAnsi="Times New Roman" w:cs="Times New Roman"/>
+          <w:color w:val="262626"/>
+          <w:sz w:val="28"/>
+          <w:szCs w:val="28"/>
+          <w:lang w:val="ru-RU"/>
+        </w:rPr>
+      </w:pPr>
+    </w:p>
+    <w:p>
+      <w:pPr>
+        <w:shd w:val="clear" w:color="auto" w:fill="FFFFFF"/>
+        <w:spacing w:line="240" w:lineRule="auto"/>
+        <w:ind w:left="720"/>
+        <w:jc w:val="center"/>
+        <w:rPr>
+          <w:rFonts w:ascii="Times New Roman" w:eastAsia="Times New Roman" w:hAnsi="Times New Roman" w:cs="Times New Roman"/>
+          <w:color w:val="262626"/>
+          <w:sz w:val="28"/>
+          <w:szCs w:val="28"/>
+          <w:lang w:val="ru-RU"/>
+        </w:rPr>
+      </w:pPr>
+      <w:r>
+        <w:rPr>
+          <w:rFonts w:ascii="Times New Roman" w:eastAsia="Times New Roman" w:hAnsi="Times New Roman" w:cs="Times New Roman"/>
+          <w:noProof/>
+          <w:color w:val="262626"/>
+          <w:sz w:val="28"/>
+          <w:szCs w:val="28"/>
+          <w:lang w:val="ru-RU"/>
+        </w:rPr>
+        <w:drawing>
+          <wp:inline distT="0" distB="0" distL="0" distR="0" wp14:anchorId="5C9FE882" wp14:editId="0F411394">
+            <wp:extent cx="3853815" cy="4161790"/>
+            <wp:effectExtent l="0" t="0" r="0" b="0"/>
+            <wp:docPr id="4" name="Рисунок 4"/>
+            <wp:cNvGraphicFramePr>
+              <a:graphicFrameLocks xmlns:a="http://schemas.openxmlformats.org/drawingml/2006/main" noChangeAspect="1"/>
+            </wp:cNvGraphicFramePr>
+            <a:graphic xmlns:a="http://schemas.openxmlformats.org/drawingml/2006/main">
+              <a:graphicData uri="http://schemas.openxmlformats.org/drawingml/2006/picture">
+                <pic:pic xmlns:pic="http://schemas.openxmlformats.org/drawingml/2006/picture">
+                  <pic:nvPicPr>
+                    <pic:cNvPr id="1" name=""/>
+                    <pic:cNvPicPr/>
+                  </pic:nvPicPr>
+                  <pic:blipFill rotWithShape="1">
+                    <a:blip r:embed="rId12"/>
+                    <a:srcRect l="1094" r="579"/>
+                    <a:stretch/>
+                  </pic:blipFill>
+                  <pic:spPr bwMode="auto">
+                    <a:xfrm>
+                      <a:off x="0" y="0"/>
+                      <a:ext cx="3858539" cy="4166892"/>
+                    </a:xfrm>
+                    <a:prstGeom prst="rect">
+                      <a:avLst/>
+                    </a:prstGeom>
+                    <a:ln>
+                      <a:noFill/>
+                    </a:ln>
+                    <a:extLst>
+                      <a:ext uri="{53640926-AAD7-44D8-BBD7-CCE9431645EC}">
+                        <a14:shadowObscured xmlns:a14="http://schemas.microsoft.com/office/drawing/2010/main"/>
+                      </a:ext>
+                    </a:extLst>
+                  </pic:spPr>
+                </pic:pic>
+              </a:graphicData>
+            </a:graphic>
+          </wp:inline>
+        </w:drawing>
+      </w:r>
+    </w:p>
+    <w:p>
+      <w:pPr>
+        <w:shd w:val="clear" w:color="auto" w:fill="FFFFFF"/>
+        <w:spacing w:line="240" w:lineRule="auto"/>
+        <w:ind w:left="720"/>
+        <w:jc w:val="center"/>
+        <w:rPr>
+          <w:rFonts w:ascii="Times New Roman" w:eastAsia="Times New Roman" w:hAnsi="Times New Roman" w:cs="Times New Roman"/>
+          <w:color w:val="262626"/>
+          <w:sz w:val="28"/>
+          <w:szCs w:val="28"/>
+          <w:lang w:val="ru-RU"/>
+        </w:rPr>
+      </w:pPr>
+      <w:r>
+        <w:rPr>
+          <w:rFonts w:ascii="Times New Roman" w:eastAsia="Times New Roman" w:hAnsi="Times New Roman" w:cs="Times New Roman"/>
+          <w:noProof/>
+          <w:color w:val="262626"/>
+          <w:sz w:val="28"/>
+          <w:szCs w:val="28"/>
+          <w:lang w:val="ru-RU"/>
+        </w:rPr>
+        <w:lastRenderedPageBreak/>
+        <w:drawing>
+          <wp:inline distT="0" distB="0" distL="0" distR="0" wp14:anchorId="6C80051D" wp14:editId="780FB9B3">
+            <wp:extent cx="3834827" cy="4005263"/>
+            <wp:effectExtent l="0" t="0" r="0" b="0"/>
+            <wp:docPr id="5" name="Рисунок 5"/>
+            <wp:cNvGraphicFramePr>
+              <a:graphicFrameLocks xmlns:a="http://schemas.openxmlformats.org/drawingml/2006/main" noChangeAspect="1"/>
+            </wp:cNvGraphicFramePr>
+            <a:graphic xmlns:a="http://schemas.openxmlformats.org/drawingml/2006/main">
+              <a:graphicData uri="http://schemas.openxmlformats.org/drawingml/2006/picture">
+                <pic:pic xmlns:pic="http://schemas.openxmlformats.org/drawingml/2006/picture">
+                  <pic:nvPicPr>
+                    <pic:cNvPr id="1" name=""/>
+                    <pic:cNvPicPr/>
+                  </pic:nvPicPr>
+                  <pic:blipFill>
+                    <a:blip r:embed="rId13"/>
+                    <a:stretch>
+                      <a:fillRect/>
+                    </a:stretch>
+                  </pic:blipFill>
+                  <pic:spPr>
+                    <a:xfrm>
+                      <a:off x="0" y="0"/>
+                      <a:ext cx="3863509" cy="4035219"/>
+                    </a:xfrm>
+                    <a:prstGeom prst="rect">
+                      <a:avLst/>
+                    </a:prstGeom>
+                  </pic:spPr>
+                </pic:pic>
+              </a:graphicData>
+            </a:graphic>
+          </wp:inline>
+        </w:drawing>
+      </w:r>
+    </w:p>
+    <w:p>
+      <w:pPr>
+        <w:shd w:val="clear" w:color="auto" w:fill="FFFFFF"/>
+        <w:ind w:left="720"/>
+        <w:jc w:val="center"/>
+        <w:rPr>
+          <w:rFonts w:ascii="Times New Roman" w:eastAsia="Times New Roman" w:hAnsi="Times New Roman" w:cs="Times New Roman"/>
+          <w:color w:val="262626"/>
+          <w:sz w:val="28"/>
+          <w:szCs w:val="28"/>
+          <w:lang w:val="ru-RU"/>
+        </w:rPr>
+      </w:pPr>
+      <w:r>
+        <w:rPr>
+          <w:rFonts w:ascii="Times New Roman" w:eastAsia="Times New Roman" w:hAnsi="Times New Roman" w:cs="Times New Roman"/>
+          <w:noProof/>
+          <w:color w:val="262626"/>
+          <w:sz w:val="28"/>
+          <w:szCs w:val="28"/>
+          <w:lang w:val="ru-RU"/>
+        </w:rPr>
+        <w:drawing>
+          <wp:inline distT="0" distB="0" distL="0" distR="0" wp14:anchorId="35A09A3A" wp14:editId="014EC29C">
+            <wp:extent cx="3912664" cy="3405188"/>
+            <wp:effectExtent l="0" t="0" r="0" b="5080"/>
+            <wp:docPr id="6" name="Рисунок 6"/>
+            <wp:cNvGraphicFramePr>
+              <a:graphicFrameLocks xmlns:a="http://schemas.openxmlformats.org/drawingml/2006/main" noChangeAspect="1"/>
+            </wp:cNvGraphicFramePr>
+            <a:graphic xmlns:a="http://schemas.openxmlformats.org/drawingml/2006/main">
+              <a:graphicData uri="http://schemas.openxmlformats.org/drawingml/2006/picture">
+                <pic:pic xmlns:pic="http://schemas.openxmlformats.org/drawingml/2006/picture">
+                  <pic:nvPicPr>
+                    <pic:cNvPr id="1" name=""/>
+                    <pic:cNvPicPr/>
+                  </pic:nvPicPr>
+                  <pic:blipFill>
+                    <a:blip r:embed="rId14"/>
+                    <a:stretch>
+                      <a:fillRect/>
+                    </a:stretch>
+                  </pic:blipFill>
+                  <pic:spPr>
+                    <a:xfrm>
+                      <a:off x="0" y="0"/>
+                      <a:ext cx="3920353" cy="3411880"/>
+                    </a:xfrm>
+                    <a:prstGeom prst="rect">
+                      <a:avLst/>
+                    </a:prstGeom>
+                  </pic:spPr>
+                </pic:pic>
+              </a:graphicData>
+            </a:graphic>
+          </wp:inline>
+        </w:drawing>
+      </w:r>
+    </w:p>
+    <w:p>
+      <w:pPr>
+        <w:jc w:val="center"/>
+        <w:rPr>
+          <w:rFonts w:ascii="Times New Roman" w:eastAsia="Times New Roman" w:hAnsi="Times New Roman" w:cs="Times New Roman"/>
+          <w:sz w:val="28"/>
+          <w:szCs w:val="28"/>
+        </w:rPr>
+      </w:pPr>
+      <w:r>
+        <w:rPr>
+          <w:rFonts w:ascii="Times New Roman" w:eastAsia="Times New Roman" w:hAnsi="Times New Roman" w:cs="Times New Roman"/>
+          <w:sz w:val="28"/>
+          <w:szCs w:val="28"/>
+        </w:rPr>
+        <w:t xml:space="preserve">Рисунок </w:t>
+      </w:r>
+      <w:r>
+        <w:rPr>
+          <w:rFonts w:ascii="Times New Roman" w:eastAsia="Times New Roman" w:hAnsi="Times New Roman" w:cs="Times New Roman"/>
+          <w:sz w:val="28"/>
+          <w:szCs w:val="28"/>
+          <w:lang w:val="ru-RU"/>
+        </w:rPr>
+        <w:t>4</w:t>
+      </w:r>
+      <w:r>
+        <w:rPr>
+          <w:rFonts w:ascii="Times New Roman" w:eastAsia="Times New Roman" w:hAnsi="Times New Roman" w:cs="Times New Roman"/>
+          <w:sz w:val="28"/>
+          <w:szCs w:val="28"/>
+          <w:lang w:val="ru-RU"/>
+        </w:rPr>
+        <w:t xml:space="preserve"> ‒</w:t>
+      </w:r>
+      <w:r>
+        <w:rPr>
+          <w:rFonts w:ascii="Times New Roman" w:eastAsia="Times New Roman" w:hAnsi="Times New Roman" w:cs="Times New Roman"/>
+          <w:sz w:val="28"/>
+          <w:szCs w:val="28"/>
+        </w:rPr>
+        <w:t xml:space="preserve"> </w:t>
+      </w:r>
+      <w:proofErr w:type="spellStart"/>
+      <w:r>
+        <w:rPr>
+          <w:rFonts w:ascii="Times New Roman" w:eastAsia="Times New Roman" w:hAnsi="Times New Roman" w:cs="Times New Roman"/>
+          <w:sz w:val="28"/>
+          <w:szCs w:val="28"/>
+          <w:lang w:val="ru-RU"/>
+        </w:rPr>
+        <w:t>Formatter</w:t>
+      </w:r>
+      <w:proofErr w:type="spellEnd"/>
+    </w:p>
+    <w:p>
+      <w:pPr>
+        <w:shd w:val="clear" w:color="auto" w:fill="FFFFFF"/>
+        <w:ind w:left="720"/>
+        <w:jc w:val="both"/>
+        <w:rPr>
+          <w:rFonts w:ascii="Times New Roman" w:eastAsia="Times New Roman" w:hAnsi="Times New Roman" w:cs="Times New Roman"/>
+          <w:color w:val="262626"/>
+          <w:sz w:val="28"/>
+          <w:szCs w:val="28"/>
+          <w:lang w:val="ru-RU"/>
+        </w:rPr>
+      </w:pPr>
+    </w:p>
+    <w:p>
+      <w:pPr>
+        <w:pStyle w:val="a7"/>
+        <w:numPr>
+          <w:ilvl w:val="0"/>
+          <w:numId w:val="16"/>
+        </w:numPr>
+        <w:shd w:val="clear" w:color="auto" w:fill="FFFFFF"/>
+        <w:jc w:val="both"/>
+        <w:rPr>
+          <w:rFonts w:ascii="Times New Roman" w:eastAsia="Times New Roman" w:hAnsi="Times New Roman" w:cs="Times New Roman"/>
+          <w:color w:val="262626"/>
+          <w:sz w:val="28"/>
+          <w:szCs w:val="28"/>
+          <w:lang w:val="en-US"/>
+        </w:rPr>
+      </w:pPr>
+      <w:proofErr w:type="spellStart"/>
+      <w:r>
+        <w:rPr>
+          <w:rFonts w:ascii="Times New Roman" w:eastAsia="Times New Roman" w:hAnsi="Times New Roman" w:cs="Times New Roman"/>
+          <w:color w:val="262626"/>
+          <w:sz w:val="28"/>
+          <w:szCs w:val="28"/>
+          <w:lang w:val="en-US"/>
+        </w:rPr>
+        <w:t>split_into_words</w:t>
+      </w:r>
+      <w:proofErr w:type="spellEnd"/>
+      <w:r>
+        <w:rPr>
+          <w:rFonts w:ascii="Times New Roman" w:eastAsia="Times New Roman" w:hAnsi="Times New Roman" w:cs="Times New Roman"/>
+          <w:color w:val="262626"/>
+          <w:sz w:val="28"/>
+          <w:szCs w:val="28"/>
+          <w:lang w:val="en-US"/>
+        </w:rPr>
+        <w:t xml:space="preserve">(text) — </w:t>
+      </w:r>
+      <w:r>
+        <w:rPr>
+          <w:rFonts w:ascii="Times New Roman" w:eastAsia="Times New Roman" w:hAnsi="Times New Roman" w:cs="Times New Roman"/>
+          <w:color w:val="262626"/>
+          <w:sz w:val="28"/>
+          <w:szCs w:val="28"/>
+          <w:lang w:val="ru-RU"/>
+        </w:rPr>
+        <w:t>разбивка</w:t>
+      </w:r>
+      <w:r>
+        <w:rPr>
+          <w:rFonts w:ascii="Times New Roman" w:eastAsia="Times New Roman" w:hAnsi="Times New Roman" w:cs="Times New Roman"/>
+          <w:color w:val="262626"/>
+          <w:sz w:val="28"/>
+          <w:szCs w:val="28"/>
+          <w:lang w:val="en-US"/>
+        </w:rPr>
+        <w:t xml:space="preserve"> </w:t>
+      </w:r>
+      <w:r>
+        <w:rPr>
+          <w:rFonts w:ascii="Times New Roman" w:eastAsia="Times New Roman" w:hAnsi="Times New Roman" w:cs="Times New Roman"/>
+          <w:color w:val="262626"/>
+          <w:sz w:val="28"/>
+          <w:szCs w:val="28"/>
+          <w:lang w:val="ru-RU"/>
+        </w:rPr>
+        <w:t>на</w:t>
+      </w:r>
+      <w:r>
+        <w:rPr>
+          <w:rFonts w:ascii="Times New Roman" w:eastAsia="Times New Roman" w:hAnsi="Times New Roman" w:cs="Times New Roman"/>
+          <w:color w:val="262626"/>
+          <w:sz w:val="28"/>
+          <w:szCs w:val="28"/>
+          <w:lang w:val="en-US"/>
+        </w:rPr>
+        <w:t xml:space="preserve"> </w:t>
+      </w:r>
+      <w:r>
+        <w:rPr>
+          <w:rFonts w:ascii="Times New Roman" w:eastAsia="Times New Roman" w:hAnsi="Times New Roman" w:cs="Times New Roman"/>
+          <w:color w:val="262626"/>
+          <w:sz w:val="28"/>
+          <w:szCs w:val="28"/>
+          <w:lang w:val="ru-RU"/>
+        </w:rPr>
+        <w:t>слова</w:t>
+      </w:r>
+    </w:p>
+    <w:p>
+      <w:pPr>
+        <w:pStyle w:val="a7"/>
+        <w:numPr>
+          <w:ilvl w:val="0"/>
+          <w:numId w:val="16"/>
+        </w:numPr>
+        <w:shd w:val="clear" w:color="auto" w:fill="FFFFFF"/>
+        <w:jc w:val="both"/>
+        <w:rPr>
+          <w:rFonts w:ascii="Times New Roman" w:eastAsia="Times New Roman" w:hAnsi="Times New Roman" w:cs="Times New Roman"/>
+          <w:color w:val="262626"/>
+          <w:sz w:val="28"/>
+          <w:szCs w:val="28"/>
+          <w:lang w:val="ru-RU"/>
+        </w:rPr>
+      </w:pPr>
+      <w:proofErr w:type="spellStart"/>
+      <w:r>
+        <w:rPr>
+          <w:rFonts w:ascii="Times New Roman" w:eastAsia="Times New Roman" w:hAnsi="Times New Roman" w:cs="Times New Roman"/>
+          <w:color w:val="262626"/>
+          <w:sz w:val="28"/>
+          <w:szCs w:val="28"/>
+          <w:lang w:val="ru-RU"/>
+        </w:rPr>
+        <w:lastRenderedPageBreak/>
+        <w:t>split_into_sentences</w:t>
+      </w:r>
+      <w:proofErr w:type="spellEnd"/>
+      <w:r>
+        <w:rPr>
+          <w:rFonts w:ascii="Times New Roman" w:eastAsia="Times New Roman" w:hAnsi="Times New Roman" w:cs="Times New Roman"/>
+          <w:color w:val="262626"/>
+          <w:sz w:val="28"/>
+          <w:szCs w:val="28"/>
+          <w:lang w:val="ru-RU"/>
+        </w:rPr>
+        <w:t>(</w:t>
+      </w:r>
+      <w:proofErr w:type="spellStart"/>
+      <w:r>
+        <w:rPr>
+          <w:rFonts w:ascii="Times New Roman" w:eastAsia="Times New Roman" w:hAnsi="Times New Roman" w:cs="Times New Roman"/>
+          <w:color w:val="262626"/>
+          <w:sz w:val="28"/>
+          <w:szCs w:val="28"/>
+          <w:lang w:val="ru-RU"/>
+        </w:rPr>
+        <w:t>text</w:t>
+      </w:r>
+      <w:proofErr w:type="spellEnd"/>
+      <w:r>
+        <w:rPr>
+          <w:rFonts w:ascii="Times New Roman" w:eastAsia="Times New Roman" w:hAnsi="Times New Roman" w:cs="Times New Roman"/>
+          <w:color w:val="262626"/>
+          <w:sz w:val="28"/>
+          <w:szCs w:val="28"/>
+          <w:lang w:val="ru-RU"/>
+        </w:rPr>
+        <w:t>) — разбивка на предложения</w:t>
+      </w:r>
+    </w:p>
+    <w:p>
+      <w:pPr>
+        <w:pStyle w:val="a7"/>
+        <w:numPr>
+          <w:ilvl w:val="0"/>
+          <w:numId w:val="16"/>
+        </w:numPr>
+        <w:shd w:val="clear" w:color="auto" w:fill="FFFFFF"/>
+        <w:jc w:val="both"/>
+        <w:rPr>
+          <w:rFonts w:ascii="Times New Roman" w:eastAsia="Times New Roman" w:hAnsi="Times New Roman" w:cs="Times New Roman"/>
+          <w:color w:val="262626"/>
+          <w:sz w:val="28"/>
+          <w:szCs w:val="28"/>
+          <w:lang w:val="en-US"/>
+        </w:rPr>
+      </w:pPr>
+      <w:proofErr w:type="spellStart"/>
+      <w:r>
+        <w:rPr>
+          <w:rFonts w:ascii="Times New Roman" w:eastAsia="Times New Roman" w:hAnsi="Times New Roman" w:cs="Times New Roman"/>
+          <w:color w:val="262626"/>
+          <w:sz w:val="28"/>
+          <w:szCs w:val="28"/>
+          <w:lang w:val="en-US"/>
+        </w:rPr>
+        <w:t>split_into_paragraphs</w:t>
+      </w:r>
+      <w:proofErr w:type="spellEnd"/>
+      <w:r>
+        <w:rPr>
+          <w:rFonts w:ascii="Times New Roman" w:eastAsia="Times New Roman" w:hAnsi="Times New Roman" w:cs="Times New Roman"/>
+          <w:color w:val="262626"/>
+          <w:sz w:val="28"/>
+          <w:szCs w:val="28"/>
+          <w:lang w:val="en-US"/>
+        </w:rPr>
+        <w:t xml:space="preserve">(text) — </w:t>
+      </w:r>
+      <w:r>
+        <w:rPr>
+          <w:rFonts w:ascii="Times New Roman" w:eastAsia="Times New Roman" w:hAnsi="Times New Roman" w:cs="Times New Roman"/>
+          <w:color w:val="262626"/>
+          <w:sz w:val="28"/>
+          <w:szCs w:val="28"/>
+          <w:lang w:val="ru-RU"/>
+        </w:rPr>
+        <w:t>разбивка</w:t>
+      </w:r>
+      <w:r>
+        <w:rPr>
+          <w:rFonts w:ascii="Times New Roman" w:eastAsia="Times New Roman" w:hAnsi="Times New Roman" w:cs="Times New Roman"/>
+          <w:color w:val="262626"/>
+          <w:sz w:val="28"/>
+          <w:szCs w:val="28"/>
+          <w:lang w:val="en-US"/>
+        </w:rPr>
+        <w:t xml:space="preserve"> </w:t>
+      </w:r>
+      <w:r>
+        <w:rPr>
+          <w:rFonts w:ascii="Times New Roman" w:eastAsia="Times New Roman" w:hAnsi="Times New Roman" w:cs="Times New Roman"/>
+          <w:color w:val="262626"/>
+          <w:sz w:val="28"/>
+          <w:szCs w:val="28"/>
+          <w:lang w:val="ru-RU"/>
+        </w:rPr>
+        <w:t>на</w:t>
+      </w:r>
+      <w:r>
+        <w:rPr>
+          <w:rFonts w:ascii="Times New Roman" w:eastAsia="Times New Roman" w:hAnsi="Times New Roman" w:cs="Times New Roman"/>
+          <w:color w:val="262626"/>
+          <w:sz w:val="28"/>
+          <w:szCs w:val="28"/>
+          <w:lang w:val="en-US"/>
+        </w:rPr>
+        <w:t xml:space="preserve"> </w:t>
+      </w:r>
+      <w:r>
+        <w:rPr>
+          <w:rFonts w:ascii="Times New Roman" w:eastAsia="Times New Roman" w:hAnsi="Times New Roman" w:cs="Times New Roman"/>
+          <w:color w:val="262626"/>
+          <w:sz w:val="28"/>
+          <w:szCs w:val="28"/>
+          <w:lang w:val="ru-RU"/>
+        </w:rPr>
+        <w:t>абзацы</w:t>
+      </w:r>
+    </w:p>
+    <w:p>
+      <w:pPr>
+        <w:pStyle w:val="a7"/>
+        <w:numPr>
+          <w:ilvl w:val="0"/>
+          <w:numId w:val="16"/>
+        </w:numPr>
+        <w:shd w:val="clear" w:color="auto" w:fill="FFFFFF"/>
+        <w:jc w:val="both"/>
+        <w:rPr>
+          <w:rFonts w:ascii="Times New Roman" w:eastAsia="Times New Roman" w:hAnsi="Times New Roman" w:cs="Times New Roman"/>
+          <w:color w:val="262626"/>
+          <w:sz w:val="28"/>
+          <w:szCs w:val="28"/>
+          <w:lang w:val="en-US"/>
+        </w:rPr>
+      </w:pPr>
+      <w:proofErr w:type="spellStart"/>
+      <w:r>
+        <w:rPr>
+          <w:rFonts w:ascii="Times New Roman" w:eastAsia="Times New Roman" w:hAnsi="Times New Roman" w:cs="Times New Roman"/>
+          <w:color w:val="262626"/>
+          <w:sz w:val="28"/>
+          <w:szCs w:val="28"/>
+          <w:lang w:val="en-US"/>
+        </w:rPr>
+        <w:t>wrap_</w:t>
+      </w:r>
+      <w:proofErr w:type="gramStart"/>
+      <w:r>
+        <w:rPr>
+          <w:rFonts w:ascii="Times New Roman" w:eastAsia="Times New Roman" w:hAnsi="Times New Roman" w:cs="Times New Roman"/>
+          <w:color w:val="262626"/>
+          <w:sz w:val="28"/>
+          <w:szCs w:val="28"/>
+          <w:lang w:val="en-US"/>
+        </w:rPr>
+        <w:t>line</w:t>
+      </w:r>
+      <w:proofErr w:type="spellEnd"/>
+      <w:r>
+        <w:rPr>
+          <w:rFonts w:ascii="Times New Roman" w:eastAsia="Times New Roman" w:hAnsi="Times New Roman" w:cs="Times New Roman"/>
+          <w:color w:val="262626"/>
+          <w:sz w:val="28"/>
+          <w:szCs w:val="28"/>
+          <w:lang w:val="en-US"/>
+        </w:rPr>
+        <w:t>(</w:t>
+      </w:r>
+      <w:proofErr w:type="gramEnd"/>
+      <w:r>
+        <w:rPr>
+          <w:rFonts w:ascii="Times New Roman" w:eastAsia="Times New Roman" w:hAnsi="Times New Roman" w:cs="Times New Roman"/>
+          <w:color w:val="262626"/>
+          <w:sz w:val="28"/>
+          <w:szCs w:val="28"/>
+          <w:lang w:val="en-US"/>
+        </w:rPr>
+        <w:t xml:space="preserve">words, </w:t>
+      </w:r>
+      <w:proofErr w:type="spellStart"/>
+      <w:r>
+        <w:rPr>
+          <w:rFonts w:ascii="Times New Roman" w:eastAsia="Times New Roman" w:hAnsi="Times New Roman" w:cs="Times New Roman"/>
+          <w:color w:val="262626"/>
+          <w:sz w:val="28"/>
+          <w:szCs w:val="28"/>
+          <w:lang w:val="en-US"/>
+        </w:rPr>
+        <w:t>max_width</w:t>
+      </w:r>
+      <w:proofErr w:type="spellEnd"/>
+      <w:r>
+        <w:rPr>
+          <w:rFonts w:ascii="Times New Roman" w:eastAsia="Times New Roman" w:hAnsi="Times New Roman" w:cs="Times New Roman"/>
+          <w:color w:val="262626"/>
+          <w:sz w:val="28"/>
+          <w:szCs w:val="28"/>
+          <w:lang w:val="en-US"/>
+        </w:rPr>
+        <w:t xml:space="preserve">) — </w:t>
+      </w:r>
+      <w:r>
+        <w:rPr>
+          <w:rFonts w:ascii="Times New Roman" w:eastAsia="Times New Roman" w:hAnsi="Times New Roman" w:cs="Times New Roman"/>
+          <w:color w:val="262626"/>
+          <w:sz w:val="28"/>
+          <w:szCs w:val="28"/>
+          <w:lang w:val="ru-RU"/>
+        </w:rPr>
+        <w:t>перенос</w:t>
+      </w:r>
+      <w:r>
+        <w:rPr>
+          <w:rFonts w:ascii="Times New Roman" w:eastAsia="Times New Roman" w:hAnsi="Times New Roman" w:cs="Times New Roman"/>
+          <w:color w:val="262626"/>
+          <w:sz w:val="28"/>
+          <w:szCs w:val="28"/>
+          <w:lang w:val="en-US"/>
+        </w:rPr>
+        <w:t xml:space="preserve"> </w:t>
+      </w:r>
+      <w:r>
+        <w:rPr>
+          <w:rFonts w:ascii="Times New Roman" w:eastAsia="Times New Roman" w:hAnsi="Times New Roman" w:cs="Times New Roman"/>
+          <w:color w:val="262626"/>
+          <w:sz w:val="28"/>
+          <w:szCs w:val="28"/>
+          <w:lang w:val="ru-RU"/>
+        </w:rPr>
+        <w:t>строки</w:t>
+      </w:r>
+    </w:p>
+    <w:p>
+      <w:pPr>
+        <w:pStyle w:val="a7"/>
+        <w:numPr>
+          <w:ilvl w:val="0"/>
+          <w:numId w:val="16"/>
+        </w:numPr>
+        <w:shd w:val="clear" w:color="auto" w:fill="FFFFFF"/>
+        <w:jc w:val="both"/>
+        <w:rPr>
+          <w:rFonts w:ascii="Times New Roman" w:eastAsia="Times New Roman" w:hAnsi="Times New Roman" w:cs="Times New Roman"/>
+          <w:color w:val="262626"/>
+          <w:sz w:val="28"/>
+          <w:szCs w:val="28"/>
+          <w:lang w:val="en-US"/>
+        </w:rPr>
+      </w:pPr>
+      <w:proofErr w:type="spellStart"/>
+      <w:r>
+        <w:rPr>
+          <w:rFonts w:ascii="Times New Roman" w:eastAsia="Times New Roman" w:hAnsi="Times New Roman" w:cs="Times New Roman"/>
+          <w:color w:val="262626"/>
+          <w:sz w:val="28"/>
+          <w:szCs w:val="28"/>
+          <w:lang w:val="en-US"/>
+        </w:rPr>
+        <w:t>format_</w:t>
+      </w:r>
+      <w:proofErr w:type="gramStart"/>
+      <w:r>
+        <w:rPr>
+          <w:rFonts w:ascii="Times New Roman" w:eastAsia="Times New Roman" w:hAnsi="Times New Roman" w:cs="Times New Roman"/>
+          <w:color w:val="262626"/>
+          <w:sz w:val="28"/>
+          <w:szCs w:val="28"/>
+          <w:lang w:val="en-US"/>
+        </w:rPr>
+        <w:t>paragraph</w:t>
+      </w:r>
+      <w:proofErr w:type="spellEnd"/>
+      <w:r>
+        <w:rPr>
+          <w:rFonts w:ascii="Times New Roman" w:eastAsia="Times New Roman" w:hAnsi="Times New Roman" w:cs="Times New Roman"/>
+          <w:color w:val="262626"/>
+          <w:sz w:val="28"/>
+          <w:szCs w:val="28"/>
+          <w:lang w:val="en-US"/>
+        </w:rPr>
+        <w:t>(</w:t>
+      </w:r>
+      <w:proofErr w:type="gramEnd"/>
+      <w:r>
+        <w:rPr>
+          <w:rFonts w:ascii="Times New Roman" w:eastAsia="Times New Roman" w:hAnsi="Times New Roman" w:cs="Times New Roman"/>
+          <w:color w:val="262626"/>
+          <w:sz w:val="28"/>
+          <w:szCs w:val="28"/>
+          <w:lang w:val="en-US"/>
+        </w:rPr>
+        <w:t xml:space="preserve">paragraph, indent) — </w:t>
+      </w:r>
+      <w:r>
+        <w:rPr>
+          <w:rFonts w:ascii="Times New Roman" w:eastAsia="Times New Roman" w:hAnsi="Times New Roman" w:cs="Times New Roman"/>
+          <w:color w:val="262626"/>
+          <w:sz w:val="28"/>
+          <w:szCs w:val="28"/>
+          <w:lang w:val="ru-RU"/>
+        </w:rPr>
+        <w:t>форматирование</w:t>
+      </w:r>
+      <w:r>
+        <w:rPr>
+          <w:rFonts w:ascii="Times New Roman" w:eastAsia="Times New Roman" w:hAnsi="Times New Roman" w:cs="Times New Roman"/>
+          <w:color w:val="262626"/>
+          <w:sz w:val="28"/>
+          <w:szCs w:val="28"/>
+          <w:lang w:val="en-US"/>
+        </w:rPr>
+        <w:t xml:space="preserve"> </w:t>
+      </w:r>
+      <w:r>
+        <w:rPr>
+          <w:rFonts w:ascii="Times New Roman" w:eastAsia="Times New Roman" w:hAnsi="Times New Roman" w:cs="Times New Roman"/>
+          <w:color w:val="262626"/>
+          <w:sz w:val="28"/>
+          <w:szCs w:val="28"/>
+          <w:lang w:val="ru-RU"/>
+        </w:rPr>
+        <w:t>абзаца</w:t>
+      </w:r>
+    </w:p>
+    <w:p>
+      <w:pPr>
+        <w:pStyle w:val="a7"/>
+        <w:numPr>
+          <w:ilvl w:val="0"/>
+          <w:numId w:val="16"/>
+        </w:numPr>
+        <w:shd w:val="clear" w:color="auto" w:fill="FFFFFF"/>
+        <w:jc w:val="both"/>
+        <w:rPr>
+          <w:rFonts w:ascii="Times New Roman" w:eastAsia="Times New Roman" w:hAnsi="Times New Roman" w:cs="Times New Roman"/>
+          <w:color w:val="262626"/>
+          <w:sz w:val="28"/>
+          <w:szCs w:val="28"/>
+          <w:lang w:val="ru-RU"/>
+        </w:rPr>
+      </w:pPr>
+      <w:proofErr w:type="spellStart"/>
+      <w:r>
+        <w:rPr>
+          <w:rFonts w:ascii="Times New Roman" w:eastAsia="Times New Roman" w:hAnsi="Times New Roman" w:cs="Times New Roman"/>
+          <w:color w:val="262626"/>
+          <w:sz w:val="28"/>
+          <w:szCs w:val="28"/>
+          <w:lang w:val="ru-RU"/>
+        </w:rPr>
+        <w:t>format_</w:t>
+      </w:r>
+      <w:proofErr w:type="gramStart"/>
+      <w:r>
+        <w:rPr>
+          <w:rFonts w:ascii="Times New Roman" w:eastAsia="Times New Roman" w:hAnsi="Times New Roman" w:cs="Times New Roman"/>
+          <w:color w:val="262626"/>
+          <w:sz w:val="28"/>
+          <w:szCs w:val="28"/>
+          <w:lang w:val="ru-RU"/>
+        </w:rPr>
+        <w:t>document</w:t>
+      </w:r>
+      <w:proofErr w:type="spellEnd"/>
+      <w:r>
+        <w:rPr>
+          <w:rFonts w:ascii="Times New Roman" w:eastAsia="Times New Roman" w:hAnsi="Times New Roman" w:cs="Times New Roman"/>
+          <w:color w:val="262626"/>
+          <w:sz w:val="28"/>
+          <w:szCs w:val="28"/>
+          <w:lang w:val="ru-RU"/>
+        </w:rPr>
+        <w:t>(</w:t>
+      </w:r>
+      <w:proofErr w:type="spellStart"/>
+      <w:proofErr w:type="gramEnd"/>
+      <w:r>
+        <w:rPr>
+          <w:rFonts w:ascii="Times New Roman" w:eastAsia="Times New Roman" w:hAnsi="Times New Roman" w:cs="Times New Roman"/>
+          <w:color w:val="262626"/>
+          <w:sz w:val="28"/>
+          <w:szCs w:val="28"/>
+          <w:lang w:val="ru-RU"/>
+        </w:rPr>
+        <w:t>text</w:t>
+      </w:r>
+      <w:proofErr w:type="spellEnd"/>
+      <w:r>
+        <w:rPr>
+          <w:rFonts w:ascii="Times New Roman" w:eastAsia="Times New Roman" w:hAnsi="Times New Roman" w:cs="Times New Roman"/>
+          <w:color w:val="262626"/>
+          <w:sz w:val="28"/>
+          <w:szCs w:val="28"/>
+          <w:lang w:val="ru-RU"/>
+        </w:rPr>
+        <w:t xml:space="preserve">, </w:t>
+      </w:r>
+      <w:proofErr w:type="spellStart"/>
+      <w:r>
+        <w:rPr>
+          <w:rFonts w:ascii="Times New Roman" w:eastAsia="Times New Roman" w:hAnsi="Times New Roman" w:cs="Times New Roman"/>
+          <w:color w:val="262626"/>
+          <w:sz w:val="28"/>
+          <w:szCs w:val="28"/>
+          <w:lang w:val="ru-RU"/>
+        </w:rPr>
+        <w:t>title</w:t>
+      </w:r>
+      <w:proofErr w:type="spellEnd"/>
+      <w:r>
+        <w:rPr>
+          <w:rFonts w:ascii="Times New Roman" w:eastAsia="Times New Roman" w:hAnsi="Times New Roman" w:cs="Times New Roman"/>
+          <w:color w:val="262626"/>
+          <w:sz w:val="28"/>
+          <w:szCs w:val="28"/>
+          <w:lang w:val="ru-RU"/>
+        </w:rPr>
+        <w:t>) — форматирование документа</w:t>
+      </w:r>
+    </w:p>
+    <w:p>
+      <w:pPr>
+        <w:pStyle w:val="a7"/>
+        <w:numPr>
+          <w:ilvl w:val="0"/>
+          <w:numId w:val="16"/>
+        </w:numPr>
+        <w:shd w:val="clear" w:color="auto" w:fill="FFFFFF"/>
+        <w:jc w:val="both"/>
+        <w:rPr>
+          <w:rFonts w:ascii="Times New Roman" w:eastAsia="Times New Roman" w:hAnsi="Times New Roman" w:cs="Times New Roman"/>
+          <w:color w:val="262626"/>
+          <w:sz w:val="28"/>
+          <w:szCs w:val="28"/>
+          <w:lang w:val="ru-RU"/>
+        </w:rPr>
+      </w:pPr>
+      <w:proofErr w:type="spellStart"/>
+      <w:r>
+        <w:rPr>
+          <w:rFonts w:ascii="Times New Roman" w:eastAsia="Times New Roman" w:hAnsi="Times New Roman" w:cs="Times New Roman"/>
+          <w:color w:val="262626"/>
+          <w:sz w:val="28"/>
+          <w:szCs w:val="28"/>
+          <w:lang w:val="ru-RU"/>
+        </w:rPr>
+        <w:t>format_table</w:t>
+      </w:r>
+      <w:proofErr w:type="spellEnd"/>
+      <w:r>
+        <w:rPr>
+          <w:rFonts w:ascii="Times New Roman" w:eastAsia="Times New Roman" w:hAnsi="Times New Roman" w:cs="Times New Roman"/>
+          <w:color w:val="262626"/>
+          <w:sz w:val="28"/>
+          <w:szCs w:val="28"/>
+          <w:lang w:val="ru-RU"/>
+        </w:rPr>
+        <w:t>(</w:t>
+      </w:r>
+      <w:proofErr w:type="spellStart"/>
+      <w:r>
+        <w:rPr>
+          <w:rFonts w:ascii="Times New Roman" w:eastAsia="Times New Roman" w:hAnsi="Times New Roman" w:cs="Times New Roman"/>
+          <w:color w:val="262626"/>
+          <w:sz w:val="28"/>
+          <w:szCs w:val="28"/>
+          <w:lang w:val="ru-RU"/>
+        </w:rPr>
+        <w:t>table</w:t>
+      </w:r>
+      <w:proofErr w:type="spellEnd"/>
+      <w:r>
+        <w:rPr>
+          <w:rFonts w:ascii="Times New Roman" w:eastAsia="Times New Roman" w:hAnsi="Times New Roman" w:cs="Times New Roman"/>
+          <w:color w:val="262626"/>
+          <w:sz w:val="28"/>
+          <w:szCs w:val="28"/>
+          <w:lang w:val="ru-RU"/>
+        </w:rPr>
+        <w:t>) — форматирование таблицы</w:t>
+      </w:r>
+    </w:p>
+    <w:p>
+      <w:pPr>
+        <w:shd w:val="clear" w:color="auto" w:fill="FFFFFF"/>
+        <w:jc w:val="both"/>
+        <w:rPr>
+          <w:rFonts w:ascii="Times New Roman" w:eastAsia="Times New Roman" w:hAnsi="Times New Roman" w:cs="Times New Roman"/>
+          <w:color w:val="262626"/>
+          <w:sz w:val="28"/>
+          <w:szCs w:val="28"/>
+          <w:lang w:val="ru-RU"/>
+        </w:rPr>
+      </w:pPr>
+    </w:p>
+    <w:p>
+      <w:pPr>
+        <w:shd w:val="clear" w:color="auto" w:fill="FFFFFF"/>
+        <w:ind w:firstLine="720"/>
+        <w:jc w:val="both"/>
+        <w:rPr>
+          <w:rFonts w:ascii="Times New Roman" w:eastAsia="Times New Roman" w:hAnsi="Times New Roman" w:cs="Times New Roman"/>
+          <w:color w:val="262626"/>
+          <w:sz w:val="28"/>
+          <w:szCs w:val="28"/>
+          <w:lang w:val="ru-RU"/>
+        </w:rPr>
+      </w:pPr>
+      <w:r>
+        <w:rPr>
+          <w:rFonts w:ascii="Times New Roman" w:eastAsia="Times New Roman" w:hAnsi="Times New Roman" w:cs="Times New Roman"/>
+          <w:color w:val="262626"/>
+          <w:sz w:val="28"/>
+          <w:szCs w:val="28"/>
+          <w:lang w:val="ru-RU"/>
+        </w:rPr>
+        <w:t xml:space="preserve">Класс </w:t>
+      </w:r>
+      <w:proofErr w:type="spellStart"/>
+      <w:r>
+        <w:rPr>
+          <w:rFonts w:ascii="Times New Roman" w:eastAsia="Times New Roman" w:hAnsi="Times New Roman" w:cs="Times New Roman"/>
+          <w:b/>
+          <w:bCs/>
+          <w:color w:val="262626"/>
+          <w:sz w:val="28"/>
+          <w:szCs w:val="28"/>
+          <w:lang w:val="ru-RU"/>
+        </w:rPr>
+        <w:t>Typesetter</w:t>
+      </w:r>
+      <w:proofErr w:type="spellEnd"/>
+      <w:r>
+        <w:rPr>
+          <w:rFonts w:ascii="Times New Roman" w:eastAsia="Times New Roman" w:hAnsi="Times New Roman" w:cs="Times New Roman"/>
+          <w:color w:val="262626"/>
+          <w:sz w:val="28"/>
+          <w:szCs w:val="28"/>
+          <w:lang w:val="ru-RU"/>
+        </w:rPr>
+        <w:t xml:space="preserve"> (Наборщик).</w:t>
+      </w:r>
+    </w:p>
+    <w:p>
+      <w:pPr>
+        <w:shd w:val="clear" w:color="auto" w:fill="FFFFFF"/>
+        <w:ind w:firstLine="720"/>
+        <w:jc w:val="both"/>
+        <w:rPr>
+          <w:rFonts w:ascii="Times New Roman" w:eastAsia="Times New Roman" w:hAnsi="Times New Roman" w:cs="Times New Roman"/>
+          <w:color w:val="262626"/>
+          <w:sz w:val="28"/>
+          <w:szCs w:val="28"/>
+          <w:lang w:val="ru-RU"/>
+        </w:rPr>
+      </w:pPr>
+    </w:p>
+    <w:p>
+      <w:pPr>
+        <w:shd w:val="clear" w:color="auto" w:fill="FFFFFF"/>
+        <w:ind w:firstLine="720"/>
+        <w:jc w:val="center"/>
+        <w:rPr>
+          <w:rFonts w:ascii="Times New Roman" w:eastAsia="Times New Roman" w:hAnsi="Times New Roman" w:cs="Times New Roman"/>
+          <w:color w:val="262626"/>
+          <w:sz w:val="28"/>
+          <w:szCs w:val="28"/>
+          <w:lang w:val="ru-RU"/>
+        </w:rPr>
+      </w:pPr>
+      <w:r>
+        <w:rPr>
+          <w:rFonts w:ascii="Times New Roman" w:eastAsia="Times New Roman" w:hAnsi="Times New Roman" w:cs="Times New Roman"/>
+          <w:noProof/>
+          <w:color w:val="262626"/>
+          <w:sz w:val="28"/>
+          <w:szCs w:val="28"/>
+          <w:lang w:val="ru-RU"/>
+        </w:rPr>
+        <w:drawing>
+          <wp:inline distT="0" distB="0" distL="0" distR="0" wp14:anchorId="109CDE56" wp14:editId="4F360FF2">
+            <wp:extent cx="3376612" cy="3863263"/>
+            <wp:effectExtent l="0" t="0" r="0" b="4445"/>
+            <wp:docPr id="3" name="Рисунок 3"/>
+            <wp:cNvGraphicFramePr>
+              <a:graphicFrameLocks xmlns:a="http://schemas.openxmlformats.org/drawingml/2006/main" noChangeAspect="1"/>
+            </wp:cNvGraphicFramePr>
+            <a:graphic xmlns:a="http://schemas.openxmlformats.org/drawingml/2006/main">
+              <a:graphicData uri="http://schemas.openxmlformats.org/drawingml/2006/picture">
+                <pic:pic xmlns:pic="http://schemas.openxmlformats.org/drawingml/2006/picture">
+                  <pic:nvPicPr>
+                    <pic:cNvPr id="1" name=""/>
+                    <pic:cNvPicPr/>
+                  </pic:nvPicPr>
+                  <pic:blipFill>
+                    <a:blip r:embed="rId15"/>
+                    <a:stretch>
+                      <a:fillRect/>
+                    </a:stretch>
+                  </pic:blipFill>
+                  <pic:spPr>
+                    <a:xfrm>
+                      <a:off x="0" y="0"/>
+                      <a:ext cx="3378900" cy="3865880"/>
+                    </a:xfrm>
+                    <a:prstGeom prst="rect">
+                      <a:avLst/>
+                    </a:prstGeom>
+                  </pic:spPr>
+                </pic:pic>
+              </a:graphicData>
+            </a:graphic>
+          </wp:inline>
+        </w:drawing>
+      </w:r>
+    </w:p>
+    <w:p>
+      <w:pPr>
+        <w:jc w:val="center"/>
+        <w:rPr>
+          <w:rFonts w:ascii="Times New Roman" w:eastAsia="Times New Roman" w:hAnsi="Times New Roman" w:cs="Times New Roman"/>
+          <w:sz w:val="28"/>
+          <w:szCs w:val="28"/>
+        </w:rPr>
+      </w:pPr>
+      <w:bookmarkStart w:id="5" w:name="_Hlk227163282"/>
+      <w:r>
+        <w:rPr>
+          <w:rFonts w:ascii="Times New Roman" w:eastAsia="Times New Roman" w:hAnsi="Times New Roman" w:cs="Times New Roman"/>
+          <w:sz w:val="28"/>
+          <w:szCs w:val="28"/>
+        </w:rPr>
+        <w:t xml:space="preserve">Рисунок </w:t>
+      </w:r>
+      <w:r>
+        <w:rPr>
+          <w:rFonts w:ascii="Times New Roman" w:eastAsia="Times New Roman" w:hAnsi="Times New Roman" w:cs="Times New Roman"/>
+          <w:sz w:val="28"/>
+          <w:szCs w:val="28"/>
+          <w:lang w:val="ru-RU"/>
+        </w:rPr>
+        <w:t>5</w:t>
+      </w:r>
+      <w:r>
+        <w:rPr>
+          <w:rFonts w:ascii="Times New Roman" w:eastAsia="Times New Roman" w:hAnsi="Times New Roman" w:cs="Times New Roman"/>
+          <w:sz w:val="28"/>
+          <w:szCs w:val="28"/>
+          <w:lang w:val="ru-RU"/>
+        </w:rPr>
+        <w:t xml:space="preserve"> ‒</w:t>
+      </w:r>
+      <w:r>
+        <w:rPr>
+          <w:rFonts w:ascii="Times New Roman" w:eastAsia="Times New Roman" w:hAnsi="Times New Roman" w:cs="Times New Roman"/>
+          <w:sz w:val="28"/>
+          <w:szCs w:val="28"/>
+        </w:rPr>
+        <w:t xml:space="preserve"> </w:t>
+      </w:r>
+      <w:proofErr w:type="spellStart"/>
+      <w:r>
+        <w:rPr>
+          <w:rFonts w:ascii="Times New Roman" w:eastAsia="Times New Roman" w:hAnsi="Times New Roman" w:cs="Times New Roman"/>
+          <w:sz w:val="28"/>
+          <w:szCs w:val="28"/>
+          <w:lang w:val="ru-RU"/>
+        </w:rPr>
+        <w:t>Typesetter</w:t>
+      </w:r>
+      <w:proofErr w:type="spellEnd"/>
+    </w:p>
+    <w:bookmarkEnd w:id="5"/>
+    <w:p>
+      <w:pPr>
+        <w:shd w:val="clear" w:color="auto" w:fill="FFFFFF"/>
+        <w:ind w:firstLine="720"/>
+        <w:jc w:val="both"/>
+        <w:rPr>
+          <w:rFonts w:ascii="Times New Roman" w:eastAsia="Times New Roman" w:hAnsi="Times New Roman" w:cs="Times New Roman"/>
+          <w:color w:val="262626"/>
+          <w:sz w:val="28"/>
+          <w:szCs w:val="28"/>
+          <w:lang w:val="ru-RU"/>
+        </w:rPr>
+      </w:pPr>
+    </w:p>
+    <w:p>
+      <w:pPr>
+        <w:pStyle w:val="a7"/>
+        <w:numPr>
+          <w:ilvl w:val="0"/>
+          <w:numId w:val="17"/>
+        </w:numPr>
+        <w:shd w:val="clear" w:color="auto" w:fill="FFFFFF"/>
+        <w:jc w:val="both"/>
+        <w:rPr>
+          <w:rFonts w:ascii="Times New Roman" w:eastAsia="Times New Roman" w:hAnsi="Times New Roman" w:cs="Times New Roman"/>
+          <w:color w:val="262626"/>
+          <w:sz w:val="28"/>
+          <w:szCs w:val="28"/>
+          <w:lang w:val="en-US"/>
+        </w:rPr>
+      </w:pPr>
+      <w:proofErr w:type="spellStart"/>
+      <w:r>
+        <w:rPr>
+          <w:rFonts w:ascii="Times New Roman" w:eastAsia="Times New Roman" w:hAnsi="Times New Roman" w:cs="Times New Roman"/>
+          <w:color w:val="262626"/>
+          <w:sz w:val="28"/>
+          <w:szCs w:val="28"/>
+          <w:lang w:val="en-US"/>
+        </w:rPr>
+        <w:t>get_print_commands</w:t>
+      </w:r>
+      <w:proofErr w:type="spellEnd"/>
+      <w:r>
+        <w:rPr>
+          <w:rFonts w:ascii="Times New Roman" w:eastAsia="Times New Roman" w:hAnsi="Times New Roman" w:cs="Times New Roman"/>
+          <w:color w:val="262626"/>
+          <w:sz w:val="28"/>
+          <w:szCs w:val="28"/>
+          <w:lang w:val="en-US"/>
+        </w:rPr>
+        <w:t>(</w:t>
+      </w:r>
+      <w:proofErr w:type="spellStart"/>
+      <w:r>
+        <w:rPr>
+          <w:rFonts w:ascii="Times New Roman" w:eastAsia="Times New Roman" w:hAnsi="Times New Roman" w:cs="Times New Roman"/>
+          <w:color w:val="262626"/>
+          <w:sz w:val="28"/>
+          <w:szCs w:val="28"/>
+          <w:lang w:val="en-US"/>
+        </w:rPr>
+        <w:t>formatted_text</w:t>
+      </w:r>
+      <w:proofErr w:type="spellEnd"/>
+      <w:r>
+        <w:rPr>
+          <w:rFonts w:ascii="Times New Roman" w:eastAsia="Times New Roman" w:hAnsi="Times New Roman" w:cs="Times New Roman"/>
+          <w:color w:val="262626"/>
+          <w:sz w:val="28"/>
+          <w:szCs w:val="28"/>
+          <w:lang w:val="en-US"/>
+        </w:rPr>
+        <w:t xml:space="preserve">) — </w:t>
+      </w:r>
+      <w:r>
+        <w:rPr>
+          <w:rFonts w:ascii="Times New Roman" w:eastAsia="Times New Roman" w:hAnsi="Times New Roman" w:cs="Times New Roman"/>
+          <w:color w:val="262626"/>
+          <w:sz w:val="28"/>
+          <w:szCs w:val="28"/>
+          <w:lang w:val="ru-RU"/>
+        </w:rPr>
+        <w:t>генерация</w:t>
+      </w:r>
+      <w:r>
+        <w:rPr>
+          <w:rFonts w:ascii="Times New Roman" w:eastAsia="Times New Roman" w:hAnsi="Times New Roman" w:cs="Times New Roman"/>
+          <w:color w:val="262626"/>
+          <w:sz w:val="28"/>
+          <w:szCs w:val="28"/>
+          <w:lang w:val="en-US"/>
+        </w:rPr>
+        <w:t xml:space="preserve"> </w:t>
+      </w:r>
+      <w:r>
+        <w:rPr>
+          <w:rFonts w:ascii="Times New Roman" w:eastAsia="Times New Roman" w:hAnsi="Times New Roman" w:cs="Times New Roman"/>
+          <w:color w:val="262626"/>
+          <w:sz w:val="28"/>
+          <w:szCs w:val="28"/>
+          <w:lang w:val="ru-RU"/>
+        </w:rPr>
+        <w:t>команд</w:t>
+      </w:r>
+      <w:r>
+        <w:rPr>
+          <w:rFonts w:ascii="Times New Roman" w:eastAsia="Times New Roman" w:hAnsi="Times New Roman" w:cs="Times New Roman"/>
+          <w:color w:val="262626"/>
+          <w:sz w:val="28"/>
+          <w:szCs w:val="28"/>
+          <w:lang w:val="en-US"/>
+        </w:rPr>
+        <w:t xml:space="preserve"> </w:t>
+      </w:r>
+      <w:r>
+        <w:rPr>
+          <w:rFonts w:ascii="Times New Roman" w:eastAsia="Times New Roman" w:hAnsi="Times New Roman" w:cs="Times New Roman"/>
+          <w:color w:val="262626"/>
+          <w:sz w:val="28"/>
+          <w:szCs w:val="28"/>
+          <w:lang w:val="ru-RU"/>
+        </w:rPr>
+        <w:t>печати</w:t>
+      </w:r>
+    </w:p>
+    <w:p>
+      <w:pPr>
+        <w:pStyle w:val="a7"/>
+        <w:numPr>
+          <w:ilvl w:val="0"/>
+          <w:numId w:val="17"/>
+        </w:numPr>
+        <w:shd w:val="clear" w:color="auto" w:fill="FFFFFF"/>
+        <w:jc w:val="both"/>
+        <w:rPr>
+          <w:rFonts w:ascii="Times New Roman" w:eastAsia="Times New Roman" w:hAnsi="Times New Roman" w:cs="Times New Roman"/>
+          <w:color w:val="262626"/>
+          <w:sz w:val="28"/>
+          <w:szCs w:val="28"/>
+          <w:lang w:val="en-US"/>
+        </w:rPr>
+      </w:pPr>
+      <w:proofErr w:type="spellStart"/>
+      <w:r>
+        <w:rPr>
+          <w:rFonts w:ascii="Times New Roman" w:eastAsia="Times New Roman" w:hAnsi="Times New Roman" w:cs="Times New Roman"/>
+          <w:color w:val="262626"/>
+          <w:sz w:val="28"/>
+          <w:szCs w:val="28"/>
+          <w:lang w:val="en-US"/>
+        </w:rPr>
+        <w:t>render_to_</w:t>
+      </w:r>
+      <w:proofErr w:type="gramStart"/>
+      <w:r>
+        <w:rPr>
+          <w:rFonts w:ascii="Times New Roman" w:eastAsia="Times New Roman" w:hAnsi="Times New Roman" w:cs="Times New Roman"/>
+          <w:color w:val="262626"/>
+          <w:sz w:val="28"/>
+          <w:szCs w:val="28"/>
+          <w:lang w:val="en-US"/>
+        </w:rPr>
+        <w:t>file</w:t>
+      </w:r>
+      <w:proofErr w:type="spellEnd"/>
+      <w:r>
+        <w:rPr>
+          <w:rFonts w:ascii="Times New Roman" w:eastAsia="Times New Roman" w:hAnsi="Times New Roman" w:cs="Times New Roman"/>
+          <w:color w:val="262626"/>
+          <w:sz w:val="28"/>
+          <w:szCs w:val="28"/>
+          <w:lang w:val="en-US"/>
+        </w:rPr>
+        <w:t>(</w:t>
+      </w:r>
+      <w:proofErr w:type="spellStart"/>
+      <w:proofErr w:type="gramEnd"/>
+      <w:r>
+        <w:rPr>
+          <w:rFonts w:ascii="Times New Roman" w:eastAsia="Times New Roman" w:hAnsi="Times New Roman" w:cs="Times New Roman"/>
+          <w:color w:val="262626"/>
+          <w:sz w:val="28"/>
+          <w:szCs w:val="28"/>
+          <w:lang w:val="en-US"/>
+        </w:rPr>
+        <w:t>formatted_text</w:t>
+      </w:r>
+      <w:proofErr w:type="spellEnd"/>
+      <w:r>
+        <w:rPr>
+          <w:rFonts w:ascii="Times New Roman" w:eastAsia="Times New Roman" w:hAnsi="Times New Roman" w:cs="Times New Roman"/>
+          <w:color w:val="262626"/>
+          <w:sz w:val="28"/>
+          <w:szCs w:val="28"/>
+          <w:lang w:val="en-US"/>
+        </w:rPr>
+        <w:t xml:space="preserve">, </w:t>
+      </w:r>
+      <w:proofErr w:type="spellStart"/>
+      <w:r>
+        <w:rPr>
+          <w:rFonts w:ascii="Times New Roman" w:eastAsia="Times New Roman" w:hAnsi="Times New Roman" w:cs="Times New Roman"/>
+          <w:color w:val="262626"/>
+          <w:sz w:val="28"/>
+          <w:szCs w:val="28"/>
+          <w:lang w:val="en-US"/>
+        </w:rPr>
+        <w:t>output_path</w:t>
+      </w:r>
+      <w:proofErr w:type="spellEnd"/>
+      <w:r>
+        <w:rPr>
+          <w:rFonts w:ascii="Times New Roman" w:eastAsia="Times New Roman" w:hAnsi="Times New Roman" w:cs="Times New Roman"/>
+          <w:color w:val="262626"/>
+          <w:sz w:val="28"/>
+          <w:szCs w:val="28"/>
+          <w:lang w:val="en-US"/>
+        </w:rPr>
+        <w:t xml:space="preserve">) — </w:t>
+      </w:r>
+      <w:r>
+        <w:rPr>
+          <w:rFonts w:ascii="Times New Roman" w:eastAsia="Times New Roman" w:hAnsi="Times New Roman" w:cs="Times New Roman"/>
+          <w:color w:val="262626"/>
+          <w:sz w:val="28"/>
+          <w:szCs w:val="28"/>
+          <w:lang w:val="ru-RU"/>
+        </w:rPr>
+        <w:t>экспорт</w:t>
+      </w:r>
+      <w:r>
+        <w:rPr>
+          <w:rFonts w:ascii="Times New Roman" w:eastAsia="Times New Roman" w:hAnsi="Times New Roman" w:cs="Times New Roman"/>
+          <w:color w:val="262626"/>
+          <w:sz w:val="28"/>
+          <w:szCs w:val="28"/>
+          <w:lang w:val="en-US"/>
+        </w:rPr>
+        <w:t xml:space="preserve"> </w:t>
+      </w:r>
+      <w:r>
+        <w:rPr>
+          <w:rFonts w:ascii="Times New Roman" w:eastAsia="Times New Roman" w:hAnsi="Times New Roman" w:cs="Times New Roman"/>
+          <w:color w:val="262626"/>
+          <w:sz w:val="28"/>
+          <w:szCs w:val="28"/>
+          <w:lang w:val="ru-RU"/>
+        </w:rPr>
+        <w:t>в</w:t>
+      </w:r>
+      <w:r>
+        <w:rPr>
+          <w:rFonts w:ascii="Times New Roman" w:eastAsia="Times New Roman" w:hAnsi="Times New Roman" w:cs="Times New Roman"/>
+          <w:color w:val="262626"/>
+          <w:sz w:val="28"/>
+          <w:szCs w:val="28"/>
+          <w:lang w:val="en-US"/>
+        </w:rPr>
+        <w:t xml:space="preserve"> JSON</w:t>
+      </w:r>
+    </w:p>
+    <w:p>
+      <w:pPr>
+        <w:shd w:val="clear" w:color="auto" w:fill="FFFFFF"/>
+        <w:jc w:val="both"/>
+        <w:rPr>
+          <w:rFonts w:ascii="Times New Roman" w:eastAsia="Times New Roman" w:hAnsi="Times New Roman" w:cs="Times New Roman"/>
+          <w:color w:val="262626"/>
+          <w:sz w:val="28"/>
+          <w:szCs w:val="28"/>
+          <w:lang w:val="en-US"/>
+        </w:rPr>
+      </w:pPr>
+    </w:p>
+    <w:p>
+      <w:pPr>
+        <w:shd w:val="clear" w:color="auto" w:fill="FFFFFF"/>
+        <w:ind w:left="720"/>
+        <w:jc w:val="both"/>
+        <w:rPr>
+          <w:rFonts w:ascii="Times New Roman" w:eastAsia="Times New Roman" w:hAnsi="Times New Roman" w:cs="Times New Roman"/>
+          <w:color w:val="262626"/>
+          <w:sz w:val="28"/>
+          <w:szCs w:val="28"/>
+          <w:lang w:val="ru-RU"/>
+        </w:rPr>
+      </w:pPr>
+      <w:r>
+        <w:rPr>
+          <w:rFonts w:ascii="Times New Roman" w:eastAsia="Times New Roman" w:hAnsi="Times New Roman" w:cs="Times New Roman"/>
+          <w:color w:val="262626"/>
+          <w:sz w:val="28"/>
+          <w:szCs w:val="28"/>
+          <w:lang w:val="ru-RU"/>
+        </w:rPr>
+        <w:t xml:space="preserve">Класс </w:t>
+      </w:r>
+      <w:proofErr w:type="spellStart"/>
+      <w:r>
+        <w:rPr>
+          <w:rFonts w:ascii="Times New Roman" w:eastAsia="Times New Roman" w:hAnsi="Times New Roman" w:cs="Times New Roman"/>
+          <w:b/>
+          <w:bCs/>
+          <w:color w:val="262626"/>
+          <w:sz w:val="28"/>
+          <w:szCs w:val="28"/>
+          <w:lang w:val="ru-RU"/>
+        </w:rPr>
+        <w:t>PublishingSystem</w:t>
+      </w:r>
+      <w:proofErr w:type="spellEnd"/>
+      <w:r>
+        <w:rPr>
+          <w:rFonts w:ascii="Times New Roman" w:eastAsia="Times New Roman" w:hAnsi="Times New Roman" w:cs="Times New Roman"/>
+          <w:color w:val="262626"/>
+          <w:sz w:val="28"/>
+          <w:szCs w:val="28"/>
+          <w:lang w:val="ru-RU"/>
+        </w:rPr>
+        <w:t xml:space="preserve"> (</w:t>
+      </w:r>
+      <w:r>
+        <w:rPr>
+          <w:rFonts w:ascii="Times New Roman" w:eastAsia="Times New Roman" w:hAnsi="Times New Roman" w:cs="Times New Roman"/>
+          <w:color w:val="262626"/>
+          <w:sz w:val="28"/>
+          <w:szCs w:val="28"/>
+          <w:lang w:val="ru-RU"/>
+        </w:rPr>
+        <w:t>Объединение всех компонентов</w:t>
+      </w:r>
+      <w:r>
+        <w:rPr>
+          <w:rFonts w:ascii="Times New Roman" w:eastAsia="Times New Roman" w:hAnsi="Times New Roman" w:cs="Times New Roman"/>
+          <w:color w:val="262626"/>
+          <w:sz w:val="28"/>
+          <w:szCs w:val="28"/>
+          <w:lang w:val="ru-RU"/>
+        </w:rPr>
+        <w:t>).</w:t>
+      </w:r>
+    </w:p>
+    <w:p>
+      <w:pPr>
+        <w:shd w:val="clear" w:color="auto" w:fill="FFFFFF"/>
+        <w:ind w:left="720"/>
+        <w:jc w:val="both"/>
+        <w:rPr>
+          <w:rFonts w:ascii="Times New Roman" w:eastAsia="Times New Roman" w:hAnsi="Times New Roman" w:cs="Times New Roman"/>
+          <w:color w:val="262626"/>
+          <w:sz w:val="28"/>
+          <w:szCs w:val="28"/>
+          <w:lang w:val="ru-RU"/>
+        </w:rPr>
+      </w:pPr>
+    </w:p>
+    <w:p>
+      <w:pPr>
+        <w:shd w:val="clear" w:color="auto" w:fill="FFFFFF"/>
+        <w:ind w:left="720"/>
+        <w:jc w:val="center"/>
+        <w:rPr>
+          <w:rFonts w:ascii="Times New Roman" w:eastAsia="Times New Roman" w:hAnsi="Times New Roman" w:cs="Times New Roman"/>
+          <w:color w:val="262626"/>
+          <w:sz w:val="28"/>
+          <w:szCs w:val="28"/>
+          <w:lang w:val="ru-RU"/>
+        </w:rPr>
+      </w:pPr>
+      <w:r>
+        <w:rPr>
+          <w:rFonts w:ascii="Times New Roman" w:eastAsia="Times New Roman" w:hAnsi="Times New Roman" w:cs="Times New Roman"/>
+          <w:noProof/>
+          <w:color w:val="262626"/>
+          <w:sz w:val="28"/>
+          <w:szCs w:val="28"/>
+          <w:lang w:val="ru-RU"/>
+        </w:rPr>
+        <w:lastRenderedPageBreak/>
+        <w:drawing>
+          <wp:inline distT="0" distB="0" distL="0" distR="0" wp14:anchorId="5F6CB070" wp14:editId="6F3554BD">
+            <wp:extent cx="4104616" cy="2214563"/>
+            <wp:effectExtent l="0" t="0" r="0" b="0"/>
+            <wp:docPr id="2" name="Рисунок 2"/>
+            <wp:cNvGraphicFramePr>
+              <a:graphicFrameLocks xmlns:a="http://schemas.openxmlformats.org/drawingml/2006/main" noChangeAspect="1"/>
+            </wp:cNvGraphicFramePr>
+            <a:graphic xmlns:a="http://schemas.openxmlformats.org/drawingml/2006/main">
+              <a:graphicData uri="http://schemas.openxmlformats.org/drawingml/2006/picture">
+                <pic:pic xmlns:pic="http://schemas.openxmlformats.org/drawingml/2006/picture">
+                  <pic:nvPicPr>
+                    <pic:cNvPr id="1" name=""/>
+                    <pic:cNvPicPr/>
+                  </pic:nvPicPr>
+                  <pic:blipFill>
+                    <a:blip r:embed="rId16"/>
+                    <a:stretch>
+                      <a:fillRect/>
+                    </a:stretch>
+                  </pic:blipFill>
+                  <pic:spPr>
+                    <a:xfrm>
+                      <a:off x="0" y="0"/>
+                      <a:ext cx="4118421" cy="2222011"/>
+                    </a:xfrm>
+                    <a:prstGeom prst="rect">
+                      <a:avLst/>
+                    </a:prstGeom>
+                  </pic:spPr>
+                </pic:pic>
+              </a:graphicData>
+            </a:graphic>
+          </wp:inline>
+        </w:drawing>
+      </w:r>
+    </w:p>
+    <w:p>
+      <w:pPr>
+        <w:jc w:val="center"/>
+        <w:rPr>
+          <w:rFonts w:ascii="Times New Roman" w:eastAsia="Times New Roman" w:hAnsi="Times New Roman" w:cs="Times New Roman"/>
+          <w:sz w:val="28"/>
+          <w:szCs w:val="28"/>
+        </w:rPr>
+      </w:pPr>
+      <w:r>
+        <w:rPr>
+          <w:rFonts w:ascii="Times New Roman" w:eastAsia="Times New Roman" w:hAnsi="Times New Roman" w:cs="Times New Roman"/>
+          <w:sz w:val="28"/>
+          <w:szCs w:val="28"/>
+        </w:rPr>
+        <w:t xml:space="preserve">Рисунок </w:t>
+      </w:r>
+      <w:r>
+        <w:rPr>
+          <w:rFonts w:ascii="Times New Roman" w:eastAsia="Times New Roman" w:hAnsi="Times New Roman" w:cs="Times New Roman"/>
+          <w:sz w:val="28"/>
+          <w:szCs w:val="28"/>
+          <w:lang w:val="ru-RU"/>
+        </w:rPr>
+        <w:t>6</w:t>
+      </w:r>
+      <w:r>
+        <w:rPr>
+          <w:rFonts w:ascii="Times New Roman" w:eastAsia="Times New Roman" w:hAnsi="Times New Roman" w:cs="Times New Roman"/>
+          <w:sz w:val="28"/>
+          <w:szCs w:val="28"/>
+          <w:lang w:val="ru-RU"/>
+        </w:rPr>
+        <w:t xml:space="preserve"> ‒</w:t>
+      </w:r>
+      <w:r>
+        <w:rPr>
+          <w:rFonts w:ascii="Times New Roman" w:eastAsia="Times New Roman" w:hAnsi="Times New Roman" w:cs="Times New Roman"/>
+          <w:sz w:val="28"/>
+          <w:szCs w:val="28"/>
+        </w:rPr>
+        <w:t xml:space="preserve"> </w:t>
+      </w:r>
+      <w:proofErr w:type="spellStart"/>
+      <w:r>
+        <w:rPr>
+          <w:rFonts w:ascii="Times New Roman" w:eastAsia="Times New Roman" w:hAnsi="Times New Roman" w:cs="Times New Roman"/>
+          <w:sz w:val="28"/>
+          <w:szCs w:val="28"/>
+          <w:lang w:val="ru-RU"/>
+        </w:rPr>
+        <w:t>PublishingSystem</w:t>
+      </w:r>
+      <w:proofErr w:type="spellEnd"/>
+    </w:p>
+    <w:p>
+      <w:pPr>
+        <w:shd w:val="clear" w:color="auto" w:fill="FFFFFF"/>
+        <w:ind w:left="720"/>
+        <w:jc w:val="center"/>
+        <w:rPr>
+          <w:rFonts w:ascii="Times New Roman" w:eastAsia="Times New Roman" w:hAnsi="Times New Roman" w:cs="Times New Roman"/>
+          <w:color w:val="262626"/>
+          <w:sz w:val="28"/>
+          <w:szCs w:val="28"/>
+          <w:lang w:val="ru-RU"/>
+        </w:rPr>
+      </w:pPr>
+    </w:p>
+    <w:p>
+      <w:pPr>
+        <w:pStyle w:val="a7"/>
+        <w:numPr>
+          <w:ilvl w:val="0"/>
+          <w:numId w:val="18"/>
+        </w:numPr>
+        <w:shd w:val="clear" w:color="auto" w:fill="FFFFFF"/>
+        <w:jc w:val="both"/>
+        <w:rPr>
+          <w:rFonts w:ascii="Times New Roman" w:eastAsia="Times New Roman" w:hAnsi="Times New Roman" w:cs="Times New Roman"/>
+          <w:color w:val="262626"/>
+          <w:sz w:val="28"/>
+          <w:szCs w:val="28"/>
+          <w:lang w:val="ru-RU"/>
+        </w:rPr>
+      </w:pPr>
+      <w:r>
+        <w:rPr>
+          <w:rFonts w:ascii="Times New Roman" w:eastAsia="Times New Roman" w:hAnsi="Times New Roman" w:cs="Times New Roman"/>
+          <w:color w:val="262626"/>
+          <w:sz w:val="28"/>
+          <w:szCs w:val="28"/>
+          <w:lang w:val="ru-RU"/>
+        </w:rPr>
+        <w:t>Объединение всех компонентов</w:t>
+      </w:r>
+    </w:p>
+    <w:p>
+      <w:pPr>
+        <w:pStyle w:val="a7"/>
+        <w:numPr>
+          <w:ilvl w:val="0"/>
+          <w:numId w:val="18"/>
+        </w:numPr>
+        <w:shd w:val="clear" w:color="auto" w:fill="FFFFFF"/>
+        <w:jc w:val="both"/>
+        <w:rPr>
+          <w:rFonts w:ascii="Times New Roman" w:eastAsia="Times New Roman" w:hAnsi="Times New Roman" w:cs="Times New Roman"/>
+          <w:color w:val="262626"/>
+          <w:sz w:val="28"/>
+          <w:szCs w:val="28"/>
+          <w:lang w:val="ru-RU"/>
+        </w:rPr>
+      </w:pPr>
+      <w:r>
+        <w:rPr>
+          <w:rFonts w:ascii="Times New Roman" w:eastAsia="Times New Roman" w:hAnsi="Times New Roman" w:cs="Times New Roman"/>
+          <w:color w:val="262626"/>
+          <w:sz w:val="28"/>
+          <w:szCs w:val="28"/>
+          <w:lang w:val="ru-RU"/>
+        </w:rPr>
+        <w:t xml:space="preserve">Метод </w:t>
+      </w:r>
+      <w:proofErr w:type="spellStart"/>
+      <w:r>
+        <w:rPr>
+          <w:rFonts w:ascii="Times New Roman" w:eastAsia="Times New Roman" w:hAnsi="Times New Roman" w:cs="Times New Roman"/>
+          <w:color w:val="262626"/>
+          <w:sz w:val="28"/>
+          <w:szCs w:val="28"/>
+          <w:lang w:val="ru-RU"/>
+        </w:rPr>
+        <w:t>create_</w:t>
+      </w:r>
+      <w:proofErr w:type="gramStart"/>
+      <w:r>
+        <w:rPr>
+          <w:rFonts w:ascii="Times New Roman" w:eastAsia="Times New Roman" w:hAnsi="Times New Roman" w:cs="Times New Roman"/>
+          <w:color w:val="262626"/>
+          <w:sz w:val="28"/>
+          <w:szCs w:val="28"/>
+          <w:lang w:val="ru-RU"/>
+        </w:rPr>
+        <w:t>publication</w:t>
+      </w:r>
+      <w:proofErr w:type="spellEnd"/>
+      <w:r>
+        <w:rPr>
+          <w:rFonts w:ascii="Times New Roman" w:eastAsia="Times New Roman" w:hAnsi="Times New Roman" w:cs="Times New Roman"/>
+          <w:color w:val="262626"/>
+          <w:sz w:val="28"/>
+          <w:szCs w:val="28"/>
+          <w:lang w:val="ru-RU"/>
+        </w:rPr>
+        <w:t>(</w:t>
+      </w:r>
+      <w:proofErr w:type="gramEnd"/>
+      <w:r>
+        <w:rPr>
+          <w:rFonts w:ascii="Times New Roman" w:eastAsia="Times New Roman" w:hAnsi="Times New Roman" w:cs="Times New Roman"/>
+          <w:color w:val="262626"/>
+          <w:sz w:val="28"/>
+          <w:szCs w:val="28"/>
+          <w:lang w:val="ru-RU"/>
+        </w:rPr>
+        <w:t>) — полный цикл публикации</w:t>
+      </w:r>
+    </w:p>
+    <w:p>
+      <w:pPr>
+        <w:shd w:val="clear" w:color="auto" w:fill="FFFFFF"/>
+        <w:jc w:val="both"/>
+        <w:rPr>
+          <w:rFonts w:ascii="Times New Roman" w:eastAsia="Times New Roman" w:hAnsi="Times New Roman" w:cs="Times New Roman"/>
+          <w:color w:val="262626"/>
+          <w:sz w:val="28"/>
+          <w:szCs w:val="28"/>
+          <w:lang w:val="ru-RU"/>
+        </w:rPr>
+      </w:pPr>
+    </w:p>
+    <w:p>
+      <w:pPr>
+        <w:shd w:val="clear" w:color="auto" w:fill="FFFFFF"/>
+        <w:ind w:left="720"/>
+        <w:jc w:val="both"/>
+        <w:rPr>
+          <w:rFonts w:ascii="Times New Roman" w:eastAsia="Times New Roman" w:hAnsi="Times New Roman" w:cs="Times New Roman"/>
+          <w:color w:val="262626"/>
+          <w:sz w:val="28"/>
+          <w:szCs w:val="28"/>
+          <w:lang w:val="ru-RU"/>
+        </w:rPr>
+      </w:pPr>
+      <w:r>
+        <w:rPr>
+          <w:rFonts w:ascii="Times New Roman" w:eastAsia="Times New Roman" w:hAnsi="Times New Roman" w:cs="Times New Roman"/>
+          <w:color w:val="262626"/>
+          <w:sz w:val="28"/>
+          <w:szCs w:val="28"/>
+          <w:lang w:val="ru-RU"/>
+        </w:rPr>
+        <w:t>Написание модульных тестов</w:t>
+      </w:r>
+      <w:r>
+        <w:rPr>
+          <w:rFonts w:ascii="Times New Roman" w:eastAsia="Times New Roman" w:hAnsi="Times New Roman" w:cs="Times New Roman"/>
+          <w:color w:val="262626"/>
+          <w:sz w:val="28"/>
+          <w:szCs w:val="28"/>
+          <w:lang w:val="ru-RU"/>
+        </w:rPr>
+        <w:t>.</w:t>
+      </w:r>
+    </w:p>
+    <w:p>
+      <w:pPr>
+        <w:shd w:val="clear" w:color="auto" w:fill="FFFFFF"/>
+        <w:ind w:left="720"/>
+        <w:jc w:val="both"/>
+        <w:rPr>
+          <w:rFonts w:ascii="Times New Roman" w:eastAsia="Times New Roman" w:hAnsi="Times New Roman" w:cs="Times New Roman"/>
+          <w:color w:val="262626"/>
+          <w:sz w:val="28"/>
+          <w:szCs w:val="28"/>
+          <w:lang w:val="ru-RU"/>
+        </w:rPr>
+      </w:pPr>
+      <w:r>
+        <w:rPr>
+          <w:rFonts w:ascii="Times New Roman" w:eastAsia="Times New Roman" w:hAnsi="Times New Roman" w:cs="Times New Roman"/>
+          <w:color w:val="262626"/>
+          <w:sz w:val="28"/>
+          <w:szCs w:val="28"/>
+          <w:lang w:val="ru-RU"/>
+        </w:rPr>
+        <w:t>Установка зависимостей для тестирования</w:t>
+      </w:r>
+      <w:r>
+        <w:rPr>
+          <w:rFonts w:ascii="Times New Roman" w:eastAsia="Times New Roman" w:hAnsi="Times New Roman" w:cs="Times New Roman"/>
+          <w:color w:val="262626"/>
+          <w:sz w:val="28"/>
+          <w:szCs w:val="28"/>
+          <w:lang w:val="ru-RU"/>
+        </w:rPr>
+        <w:t>:</w:t>
+      </w:r>
+    </w:p>
+    <w:p>
+      <w:pPr>
+        <w:shd w:val="clear" w:color="auto" w:fill="FFFFFF"/>
+        <w:ind w:left="720"/>
+        <w:jc w:val="both"/>
+        <w:rPr>
+          <w:rFonts w:ascii="Times New Roman" w:eastAsia="Times New Roman" w:hAnsi="Times New Roman" w:cs="Times New Roman"/>
+          <w:i/>
+          <w:iCs/>
+          <w:color w:val="262626"/>
+          <w:sz w:val="28"/>
+          <w:szCs w:val="28"/>
+          <w:lang w:val="ru-RU"/>
+        </w:rPr>
+      </w:pPr>
+      <w:r>
+        <w:rPr>
+          <w:rFonts w:ascii="Times New Roman" w:eastAsia="Times New Roman" w:hAnsi="Times New Roman" w:cs="Times New Roman"/>
+          <w:color w:val="262626"/>
+          <w:sz w:val="28"/>
+          <w:szCs w:val="28"/>
+          <w:lang w:val="ru-RU"/>
+        </w:rPr>
+        <w:tab/>
+      </w:r>
+      <w:proofErr w:type="spellStart"/>
+      <w:r>
+        <w:rPr>
+          <w:rFonts w:ascii="Times New Roman" w:eastAsia="Times New Roman" w:hAnsi="Times New Roman" w:cs="Times New Roman"/>
+          <w:i/>
+          <w:iCs/>
+          <w:color w:val="262626"/>
+          <w:sz w:val="28"/>
+          <w:szCs w:val="28"/>
+          <w:lang w:val="ru-RU"/>
+        </w:rPr>
+        <w:t>Pip</w:t>
+      </w:r>
+      <w:proofErr w:type="spellEnd"/>
+      <w:r>
+        <w:rPr>
+          <w:rFonts w:ascii="Times New Roman" w:eastAsia="Times New Roman" w:hAnsi="Times New Roman" w:cs="Times New Roman"/>
+          <w:i/>
+          <w:iCs/>
+          <w:color w:val="262626"/>
+          <w:sz w:val="28"/>
+          <w:szCs w:val="28"/>
+          <w:lang w:val="ru-RU"/>
+        </w:rPr>
+        <w:t xml:space="preserve"> </w:t>
+      </w:r>
+      <w:proofErr w:type="spellStart"/>
+      <w:r>
+        <w:rPr>
+          <w:rFonts w:ascii="Times New Roman" w:eastAsia="Times New Roman" w:hAnsi="Times New Roman" w:cs="Times New Roman"/>
+          <w:i/>
+          <w:iCs/>
+          <w:color w:val="262626"/>
+          <w:sz w:val="28"/>
+          <w:szCs w:val="28"/>
+          <w:lang w:val="ru-RU"/>
+        </w:rPr>
+        <w:t>install</w:t>
+      </w:r>
+      <w:proofErr w:type="spellEnd"/>
+      <w:r>
+        <w:rPr>
+          <w:rFonts w:ascii="Times New Roman" w:eastAsia="Times New Roman" w:hAnsi="Times New Roman" w:cs="Times New Roman"/>
+          <w:i/>
+          <w:iCs/>
+          <w:color w:val="262626"/>
+          <w:sz w:val="28"/>
+          <w:szCs w:val="28"/>
+          <w:lang w:val="ru-RU"/>
+        </w:rPr>
+        <w:t xml:space="preserve"> </w:t>
+      </w:r>
+      <w:proofErr w:type="spellStart"/>
+      <w:r>
+        <w:rPr>
+          <w:rFonts w:ascii="Times New Roman" w:eastAsia="Times New Roman" w:hAnsi="Times New Roman" w:cs="Times New Roman"/>
+          <w:i/>
+          <w:iCs/>
+          <w:color w:val="262626"/>
+          <w:sz w:val="28"/>
+          <w:szCs w:val="28"/>
+          <w:lang w:val="ru-RU"/>
+        </w:rPr>
+        <w:t>pytest</w:t>
+      </w:r>
+      <w:proofErr w:type="spellEnd"/>
+      <w:r>
+        <w:rPr>
+          <w:rFonts w:ascii="Times New Roman" w:eastAsia="Times New Roman" w:hAnsi="Times New Roman" w:cs="Times New Roman"/>
+          <w:i/>
+          <w:iCs/>
+          <w:color w:val="262626"/>
+          <w:sz w:val="28"/>
+          <w:szCs w:val="28"/>
+          <w:lang w:val="ru-RU"/>
+        </w:rPr>
+        <w:t xml:space="preserve"> </w:t>
+      </w:r>
+      <w:proofErr w:type="spellStart"/>
+      <w:r>
+        <w:rPr>
+          <w:rFonts w:ascii="Times New Roman" w:eastAsia="Times New Roman" w:hAnsi="Times New Roman" w:cs="Times New Roman"/>
+          <w:i/>
+          <w:iCs/>
+          <w:color w:val="262626"/>
+          <w:sz w:val="28"/>
+          <w:szCs w:val="28"/>
+          <w:lang w:val="ru-RU"/>
+        </w:rPr>
+        <w:t>pytest-cov</w:t>
+      </w:r>
+      <w:proofErr w:type="spellEnd"/>
+    </w:p>
+    <w:p>
+      <w:pPr>
+        <w:shd w:val="clear" w:color="auto" w:fill="FFFFFF"/>
+        <w:ind w:left="720"/>
+        <w:jc w:val="both"/>
+        <w:rPr>
+          <w:rFonts w:ascii="Times New Roman" w:eastAsia="Times New Roman" w:hAnsi="Times New Roman" w:cs="Times New Roman"/>
+          <w:color w:val="262626"/>
+          <w:sz w:val="28"/>
+          <w:szCs w:val="28"/>
+          <w:lang w:val="ru-RU"/>
+        </w:rPr>
+      </w:pPr>
+    </w:p>
+    <w:p>
+      <w:pPr>
+        <w:pStyle w:val="a5"/>
+        <w:keepNext/>
+        <w:ind w:firstLine="720"/>
+        <w:rPr>
+          <w:rFonts w:ascii="Times New Roman" w:hAnsi="Times New Roman" w:cs="Times New Roman"/>
+          <w:i w:val="0"/>
+          <w:iCs w:val="0"/>
+          <w:color w:val="auto"/>
+          <w:sz w:val="28"/>
+          <w:szCs w:val="28"/>
+          <w:lang w:val="en-US"/>
+        </w:rPr>
+      </w:pPr>
+      <w:r>
+        <w:rPr>
+          <w:rFonts w:ascii="Times New Roman" w:hAnsi="Times New Roman" w:cs="Times New Roman"/>
+          <w:i w:val="0"/>
+          <w:iCs w:val="0"/>
+          <w:color w:val="auto"/>
+          <w:sz w:val="28"/>
+          <w:szCs w:val="28"/>
+        </w:rPr>
+        <w:t>Таблица</w:t>
+      </w:r>
+      <w:r>
+        <w:rPr>
+          <w:rFonts w:ascii="Times New Roman" w:hAnsi="Times New Roman" w:cs="Times New Roman"/>
+          <w:i w:val="0"/>
+          <w:iCs w:val="0"/>
+          <w:color w:val="auto"/>
+          <w:sz w:val="28"/>
+          <w:szCs w:val="28"/>
+          <w:lang w:val="en-US"/>
+        </w:rPr>
+        <w:t xml:space="preserve"> </w:t>
+      </w:r>
+      <w:r>
+        <w:rPr>
+          <w:rFonts w:ascii="Times New Roman" w:hAnsi="Times New Roman" w:cs="Times New Roman"/>
+          <w:i w:val="0"/>
+          <w:iCs w:val="0"/>
+          <w:color w:val="auto"/>
+          <w:sz w:val="28"/>
+          <w:szCs w:val="28"/>
+        </w:rPr>
+        <w:fldChar w:fldCharType="begin"/>
+      </w:r>
+      <w:r>
+        <w:rPr>
+          <w:rFonts w:ascii="Times New Roman" w:hAnsi="Times New Roman" w:cs="Times New Roman"/>
+          <w:i w:val="0"/>
+          <w:iCs w:val="0"/>
+          <w:color w:val="auto"/>
+          <w:sz w:val="28"/>
+          <w:szCs w:val="28"/>
+          <w:lang w:val="en-US"/>
+        </w:rPr>
+        <w:instrText xml:space="preserve"> SEQ </w:instrText>
+      </w:r>
+      <w:r>
+        <w:rPr>
+          <w:rFonts w:ascii="Times New Roman" w:hAnsi="Times New Roman" w:cs="Times New Roman"/>
+          <w:i w:val="0"/>
+          <w:iCs w:val="0"/>
+          <w:color w:val="auto"/>
+          <w:sz w:val="28"/>
+          <w:szCs w:val="28"/>
+        </w:rPr>
+        <w:instrText>Таблица</w:instrText>
+      </w:r>
+      <w:r>
+        <w:rPr>
+          <w:rFonts w:ascii="Times New Roman" w:hAnsi="Times New Roman" w:cs="Times New Roman"/>
+          <w:i w:val="0"/>
+          <w:iCs w:val="0"/>
+          <w:color w:val="auto"/>
+          <w:sz w:val="28"/>
+          <w:szCs w:val="28"/>
+          <w:lang w:val="en-US"/>
+        </w:rPr>
+        <w:instrText xml:space="preserve"> \* ARABIC </w:instrText>
+      </w:r>
+      <w:r>
+        <w:rPr>
+          <w:rFonts w:ascii="Times New Roman" w:hAnsi="Times New Roman" w:cs="Times New Roman"/>
+          <w:i w:val="0"/>
+          <w:iCs w:val="0"/>
+          <w:color w:val="auto"/>
+          <w:sz w:val="28"/>
+          <w:szCs w:val="28"/>
+        </w:rPr>
+        <w:fldChar w:fldCharType="separate"/>
+      </w:r>
+      <w:r>
+        <w:rPr>
+          <w:rFonts w:ascii="Times New Roman" w:hAnsi="Times New Roman" w:cs="Times New Roman"/>
+          <w:i w:val="0"/>
+          <w:iCs w:val="0"/>
+          <w:noProof/>
+          <w:color w:val="auto"/>
+          <w:sz w:val="28"/>
+          <w:szCs w:val="28"/>
+          <w:lang w:val="en-US"/>
+        </w:rPr>
+        <w:t>1</w:t>
+      </w:r>
+      <w:r>
+        <w:rPr>
+          <w:rFonts w:ascii="Times New Roman" w:hAnsi="Times New Roman" w:cs="Times New Roman"/>
+          <w:i w:val="0"/>
+          <w:iCs w:val="0"/>
+          <w:color w:val="auto"/>
+          <w:sz w:val="28"/>
+          <w:szCs w:val="28"/>
+        </w:rPr>
+        <w:fldChar w:fldCharType="end"/>
+      </w:r>
+      <w:r>
+        <w:rPr>
+          <w:rFonts w:ascii="Times New Roman" w:hAnsi="Times New Roman" w:cs="Times New Roman"/>
+          <w:i w:val="0"/>
+          <w:iCs w:val="0"/>
+          <w:color w:val="auto"/>
+          <w:sz w:val="28"/>
+          <w:szCs w:val="28"/>
+          <w:lang w:val="en-US"/>
+        </w:rPr>
+        <w:t xml:space="preserve"> ‒ </w:t>
+      </w:r>
+      <w:r>
+        <w:rPr>
+          <w:rFonts w:ascii="Times New Roman" w:hAnsi="Times New Roman" w:cs="Times New Roman"/>
+          <w:i w:val="0"/>
+          <w:iCs w:val="0"/>
+          <w:color w:val="auto"/>
+          <w:sz w:val="28"/>
+          <w:szCs w:val="28"/>
+          <w:lang w:val="ru-RU"/>
+        </w:rPr>
+        <w:t>Структура</w:t>
+      </w:r>
+      <w:r>
+        <w:rPr>
+          <w:rFonts w:ascii="Times New Roman" w:hAnsi="Times New Roman" w:cs="Times New Roman"/>
+          <w:i w:val="0"/>
+          <w:iCs w:val="0"/>
+          <w:color w:val="auto"/>
+          <w:sz w:val="28"/>
+          <w:szCs w:val="28"/>
+          <w:lang w:val="en-US"/>
+        </w:rPr>
+        <w:t xml:space="preserve"> test_text_formatter.py</w:t>
+      </w:r>
+    </w:p>
+    <w:tbl>
+      <w:tblPr>
+        <w:tblStyle w:val="a8"/>
+        <w:tblW w:w="0" w:type="auto"/>
+        <w:tblInd w:w="720" w:type="dxa"/>
+        <w:tblLook w:val="04A0" w:firstRow="1" w:lastRow="0" w:firstColumn="1" w:lastColumn="0" w:noHBand="0" w:noVBand="1"/>
+      </w:tblPr>
+      <w:tblGrid>
+        <w:gridCol w:w="3041"/>
+        <w:gridCol w:w="2046"/>
+        <w:gridCol w:w="3543"/>
+      </w:tblGrid>
+      <w:tr>
+        <w:tc>
+          <w:tcPr>
+            <w:tcW w:w="3041" w:type="dxa"/>
+          </w:tcPr>
+          <w:p>
+            <w:pPr>
+              <w:jc w:val="both"/>
+              <w:rPr>
+                <w:rFonts w:ascii="Times New Roman" w:eastAsia="Times New Roman" w:hAnsi="Times New Roman" w:cs="Times New Roman"/>
+                <w:color w:val="262626"/>
+                <w:sz w:val="28"/>
+                <w:szCs w:val="28"/>
+                <w:lang w:val="ru-RU"/>
+              </w:rPr>
+            </w:pPr>
+            <w:r>
+              <w:rPr>
+                <w:rFonts w:ascii="Times New Roman" w:eastAsia="Times New Roman" w:hAnsi="Times New Roman" w:cs="Times New Roman"/>
+                <w:color w:val="262626"/>
+                <w:sz w:val="28"/>
+                <w:szCs w:val="28"/>
+                <w:lang w:val="ru-RU"/>
+              </w:rPr>
+              <w:t>Класс тестов</w:t>
+            </w:r>
+          </w:p>
+        </w:tc>
+        <w:tc>
+          <w:tcPr>
+            <w:tcW w:w="2046" w:type="dxa"/>
+          </w:tcPr>
+          <w:p>
+            <w:pPr>
+              <w:jc w:val="both"/>
+              <w:rPr>
+                <w:rFonts w:ascii="Times New Roman" w:eastAsia="Times New Roman" w:hAnsi="Times New Roman" w:cs="Times New Roman"/>
+                <w:color w:val="262626"/>
+                <w:sz w:val="28"/>
+                <w:szCs w:val="28"/>
+                <w:lang w:val="ru-RU"/>
+              </w:rPr>
+            </w:pPr>
+            <w:r>
+              <w:rPr>
+                <w:rFonts w:ascii="Times New Roman" w:eastAsia="Times New Roman" w:hAnsi="Times New Roman" w:cs="Times New Roman"/>
+                <w:color w:val="262626"/>
+                <w:sz w:val="28"/>
+                <w:szCs w:val="28"/>
+                <w:lang w:val="ru-RU"/>
+              </w:rPr>
+              <w:t>Кол</w:t>
+            </w:r>
+            <w:r>
+              <w:rPr>
+                <w:rFonts w:ascii="Times New Roman" w:eastAsia="Times New Roman" w:hAnsi="Times New Roman" w:cs="Times New Roman"/>
+                <w:color w:val="262626"/>
+                <w:sz w:val="28"/>
+                <w:szCs w:val="28"/>
+                <w:lang w:val="ru-RU"/>
+              </w:rPr>
+              <w:t>-</w:t>
+            </w:r>
+            <w:r>
+              <w:rPr>
+                <w:rFonts w:ascii="Times New Roman" w:eastAsia="Times New Roman" w:hAnsi="Times New Roman" w:cs="Times New Roman"/>
+                <w:color w:val="262626"/>
+                <w:sz w:val="28"/>
+                <w:szCs w:val="28"/>
+                <w:lang w:val="ru-RU"/>
+              </w:rPr>
+              <w:t>во тестов</w:t>
+            </w:r>
+          </w:p>
+        </w:tc>
+        <w:tc>
+          <w:tcPr>
+            <w:tcW w:w="3543" w:type="dxa"/>
+          </w:tcPr>
+          <w:p>
+            <w:pPr>
+              <w:jc w:val="both"/>
+              <w:rPr>
+                <w:rFonts w:ascii="Times New Roman" w:eastAsia="Times New Roman" w:hAnsi="Times New Roman" w:cs="Times New Roman"/>
+                <w:color w:val="262626"/>
+                <w:sz w:val="28"/>
+                <w:szCs w:val="28"/>
+                <w:lang w:val="ru-RU"/>
+              </w:rPr>
+            </w:pPr>
+            <w:r>
+              <w:rPr>
+                <w:rFonts w:ascii="Times New Roman" w:eastAsia="Times New Roman" w:hAnsi="Times New Roman" w:cs="Times New Roman"/>
+                <w:color w:val="262626"/>
+                <w:sz w:val="28"/>
+                <w:szCs w:val="28"/>
+                <w:lang w:val="ru-RU"/>
+              </w:rPr>
+              <w:t>Проверяемый компонент</w:t>
+            </w:r>
+          </w:p>
+        </w:tc>
+      </w:tr>
+      <w:tr>
+        <w:tc>
+          <w:tcPr>
+            <w:tcW w:w="3041" w:type="dxa"/>
+          </w:tcPr>
+          <w:p>
+            <w:pPr>
+              <w:jc w:val="both"/>
+              <w:rPr>
+                <w:rFonts w:ascii="Times New Roman" w:eastAsia="Times New Roman" w:hAnsi="Times New Roman" w:cs="Times New Roman"/>
+                <w:color w:val="262626"/>
+                <w:sz w:val="28"/>
+                <w:szCs w:val="28"/>
+                <w:lang w:val="ru-RU"/>
+              </w:rPr>
+            </w:pPr>
+            <w:proofErr w:type="spellStart"/>
+            <w:r>
+              <w:rPr>
+                <w:rFonts w:ascii="Times New Roman" w:eastAsia="Times New Roman" w:hAnsi="Times New Roman" w:cs="Times New Roman"/>
+                <w:color w:val="262626"/>
+                <w:sz w:val="28"/>
+                <w:szCs w:val="28"/>
+                <w:lang w:val="ru-RU"/>
+              </w:rPr>
+              <w:t>TestFileSystem</w:t>
+            </w:r>
+            <w:proofErr w:type="spellEnd"/>
+          </w:p>
+        </w:tc>
+        <w:tc>
+          <w:tcPr>
+            <w:tcW w:w="2046" w:type="dxa"/>
+          </w:tcPr>
+          <w:p>
+            <w:pPr>
+              <w:jc w:val="center"/>
+              <w:rPr>
+                <w:rFonts w:ascii="Times New Roman" w:eastAsia="Times New Roman" w:hAnsi="Times New Roman" w:cs="Times New Roman"/>
+                <w:color w:val="262626"/>
+                <w:sz w:val="28"/>
+                <w:szCs w:val="28"/>
+                <w:lang w:val="ru-RU"/>
+              </w:rPr>
+            </w:pPr>
+            <w:r>
+              <w:rPr>
+                <w:rFonts w:ascii="Times New Roman" w:eastAsia="Times New Roman" w:hAnsi="Times New Roman" w:cs="Times New Roman"/>
+                <w:color w:val="262626"/>
+                <w:sz w:val="28"/>
+                <w:szCs w:val="28"/>
+                <w:lang w:val="ru-RU"/>
+              </w:rPr>
+              <w:t>4</w:t>
+            </w:r>
+          </w:p>
+        </w:tc>
+        <w:tc>
+          <w:tcPr>
+            <w:tcW w:w="3543" w:type="dxa"/>
+          </w:tcPr>
+          <w:p>
+            <w:pPr>
+              <w:jc w:val="both"/>
+              <w:rPr>
+                <w:rFonts w:ascii="Times New Roman" w:eastAsia="Times New Roman" w:hAnsi="Times New Roman" w:cs="Times New Roman"/>
+                <w:color w:val="262626"/>
+                <w:sz w:val="28"/>
+                <w:szCs w:val="28"/>
+                <w:lang w:val="ru-RU"/>
+              </w:rPr>
+            </w:pPr>
+            <w:r>
+              <w:rPr>
+                <w:rFonts w:ascii="Times New Roman" w:eastAsia="Times New Roman" w:hAnsi="Times New Roman" w:cs="Times New Roman"/>
+                <w:color w:val="262626"/>
+                <w:sz w:val="28"/>
+                <w:szCs w:val="28"/>
+                <w:lang w:val="ru-RU"/>
+              </w:rPr>
+              <w:t>Файловая система</w:t>
+            </w:r>
+          </w:p>
+        </w:tc>
+      </w:tr>
+      <w:tr>
+        <w:tc>
+          <w:tcPr>
+            <w:tcW w:w="3041" w:type="dxa"/>
+          </w:tcPr>
+          <w:p>
+            <w:pPr>
+              <w:jc w:val="both"/>
+              <w:rPr>
+                <w:rFonts w:ascii="Times New Roman" w:eastAsia="Times New Roman" w:hAnsi="Times New Roman" w:cs="Times New Roman"/>
+                <w:color w:val="262626"/>
+                <w:sz w:val="28"/>
+                <w:szCs w:val="28"/>
+                <w:lang w:val="ru-RU"/>
+              </w:rPr>
+            </w:pPr>
+            <w:proofErr w:type="spellStart"/>
+            <w:r>
+              <w:rPr>
+                <w:rFonts w:ascii="Times New Roman" w:eastAsia="Times New Roman" w:hAnsi="Times New Roman" w:cs="Times New Roman"/>
+                <w:color w:val="262626"/>
+                <w:sz w:val="28"/>
+                <w:szCs w:val="28"/>
+                <w:lang w:val="ru-RU"/>
+              </w:rPr>
+              <w:t>TestTextEditor</w:t>
+            </w:r>
+            <w:proofErr w:type="spellEnd"/>
+          </w:p>
+        </w:tc>
+        <w:tc>
+          <w:tcPr>
+            <w:tcW w:w="2046" w:type="dxa"/>
+          </w:tcPr>
+          <w:p>
+            <w:pPr>
+              <w:jc w:val="center"/>
+              <w:rPr>
+                <w:rFonts w:ascii="Times New Roman" w:eastAsia="Times New Roman" w:hAnsi="Times New Roman" w:cs="Times New Roman"/>
+                <w:color w:val="262626"/>
+                <w:sz w:val="28"/>
+                <w:szCs w:val="28"/>
+                <w:lang w:val="ru-RU"/>
+              </w:rPr>
+            </w:pPr>
+            <w:r>
+              <w:rPr>
+                <w:rFonts w:ascii="Times New Roman" w:eastAsia="Times New Roman" w:hAnsi="Times New Roman" w:cs="Times New Roman"/>
+                <w:color w:val="262626"/>
+                <w:sz w:val="28"/>
+                <w:szCs w:val="28"/>
+                <w:lang w:val="ru-RU"/>
+              </w:rPr>
+              <w:t>7</w:t>
+            </w:r>
+          </w:p>
+        </w:tc>
+        <w:tc>
+          <w:tcPr>
+            <w:tcW w:w="3543" w:type="dxa"/>
+          </w:tcPr>
+          <w:p>
+            <w:pPr>
+              <w:jc w:val="both"/>
+              <w:rPr>
+                <w:rFonts w:ascii="Times New Roman" w:eastAsia="Times New Roman" w:hAnsi="Times New Roman" w:cs="Times New Roman"/>
+                <w:color w:val="262626"/>
+                <w:sz w:val="28"/>
+                <w:szCs w:val="28"/>
+                <w:lang w:val="ru-RU"/>
+              </w:rPr>
+            </w:pPr>
+            <w:r>
+              <w:rPr>
+                <w:rFonts w:ascii="Times New Roman" w:eastAsia="Times New Roman" w:hAnsi="Times New Roman" w:cs="Times New Roman"/>
+                <w:color w:val="262626"/>
+                <w:sz w:val="28"/>
+                <w:szCs w:val="28"/>
+                <w:lang w:val="ru-RU"/>
+              </w:rPr>
+              <w:t>Редактор текста</w:t>
+            </w:r>
+          </w:p>
+        </w:tc>
+      </w:tr>
+      <w:tr>
+        <w:tc>
+          <w:tcPr>
+            <w:tcW w:w="3041" w:type="dxa"/>
+          </w:tcPr>
+          <w:p>
+            <w:pPr>
+              <w:jc w:val="both"/>
+              <w:rPr>
+                <w:rFonts w:ascii="Times New Roman" w:eastAsia="Times New Roman" w:hAnsi="Times New Roman" w:cs="Times New Roman"/>
+                <w:color w:val="262626"/>
+                <w:sz w:val="28"/>
+                <w:szCs w:val="28"/>
+                <w:lang w:val="ru-RU"/>
+              </w:rPr>
+            </w:pPr>
+            <w:proofErr w:type="spellStart"/>
+            <w:r>
+              <w:rPr>
+                <w:rFonts w:ascii="Times New Roman" w:eastAsia="Times New Roman" w:hAnsi="Times New Roman" w:cs="Times New Roman"/>
+                <w:color w:val="262626"/>
+                <w:sz w:val="28"/>
+                <w:szCs w:val="28"/>
+                <w:lang w:val="ru-RU"/>
+              </w:rPr>
+              <w:t>TestWord</w:t>
+            </w:r>
+            <w:proofErr w:type="spellEnd"/>
+          </w:p>
+        </w:tc>
+        <w:tc>
+          <w:tcPr>
+            <w:tcW w:w="2046" w:type="dxa"/>
+          </w:tcPr>
+          <w:p>
+            <w:pPr>
+              <w:jc w:val="center"/>
+              <w:rPr>
+                <w:rFonts w:ascii="Times New Roman" w:eastAsia="Times New Roman" w:hAnsi="Times New Roman" w:cs="Times New Roman"/>
+                <w:color w:val="262626"/>
+                <w:sz w:val="28"/>
+                <w:szCs w:val="28"/>
+                <w:lang w:val="ru-RU"/>
+              </w:rPr>
+            </w:pPr>
+            <w:r>
+              <w:rPr>
+                <w:rFonts w:ascii="Times New Roman" w:eastAsia="Times New Roman" w:hAnsi="Times New Roman" w:cs="Times New Roman"/>
+                <w:color w:val="262626"/>
+                <w:sz w:val="28"/>
+                <w:szCs w:val="28"/>
+                <w:lang w:val="ru-RU"/>
+              </w:rPr>
+              <w:t>5</w:t>
+            </w:r>
+          </w:p>
+        </w:tc>
+        <w:tc>
+          <w:tcPr>
+            <w:tcW w:w="3543" w:type="dxa"/>
+          </w:tcPr>
+          <w:p>
+            <w:pPr>
+              <w:jc w:val="both"/>
+              <w:rPr>
+                <w:rFonts w:ascii="Times New Roman" w:eastAsia="Times New Roman" w:hAnsi="Times New Roman" w:cs="Times New Roman"/>
+                <w:color w:val="262626"/>
+                <w:sz w:val="28"/>
+                <w:szCs w:val="28"/>
+                <w:lang w:val="ru-RU"/>
+              </w:rPr>
+            </w:pPr>
+            <w:r>
+              <w:rPr>
+                <w:rFonts w:ascii="Times New Roman" w:eastAsia="Times New Roman" w:hAnsi="Times New Roman" w:cs="Times New Roman"/>
+                <w:color w:val="262626"/>
+                <w:sz w:val="28"/>
+                <w:szCs w:val="28"/>
+                <w:lang w:val="ru-RU"/>
+              </w:rPr>
+              <w:t>Класс Word</w:t>
+            </w:r>
+          </w:p>
+        </w:tc>
+      </w:tr>
+      <w:tr>
+        <w:tc>
+          <w:tcPr>
+            <w:tcW w:w="3041" w:type="dxa"/>
+          </w:tcPr>
+          <w:p>
+            <w:pPr>
+              <w:jc w:val="both"/>
+              <w:rPr>
+                <w:rFonts w:ascii="Times New Roman" w:eastAsia="Times New Roman" w:hAnsi="Times New Roman" w:cs="Times New Roman"/>
+                <w:color w:val="262626"/>
+                <w:sz w:val="28"/>
+                <w:szCs w:val="28"/>
+                <w:lang w:val="ru-RU"/>
+              </w:rPr>
+            </w:pPr>
+            <w:proofErr w:type="spellStart"/>
+            <w:r>
+              <w:rPr>
+                <w:rFonts w:ascii="Times New Roman" w:eastAsia="Times New Roman" w:hAnsi="Times New Roman" w:cs="Times New Roman"/>
+                <w:color w:val="262626"/>
+                <w:sz w:val="28"/>
+                <w:szCs w:val="28"/>
+                <w:lang w:val="ru-RU"/>
+              </w:rPr>
+              <w:t>TestSentence</w:t>
+            </w:r>
+            <w:proofErr w:type="spellEnd"/>
+          </w:p>
+        </w:tc>
+        <w:tc>
+          <w:tcPr>
+            <w:tcW w:w="2046" w:type="dxa"/>
+          </w:tcPr>
+          <w:p>
+            <w:pPr>
+              <w:jc w:val="center"/>
+              <w:rPr>
+                <w:rFonts w:ascii="Times New Roman" w:eastAsia="Times New Roman" w:hAnsi="Times New Roman" w:cs="Times New Roman"/>
+                <w:color w:val="262626"/>
+                <w:sz w:val="28"/>
+                <w:szCs w:val="28"/>
+                <w:lang w:val="ru-RU"/>
+              </w:rPr>
+            </w:pPr>
+            <w:r>
+              <w:rPr>
+                <w:rFonts w:ascii="Times New Roman" w:eastAsia="Times New Roman" w:hAnsi="Times New Roman" w:cs="Times New Roman"/>
+                <w:color w:val="262626"/>
+                <w:sz w:val="28"/>
+                <w:szCs w:val="28"/>
+                <w:lang w:val="ru-RU"/>
+              </w:rPr>
+              <w:t>3</w:t>
+            </w:r>
+          </w:p>
+        </w:tc>
+        <w:tc>
+          <w:tcPr>
+            <w:tcW w:w="3543" w:type="dxa"/>
+          </w:tcPr>
+          <w:p>
+            <w:pPr>
+              <w:jc w:val="both"/>
+              <w:rPr>
+                <w:rFonts w:ascii="Times New Roman" w:eastAsia="Times New Roman" w:hAnsi="Times New Roman" w:cs="Times New Roman"/>
+                <w:color w:val="262626"/>
+                <w:sz w:val="28"/>
+                <w:szCs w:val="28"/>
+                <w:lang w:val="ru-RU"/>
+              </w:rPr>
+            </w:pPr>
+            <w:r>
+              <w:rPr>
+                <w:rFonts w:ascii="Times New Roman" w:eastAsia="Times New Roman" w:hAnsi="Times New Roman" w:cs="Times New Roman"/>
+                <w:color w:val="262626"/>
+                <w:sz w:val="28"/>
+                <w:szCs w:val="28"/>
+                <w:lang w:val="ru-RU"/>
+              </w:rPr>
+              <w:t xml:space="preserve">Класс </w:t>
+            </w:r>
+            <w:proofErr w:type="spellStart"/>
+            <w:r>
+              <w:rPr>
+                <w:rFonts w:ascii="Times New Roman" w:eastAsia="Times New Roman" w:hAnsi="Times New Roman" w:cs="Times New Roman"/>
+                <w:color w:val="262626"/>
+                <w:sz w:val="28"/>
+                <w:szCs w:val="28"/>
+                <w:lang w:val="ru-RU"/>
+              </w:rPr>
+              <w:t>Sentence</w:t>
+            </w:r>
+            <w:proofErr w:type="spellEnd"/>
+          </w:p>
+        </w:tc>
+      </w:tr>
+      <w:tr>
+        <w:tc>
+          <w:tcPr>
+            <w:tcW w:w="3041" w:type="dxa"/>
+          </w:tcPr>
+          <w:p>
+            <w:pPr>
+              <w:jc w:val="both"/>
+              <w:rPr>
+                <w:rFonts w:ascii="Times New Roman" w:eastAsia="Times New Roman" w:hAnsi="Times New Roman" w:cs="Times New Roman"/>
+                <w:color w:val="262626"/>
+                <w:sz w:val="28"/>
+                <w:szCs w:val="28"/>
+                <w:lang w:val="ru-RU"/>
+              </w:rPr>
+            </w:pPr>
+            <w:proofErr w:type="spellStart"/>
+            <w:r>
+              <w:rPr>
+                <w:rFonts w:ascii="Times New Roman" w:eastAsia="Times New Roman" w:hAnsi="Times New Roman" w:cs="Times New Roman"/>
+                <w:color w:val="262626"/>
+                <w:sz w:val="28"/>
+                <w:szCs w:val="28"/>
+                <w:lang w:val="ru-RU"/>
+              </w:rPr>
+              <w:t>TestParagraph</w:t>
+            </w:r>
+            <w:proofErr w:type="spellEnd"/>
+          </w:p>
+        </w:tc>
+        <w:tc>
+          <w:tcPr>
+            <w:tcW w:w="2046" w:type="dxa"/>
+          </w:tcPr>
+          <w:p>
+            <w:pPr>
+              <w:jc w:val="center"/>
+              <w:rPr>
+                <w:rFonts w:ascii="Times New Roman" w:eastAsia="Times New Roman" w:hAnsi="Times New Roman" w:cs="Times New Roman"/>
+                <w:color w:val="262626"/>
+                <w:sz w:val="28"/>
+                <w:szCs w:val="28"/>
+                <w:lang w:val="ru-RU"/>
+              </w:rPr>
+            </w:pPr>
+            <w:r>
+              <w:rPr>
+                <w:rFonts w:ascii="Times New Roman" w:eastAsia="Times New Roman" w:hAnsi="Times New Roman" w:cs="Times New Roman"/>
+                <w:color w:val="262626"/>
+                <w:sz w:val="28"/>
+                <w:szCs w:val="28"/>
+                <w:lang w:val="ru-RU"/>
+              </w:rPr>
+              <w:t>2</w:t>
+            </w:r>
+          </w:p>
+        </w:tc>
+        <w:tc>
+          <w:tcPr>
+            <w:tcW w:w="3543" w:type="dxa"/>
+          </w:tcPr>
+          <w:p>
+            <w:pPr>
+              <w:jc w:val="both"/>
+              <w:rPr>
+                <w:rFonts w:ascii="Times New Roman" w:eastAsia="Times New Roman" w:hAnsi="Times New Roman" w:cs="Times New Roman"/>
+                <w:color w:val="262626"/>
+                <w:sz w:val="28"/>
+                <w:szCs w:val="28"/>
+                <w:lang w:val="ru-RU"/>
+              </w:rPr>
+            </w:pPr>
+            <w:r>
+              <w:rPr>
+                <w:rFonts w:ascii="Times New Roman" w:eastAsia="Times New Roman" w:hAnsi="Times New Roman" w:cs="Times New Roman"/>
+                <w:color w:val="262626"/>
+                <w:sz w:val="28"/>
+                <w:szCs w:val="28"/>
+                <w:lang w:val="ru-RU"/>
+              </w:rPr>
+              <w:t xml:space="preserve">Класс </w:t>
+            </w:r>
+            <w:proofErr w:type="spellStart"/>
+            <w:r>
+              <w:rPr>
+                <w:rFonts w:ascii="Times New Roman" w:eastAsia="Times New Roman" w:hAnsi="Times New Roman" w:cs="Times New Roman"/>
+                <w:color w:val="262626"/>
+                <w:sz w:val="28"/>
+                <w:szCs w:val="28"/>
+                <w:lang w:val="ru-RU"/>
+              </w:rPr>
+              <w:t>Paragraph</w:t>
+            </w:r>
+            <w:proofErr w:type="spellEnd"/>
+          </w:p>
+        </w:tc>
+      </w:tr>
+      <w:tr>
+        <w:tc>
+          <w:tcPr>
+            <w:tcW w:w="3041" w:type="dxa"/>
+          </w:tcPr>
+          <w:p>
+            <w:pPr>
+              <w:jc w:val="both"/>
+              <w:rPr>
+                <w:rFonts w:ascii="Times New Roman" w:eastAsia="Times New Roman" w:hAnsi="Times New Roman" w:cs="Times New Roman"/>
+                <w:color w:val="262626"/>
+                <w:sz w:val="28"/>
+                <w:szCs w:val="28"/>
+                <w:lang w:val="ru-RU"/>
+              </w:rPr>
+            </w:pPr>
+            <w:proofErr w:type="spellStart"/>
+            <w:r>
+              <w:rPr>
+                <w:rFonts w:ascii="Times New Roman" w:eastAsia="Times New Roman" w:hAnsi="Times New Roman" w:cs="Times New Roman"/>
+                <w:color w:val="262626"/>
+                <w:sz w:val="28"/>
+                <w:szCs w:val="28"/>
+                <w:lang w:val="ru-RU"/>
+              </w:rPr>
+              <w:t>TestTable</w:t>
+            </w:r>
+            <w:proofErr w:type="spellEnd"/>
+          </w:p>
+        </w:tc>
+        <w:tc>
+          <w:tcPr>
+            <w:tcW w:w="2046" w:type="dxa"/>
+          </w:tcPr>
+          <w:p>
+            <w:pPr>
+              <w:jc w:val="center"/>
+              <w:rPr>
+                <w:rFonts w:ascii="Times New Roman" w:eastAsia="Times New Roman" w:hAnsi="Times New Roman" w:cs="Times New Roman"/>
+                <w:color w:val="262626"/>
+                <w:sz w:val="28"/>
+                <w:szCs w:val="28"/>
+                <w:lang w:val="ru-RU"/>
+              </w:rPr>
+            </w:pPr>
+            <w:r>
+              <w:rPr>
+                <w:rFonts w:ascii="Times New Roman" w:eastAsia="Times New Roman" w:hAnsi="Times New Roman" w:cs="Times New Roman"/>
+                <w:color w:val="262626"/>
+                <w:sz w:val="28"/>
+                <w:szCs w:val="28"/>
+                <w:lang w:val="ru-RU"/>
+              </w:rPr>
+              <w:t>2</w:t>
+            </w:r>
+          </w:p>
+        </w:tc>
+        <w:tc>
+          <w:tcPr>
+            <w:tcW w:w="3543" w:type="dxa"/>
+          </w:tcPr>
+          <w:p>
+            <w:pPr>
+              <w:jc w:val="both"/>
+              <w:rPr>
+                <w:rFonts w:ascii="Times New Roman" w:eastAsia="Times New Roman" w:hAnsi="Times New Roman" w:cs="Times New Roman"/>
+                <w:color w:val="262626"/>
+                <w:sz w:val="28"/>
+                <w:szCs w:val="28"/>
+                <w:lang w:val="ru-RU"/>
+              </w:rPr>
+            </w:pPr>
+            <w:r>
+              <w:rPr>
+                <w:rFonts w:ascii="Times New Roman" w:eastAsia="Times New Roman" w:hAnsi="Times New Roman" w:cs="Times New Roman"/>
+                <w:color w:val="262626"/>
+                <w:sz w:val="28"/>
+                <w:szCs w:val="28"/>
+                <w:lang w:val="ru-RU"/>
+              </w:rPr>
+              <w:t xml:space="preserve">Класс </w:t>
+            </w:r>
+            <w:proofErr w:type="spellStart"/>
+            <w:r>
+              <w:rPr>
+                <w:rFonts w:ascii="Times New Roman" w:eastAsia="Times New Roman" w:hAnsi="Times New Roman" w:cs="Times New Roman"/>
+                <w:color w:val="262626"/>
+                <w:sz w:val="28"/>
+                <w:szCs w:val="28"/>
+                <w:lang w:val="ru-RU"/>
+              </w:rPr>
+              <w:t>Table</w:t>
+            </w:r>
+            <w:proofErr w:type="spellEnd"/>
+          </w:p>
+        </w:tc>
+      </w:tr>
+      <w:tr>
+        <w:tc>
+          <w:tcPr>
+            <w:tcW w:w="3041" w:type="dxa"/>
+          </w:tcPr>
+          <w:p>
+            <w:pPr>
+              <w:jc w:val="both"/>
+              <w:rPr>
+                <w:rFonts w:ascii="Times New Roman" w:eastAsia="Times New Roman" w:hAnsi="Times New Roman" w:cs="Times New Roman"/>
+                <w:color w:val="262626"/>
+                <w:sz w:val="28"/>
+                <w:szCs w:val="28"/>
+                <w:lang w:val="ru-RU"/>
+              </w:rPr>
+            </w:pPr>
+            <w:proofErr w:type="spellStart"/>
+            <w:r>
+              <w:rPr>
+                <w:rFonts w:ascii="Times New Roman" w:eastAsia="Times New Roman" w:hAnsi="Times New Roman" w:cs="Times New Roman"/>
+                <w:color w:val="262626"/>
+                <w:sz w:val="28"/>
+                <w:szCs w:val="28"/>
+                <w:lang w:val="ru-RU"/>
+              </w:rPr>
+              <w:t>TestFormatter</w:t>
+            </w:r>
+            <w:proofErr w:type="spellEnd"/>
+          </w:p>
+        </w:tc>
+        <w:tc>
+          <w:tcPr>
+            <w:tcW w:w="2046" w:type="dxa"/>
+          </w:tcPr>
+          <w:p>
+            <w:pPr>
+              <w:jc w:val="center"/>
+              <w:rPr>
+                <w:rFonts w:ascii="Times New Roman" w:eastAsia="Times New Roman" w:hAnsi="Times New Roman" w:cs="Times New Roman"/>
+                <w:color w:val="262626"/>
+                <w:sz w:val="28"/>
+                <w:szCs w:val="28"/>
+                <w:lang w:val="ru-RU"/>
+              </w:rPr>
+            </w:pPr>
+            <w:r>
+              <w:rPr>
+                <w:rFonts w:ascii="Times New Roman" w:eastAsia="Times New Roman" w:hAnsi="Times New Roman" w:cs="Times New Roman"/>
+                <w:color w:val="262626"/>
+                <w:sz w:val="28"/>
+                <w:szCs w:val="28"/>
+                <w:lang w:val="ru-RU"/>
+              </w:rPr>
+              <w:t>9</w:t>
+            </w:r>
+          </w:p>
+        </w:tc>
+        <w:tc>
+          <w:tcPr>
+            <w:tcW w:w="3543" w:type="dxa"/>
+          </w:tcPr>
+          <w:p>
+            <w:pPr>
+              <w:jc w:val="both"/>
+              <w:rPr>
+                <w:rFonts w:ascii="Times New Roman" w:eastAsia="Times New Roman" w:hAnsi="Times New Roman" w:cs="Times New Roman"/>
+                <w:color w:val="262626"/>
+                <w:sz w:val="28"/>
+                <w:szCs w:val="28"/>
+                <w:lang w:val="ru-RU"/>
+              </w:rPr>
+            </w:pPr>
+            <w:r>
+              <w:rPr>
+                <w:rFonts w:ascii="Times New Roman" w:eastAsia="Times New Roman" w:hAnsi="Times New Roman" w:cs="Times New Roman"/>
+                <w:color w:val="262626"/>
+                <w:sz w:val="28"/>
+                <w:szCs w:val="28"/>
+                <w:lang w:val="ru-RU"/>
+              </w:rPr>
+              <w:t>Форматор</w:t>
+            </w:r>
+          </w:p>
+        </w:tc>
+      </w:tr>
+      <w:tr>
+        <w:tc>
+          <w:tcPr>
+            <w:tcW w:w="3041" w:type="dxa"/>
+          </w:tcPr>
+          <w:p>
+            <w:pPr>
+              <w:jc w:val="both"/>
+              <w:rPr>
+                <w:rFonts w:ascii="Times New Roman" w:eastAsia="Times New Roman" w:hAnsi="Times New Roman" w:cs="Times New Roman"/>
+                <w:color w:val="262626"/>
+                <w:sz w:val="28"/>
+                <w:szCs w:val="28"/>
+                <w:lang w:val="ru-RU"/>
+              </w:rPr>
+            </w:pPr>
+            <w:proofErr w:type="spellStart"/>
+            <w:r>
+              <w:rPr>
+                <w:rFonts w:ascii="Times New Roman" w:eastAsia="Times New Roman" w:hAnsi="Times New Roman" w:cs="Times New Roman"/>
+                <w:color w:val="262626"/>
+                <w:sz w:val="28"/>
+                <w:szCs w:val="28"/>
+                <w:lang w:val="ru-RU"/>
+              </w:rPr>
+              <w:t>TestTypesetter</w:t>
+            </w:r>
+            <w:proofErr w:type="spellEnd"/>
+          </w:p>
+        </w:tc>
+        <w:tc>
+          <w:tcPr>
+            <w:tcW w:w="2046" w:type="dxa"/>
+          </w:tcPr>
+          <w:p>
+            <w:pPr>
+              <w:jc w:val="center"/>
+              <w:rPr>
+                <w:rFonts w:ascii="Times New Roman" w:eastAsia="Times New Roman" w:hAnsi="Times New Roman" w:cs="Times New Roman"/>
+                <w:color w:val="262626"/>
+                <w:sz w:val="28"/>
+                <w:szCs w:val="28"/>
+                <w:lang w:val="ru-RU"/>
+              </w:rPr>
+            </w:pPr>
+            <w:r>
+              <w:rPr>
+                <w:rFonts w:ascii="Times New Roman" w:eastAsia="Times New Roman" w:hAnsi="Times New Roman" w:cs="Times New Roman"/>
+                <w:color w:val="262626"/>
+                <w:sz w:val="28"/>
+                <w:szCs w:val="28"/>
+                <w:lang w:val="ru-RU"/>
+              </w:rPr>
+              <w:t>3</w:t>
+            </w:r>
+          </w:p>
+        </w:tc>
+        <w:tc>
+          <w:tcPr>
+            <w:tcW w:w="3543" w:type="dxa"/>
+          </w:tcPr>
+          <w:p>
+            <w:pPr>
+              <w:jc w:val="both"/>
+              <w:rPr>
+                <w:rFonts w:ascii="Times New Roman" w:eastAsia="Times New Roman" w:hAnsi="Times New Roman" w:cs="Times New Roman"/>
+                <w:color w:val="262626"/>
+                <w:sz w:val="28"/>
+                <w:szCs w:val="28"/>
+                <w:lang w:val="ru-RU"/>
+              </w:rPr>
+            </w:pPr>
+            <w:r>
+              <w:rPr>
+                <w:rFonts w:ascii="Times New Roman" w:eastAsia="Times New Roman" w:hAnsi="Times New Roman" w:cs="Times New Roman"/>
+                <w:color w:val="262626"/>
+                <w:sz w:val="28"/>
+                <w:szCs w:val="28"/>
+                <w:lang w:val="ru-RU"/>
+              </w:rPr>
+              <w:t>Наборщик</w:t>
+            </w:r>
+          </w:p>
+        </w:tc>
+      </w:tr>
+      <w:tr>
+        <w:tc>
+          <w:tcPr>
+            <w:tcW w:w="3041" w:type="dxa"/>
+          </w:tcPr>
+          <w:p>
+            <w:pPr>
+              <w:jc w:val="both"/>
+              <w:rPr>
+                <w:rFonts w:ascii="Times New Roman" w:eastAsia="Times New Roman" w:hAnsi="Times New Roman" w:cs="Times New Roman"/>
+                <w:color w:val="262626"/>
+                <w:sz w:val="28"/>
+                <w:szCs w:val="28"/>
+                <w:lang w:val="ru-RU"/>
+              </w:rPr>
+            </w:pPr>
+            <w:proofErr w:type="spellStart"/>
+            <w:r>
+              <w:rPr>
+                <w:rFonts w:ascii="Times New Roman" w:eastAsia="Times New Roman" w:hAnsi="Times New Roman" w:cs="Times New Roman"/>
+                <w:color w:val="262626"/>
+                <w:sz w:val="28"/>
+                <w:szCs w:val="28"/>
+                <w:lang w:val="ru-RU"/>
+              </w:rPr>
+              <w:t>TestPublishingSystem</w:t>
+            </w:r>
+            <w:proofErr w:type="spellEnd"/>
+          </w:p>
+        </w:tc>
+        <w:tc>
+          <w:tcPr>
+            <w:tcW w:w="2046" w:type="dxa"/>
+          </w:tcPr>
+          <w:p>
+            <w:pPr>
+              <w:jc w:val="center"/>
+              <w:rPr>
+                <w:rFonts w:ascii="Times New Roman" w:eastAsia="Times New Roman" w:hAnsi="Times New Roman" w:cs="Times New Roman"/>
+                <w:color w:val="262626"/>
+                <w:sz w:val="28"/>
+                <w:szCs w:val="28"/>
+                <w:lang w:val="ru-RU"/>
+              </w:rPr>
+            </w:pPr>
+            <w:r>
+              <w:rPr>
+                <w:rFonts w:ascii="Times New Roman" w:eastAsia="Times New Roman" w:hAnsi="Times New Roman" w:cs="Times New Roman"/>
+                <w:color w:val="262626"/>
+                <w:sz w:val="28"/>
+                <w:szCs w:val="28"/>
+                <w:lang w:val="ru-RU"/>
+              </w:rPr>
+              <w:t>1</w:t>
+            </w:r>
+          </w:p>
+        </w:tc>
+        <w:tc>
+          <w:tcPr>
+            <w:tcW w:w="3543" w:type="dxa"/>
+          </w:tcPr>
+          <w:p>
+            <w:pPr>
+              <w:jc w:val="both"/>
+              <w:rPr>
+                <w:rFonts w:ascii="Times New Roman" w:eastAsia="Times New Roman" w:hAnsi="Times New Roman" w:cs="Times New Roman"/>
+                <w:color w:val="262626"/>
+                <w:sz w:val="28"/>
+                <w:szCs w:val="28"/>
+                <w:lang w:val="ru-RU"/>
+              </w:rPr>
+            </w:pPr>
+            <w:r>
+              <w:rPr>
+                <w:rFonts w:ascii="Times New Roman" w:eastAsia="Times New Roman" w:hAnsi="Times New Roman" w:cs="Times New Roman"/>
+                <w:color w:val="262626"/>
+                <w:sz w:val="28"/>
+                <w:szCs w:val="28"/>
+                <w:lang w:val="ru-RU"/>
+              </w:rPr>
+              <w:t>Полная система</w:t>
+            </w:r>
+          </w:p>
+        </w:tc>
+      </w:tr>
+      <w:tr>
+        <w:tc>
+          <w:tcPr>
+            <w:tcW w:w="3041" w:type="dxa"/>
+          </w:tcPr>
+          <w:p>
+            <w:pPr>
+              <w:jc w:val="both"/>
+              <w:rPr>
+                <w:rFonts w:ascii="Times New Roman" w:eastAsia="Times New Roman" w:hAnsi="Times New Roman" w:cs="Times New Roman"/>
+                <w:color w:val="262626"/>
+                <w:sz w:val="28"/>
+                <w:szCs w:val="28"/>
+                <w:lang w:val="ru-RU"/>
+              </w:rPr>
+            </w:pPr>
+            <w:r>
+              <w:rPr>
+                <w:rFonts w:ascii="Times New Roman" w:eastAsia="Times New Roman" w:hAnsi="Times New Roman" w:cs="Times New Roman"/>
+                <w:color w:val="262626"/>
+                <w:sz w:val="28"/>
+                <w:szCs w:val="28"/>
+                <w:lang w:val="ru-RU"/>
+              </w:rPr>
+              <w:t>Итого</w:t>
+            </w:r>
+          </w:p>
+        </w:tc>
+        <w:tc>
+          <w:tcPr>
+            <w:tcW w:w="2046" w:type="dxa"/>
+          </w:tcPr>
+          <w:p>
+            <w:pPr>
+              <w:jc w:val="center"/>
+              <w:rPr>
+                <w:rFonts w:ascii="Times New Roman" w:eastAsia="Times New Roman" w:hAnsi="Times New Roman" w:cs="Times New Roman"/>
+                <w:color w:val="262626"/>
+                <w:sz w:val="28"/>
+                <w:szCs w:val="28"/>
+                <w:lang w:val="ru-RU"/>
+              </w:rPr>
+            </w:pPr>
+            <w:r>
+              <w:rPr>
+                <w:rFonts w:ascii="Times New Roman" w:eastAsia="Times New Roman" w:hAnsi="Times New Roman" w:cs="Times New Roman"/>
+                <w:color w:val="262626"/>
+                <w:sz w:val="28"/>
+                <w:szCs w:val="28"/>
+                <w:lang w:val="ru-RU"/>
+              </w:rPr>
+              <w:t>36</w:t>
+            </w:r>
+          </w:p>
+        </w:tc>
+        <w:tc>
+          <w:tcPr>
+            <w:tcW w:w="3543" w:type="dxa"/>
+          </w:tcPr>
+          <w:p>
+            <w:pPr>
+              <w:jc w:val="both"/>
+              <w:rPr>
+                <w:rFonts w:ascii="Times New Roman" w:eastAsia="Times New Roman" w:hAnsi="Times New Roman" w:cs="Times New Roman"/>
+                <w:color w:val="262626"/>
+                <w:sz w:val="28"/>
+                <w:szCs w:val="28"/>
+                <w:lang w:val="ru-RU"/>
+              </w:rPr>
+            </w:pPr>
+          </w:p>
+        </w:tc>
+      </w:tr>
+    </w:tbl>
+    <w:p>
+      <w:pPr>
+        <w:shd w:val="clear" w:color="auto" w:fill="FFFFFF"/>
+        <w:ind w:left="720"/>
+        <w:jc w:val="both"/>
+        <w:rPr>
+          <w:rFonts w:ascii="Times New Roman" w:eastAsia="Times New Roman" w:hAnsi="Times New Roman" w:cs="Times New Roman"/>
+          <w:color w:val="262626"/>
+          <w:sz w:val="28"/>
+          <w:szCs w:val="28"/>
+          <w:lang w:val="ru-RU"/>
+        </w:rPr>
+      </w:pPr>
+    </w:p>
+    <w:p>
+      <w:pPr>
+        <w:shd w:val="clear" w:color="auto" w:fill="FFFFFF"/>
+        <w:ind w:left="720"/>
+        <w:jc w:val="both"/>
+        <w:rPr>
+          <w:rFonts w:ascii="Times New Roman" w:eastAsia="Times New Roman" w:hAnsi="Times New Roman" w:cs="Times New Roman"/>
+          <w:color w:val="262626"/>
+          <w:sz w:val="28"/>
+          <w:szCs w:val="28"/>
+          <w:lang w:val="ru-RU"/>
+        </w:rPr>
+      </w:pPr>
+      <w:r>
+        <w:rPr>
+          <w:rFonts w:ascii="Times New Roman" w:eastAsia="Times New Roman" w:hAnsi="Times New Roman" w:cs="Times New Roman"/>
+          <w:color w:val="262626"/>
+          <w:sz w:val="28"/>
+          <w:szCs w:val="28"/>
+          <w:lang w:val="ru-RU"/>
+        </w:rPr>
+        <w:t>Запуск тестов и проверка покрытия</w:t>
+      </w:r>
+      <w:r>
+        <w:rPr>
+          <w:rFonts w:ascii="Times New Roman" w:eastAsia="Times New Roman" w:hAnsi="Times New Roman" w:cs="Times New Roman"/>
+          <w:color w:val="262626"/>
+          <w:sz w:val="28"/>
+          <w:szCs w:val="28"/>
+          <w:lang w:val="ru-RU"/>
+        </w:rPr>
+        <w:t>.</w:t>
+      </w:r>
+    </w:p>
+    <w:p>
+      <w:pPr>
+        <w:shd w:val="clear" w:color="auto" w:fill="FFFFFF"/>
+        <w:ind w:left="720"/>
+        <w:jc w:val="both"/>
+        <w:rPr>
+          <w:rFonts w:ascii="Times New Roman" w:eastAsia="Times New Roman" w:hAnsi="Times New Roman" w:cs="Times New Roman"/>
+          <w:color w:val="262626"/>
+          <w:sz w:val="28"/>
+          <w:szCs w:val="28"/>
+          <w:lang w:val="ru-RU"/>
+        </w:rPr>
+      </w:pPr>
+      <w:r>
+        <w:rPr>
+          <w:rFonts w:ascii="Times New Roman" w:eastAsia="Times New Roman" w:hAnsi="Times New Roman" w:cs="Times New Roman"/>
+          <w:color w:val="262626"/>
+          <w:sz w:val="28"/>
+          <w:szCs w:val="28"/>
+          <w:lang w:val="ru-RU"/>
+        </w:rPr>
+        <w:t>Запуск всех тестов</w:t>
+      </w:r>
+      <w:r>
+        <w:rPr>
+          <w:rFonts w:ascii="Times New Roman" w:eastAsia="Times New Roman" w:hAnsi="Times New Roman" w:cs="Times New Roman"/>
+          <w:color w:val="262626"/>
+          <w:sz w:val="28"/>
+          <w:szCs w:val="28"/>
+          <w:lang w:val="ru-RU"/>
+        </w:rPr>
+        <w:t>:</w:t>
+      </w:r>
+    </w:p>
+    <w:p>
+      <w:pPr>
+        <w:shd w:val="clear" w:color="auto" w:fill="FFFFFF"/>
+        <w:ind w:left="720"/>
+        <w:jc w:val="both"/>
+        <w:rPr>
+          <w:rFonts w:ascii="Times New Roman" w:eastAsia="Times New Roman" w:hAnsi="Times New Roman" w:cs="Times New Roman"/>
+          <w:i/>
+          <w:iCs/>
+          <w:color w:val="262626"/>
+          <w:sz w:val="28"/>
+          <w:szCs w:val="28"/>
+          <w:lang w:val="en-US"/>
+        </w:rPr>
+      </w:pPr>
+      <w:r>
+        <w:rPr>
+          <w:rFonts w:ascii="Times New Roman" w:eastAsia="Times New Roman" w:hAnsi="Times New Roman" w:cs="Times New Roman"/>
+          <w:color w:val="262626"/>
+          <w:sz w:val="28"/>
+          <w:szCs w:val="28"/>
+          <w:lang w:val="ru-RU"/>
+        </w:rPr>
+        <w:tab/>
+      </w:r>
+      <w:proofErr w:type="spellStart"/>
+      <w:r>
+        <w:rPr>
+          <w:rFonts w:ascii="Times New Roman" w:eastAsia="Times New Roman" w:hAnsi="Times New Roman" w:cs="Times New Roman"/>
+          <w:i/>
+          <w:iCs/>
+          <w:color w:val="262626"/>
+          <w:sz w:val="28"/>
+          <w:szCs w:val="28"/>
+          <w:lang w:val="en-US"/>
+        </w:rPr>
+        <w:t>pytest</w:t>
+      </w:r>
+      <w:proofErr w:type="spellEnd"/>
+      <w:r>
+        <w:rPr>
+          <w:rFonts w:ascii="Times New Roman" w:eastAsia="Times New Roman" w:hAnsi="Times New Roman" w:cs="Times New Roman"/>
+          <w:i/>
+          <w:iCs/>
+          <w:color w:val="262626"/>
+          <w:sz w:val="28"/>
+          <w:szCs w:val="28"/>
+          <w:lang w:val="en-US"/>
+        </w:rPr>
+        <w:t xml:space="preserve"> test_text_formatter.py -v</w:t>
+      </w:r>
+    </w:p>
+    <w:p>
+      <w:pPr>
+        <w:shd w:val="clear" w:color="auto" w:fill="FFFFFF"/>
+        <w:ind w:left="720"/>
+        <w:jc w:val="both"/>
+        <w:rPr>
+          <w:rFonts w:ascii="Times New Roman" w:eastAsia="Times New Roman" w:hAnsi="Times New Roman" w:cs="Times New Roman"/>
+          <w:color w:val="262626"/>
+          <w:sz w:val="28"/>
+          <w:szCs w:val="28"/>
+          <w:lang w:val="ru-RU"/>
+        </w:rPr>
+      </w:pPr>
+      <w:proofErr w:type="spellStart"/>
+      <w:r>
+        <w:rPr>
+          <w:rFonts w:ascii="Times New Roman" w:eastAsia="Times New Roman" w:hAnsi="Times New Roman" w:cs="Times New Roman"/>
+          <w:color w:val="262626"/>
+          <w:sz w:val="28"/>
+          <w:szCs w:val="28"/>
+          <w:lang w:val="en-US"/>
+        </w:rPr>
+        <w:t>Запуск</w:t>
+      </w:r>
+      <w:proofErr w:type="spellEnd"/>
+      <w:r>
+        <w:rPr>
+          <w:rFonts w:ascii="Times New Roman" w:eastAsia="Times New Roman" w:hAnsi="Times New Roman" w:cs="Times New Roman"/>
+          <w:color w:val="262626"/>
+          <w:sz w:val="28"/>
+          <w:szCs w:val="28"/>
+          <w:lang w:val="en-US"/>
+        </w:rPr>
+        <w:t xml:space="preserve"> с </w:t>
+      </w:r>
+      <w:proofErr w:type="spellStart"/>
+      <w:r>
+        <w:rPr>
+          <w:rFonts w:ascii="Times New Roman" w:eastAsia="Times New Roman" w:hAnsi="Times New Roman" w:cs="Times New Roman"/>
+          <w:color w:val="262626"/>
+          <w:sz w:val="28"/>
+          <w:szCs w:val="28"/>
+          <w:lang w:val="en-US"/>
+        </w:rPr>
+        <w:t>измерением</w:t>
+      </w:r>
+      <w:proofErr w:type="spellEnd"/>
+      <w:r>
+        <w:rPr>
+          <w:rFonts w:ascii="Times New Roman" w:eastAsia="Times New Roman" w:hAnsi="Times New Roman" w:cs="Times New Roman"/>
+          <w:color w:val="262626"/>
+          <w:sz w:val="28"/>
+          <w:szCs w:val="28"/>
+          <w:lang w:val="en-US"/>
+        </w:rPr>
+        <w:t xml:space="preserve"> </w:t>
+      </w:r>
+      <w:proofErr w:type="spellStart"/>
+      <w:r>
+        <w:rPr>
+          <w:rFonts w:ascii="Times New Roman" w:eastAsia="Times New Roman" w:hAnsi="Times New Roman" w:cs="Times New Roman"/>
+          <w:color w:val="262626"/>
+          <w:sz w:val="28"/>
+          <w:szCs w:val="28"/>
+          <w:lang w:val="en-US"/>
+        </w:rPr>
+        <w:t>покрытия</w:t>
+      </w:r>
+      <w:proofErr w:type="spellEnd"/>
+      <w:r>
+        <w:rPr>
+          <w:rFonts w:ascii="Times New Roman" w:eastAsia="Times New Roman" w:hAnsi="Times New Roman" w:cs="Times New Roman"/>
+          <w:color w:val="262626"/>
+          <w:sz w:val="28"/>
+          <w:szCs w:val="28"/>
+          <w:lang w:val="ru-RU"/>
+        </w:rPr>
+        <w:t>:</w:t>
+      </w:r>
+    </w:p>
+    <w:p>
+      <w:pPr>
+        <w:shd w:val="clear" w:color="auto" w:fill="FFFFFF"/>
+        <w:ind w:left="720"/>
+        <w:jc w:val="both"/>
+        <w:rPr>
+          <w:rFonts w:ascii="Times New Roman" w:eastAsia="Times New Roman" w:hAnsi="Times New Roman" w:cs="Times New Roman"/>
+          <w:i/>
+          <w:iCs/>
+          <w:color w:val="262626"/>
+          <w:sz w:val="28"/>
+          <w:szCs w:val="28"/>
+          <w:lang w:val="en-US"/>
+        </w:rPr>
+      </w:pPr>
+      <w:r>
+        <w:rPr>
+          <w:rFonts w:ascii="Times New Roman" w:eastAsia="Times New Roman" w:hAnsi="Times New Roman" w:cs="Times New Roman"/>
+          <w:color w:val="262626"/>
+          <w:sz w:val="28"/>
+          <w:szCs w:val="28"/>
+          <w:lang w:val="ru-RU"/>
+        </w:rPr>
+        <w:lastRenderedPageBreak/>
+        <w:tab/>
+      </w:r>
+      <w:proofErr w:type="spellStart"/>
+      <w:r>
+        <w:rPr>
+          <w:rFonts w:ascii="Times New Roman" w:eastAsia="Times New Roman" w:hAnsi="Times New Roman" w:cs="Times New Roman"/>
+          <w:i/>
+          <w:iCs/>
+          <w:color w:val="262626"/>
+          <w:sz w:val="28"/>
+          <w:szCs w:val="28"/>
+          <w:lang w:val="en-US"/>
+        </w:rPr>
+        <w:t>pytest</w:t>
+      </w:r>
+      <w:proofErr w:type="spellEnd"/>
+      <w:r>
+        <w:rPr>
+          <w:rFonts w:ascii="Times New Roman" w:eastAsia="Times New Roman" w:hAnsi="Times New Roman" w:cs="Times New Roman"/>
+          <w:i/>
+          <w:iCs/>
+          <w:color w:val="262626"/>
+          <w:sz w:val="28"/>
+          <w:szCs w:val="28"/>
+          <w:lang w:val="en-US"/>
+        </w:rPr>
+        <w:t xml:space="preserve"> test_text_formatter.py --</w:t>
+      </w:r>
+      <w:proofErr w:type="spellStart"/>
+      <w:r>
+        <w:rPr>
+          <w:rFonts w:ascii="Times New Roman" w:eastAsia="Times New Roman" w:hAnsi="Times New Roman" w:cs="Times New Roman"/>
+          <w:i/>
+          <w:iCs/>
+          <w:color w:val="262626"/>
+          <w:sz w:val="28"/>
+          <w:szCs w:val="28"/>
+          <w:lang w:val="en-US"/>
+        </w:rPr>
+        <w:t>cov</w:t>
+      </w:r>
+      <w:proofErr w:type="spellEnd"/>
+      <w:r>
+        <w:rPr>
+          <w:rFonts w:ascii="Times New Roman" w:eastAsia="Times New Roman" w:hAnsi="Times New Roman" w:cs="Times New Roman"/>
+          <w:i/>
+          <w:iCs/>
+          <w:color w:val="262626"/>
+          <w:sz w:val="28"/>
+          <w:szCs w:val="28"/>
+          <w:lang w:val="en-US"/>
+        </w:rPr>
+        <w:t>=</w:t>
+      </w:r>
+      <w:proofErr w:type="spellStart"/>
+      <w:r>
+        <w:rPr>
+          <w:rFonts w:ascii="Times New Roman" w:eastAsia="Times New Roman" w:hAnsi="Times New Roman" w:cs="Times New Roman"/>
+          <w:i/>
+          <w:iCs/>
+          <w:color w:val="262626"/>
+          <w:sz w:val="28"/>
+          <w:szCs w:val="28"/>
+          <w:lang w:val="en-US"/>
+        </w:rPr>
+        <w:t>text_formatter</w:t>
+      </w:r>
+      <w:proofErr w:type="spellEnd"/>
+      <w:r>
+        <w:rPr>
+          <w:rFonts w:ascii="Times New Roman" w:eastAsia="Times New Roman" w:hAnsi="Times New Roman" w:cs="Times New Roman"/>
+          <w:i/>
+          <w:iCs/>
+          <w:color w:val="262626"/>
+          <w:sz w:val="28"/>
+          <w:szCs w:val="28"/>
+          <w:lang w:val="en-US"/>
+        </w:rPr>
+        <w:t xml:space="preserve"> --</w:t>
+      </w:r>
+      <w:proofErr w:type="spellStart"/>
+      <w:r>
+        <w:rPr>
+          <w:rFonts w:ascii="Times New Roman" w:eastAsia="Times New Roman" w:hAnsi="Times New Roman" w:cs="Times New Roman"/>
+          <w:i/>
+          <w:iCs/>
+          <w:color w:val="262626"/>
+          <w:sz w:val="28"/>
+          <w:szCs w:val="28"/>
+          <w:lang w:val="en-US"/>
+        </w:rPr>
+        <w:t>cov</w:t>
+      </w:r>
+      <w:proofErr w:type="spellEnd"/>
+      <w:r>
+        <w:rPr>
+          <w:rFonts w:ascii="Times New Roman" w:eastAsia="Times New Roman" w:hAnsi="Times New Roman" w:cs="Times New Roman"/>
+          <w:i/>
+          <w:iCs/>
+          <w:color w:val="262626"/>
+          <w:sz w:val="28"/>
+          <w:szCs w:val="28"/>
+          <w:lang w:val="en-US"/>
+        </w:rPr>
+        <w:t>-report=term-missing</w:t>
+      </w:r>
+    </w:p>
+    <w:p>
+      <w:pPr>
+        <w:shd w:val="clear" w:color="auto" w:fill="FFFFFF"/>
+        <w:ind w:left="720"/>
+        <w:jc w:val="both"/>
+        <w:rPr>
+          <w:rFonts w:ascii="Times New Roman" w:eastAsia="Times New Roman" w:hAnsi="Times New Roman" w:cs="Times New Roman"/>
+          <w:color w:val="262626"/>
+          <w:sz w:val="28"/>
+          <w:szCs w:val="28"/>
+          <w:lang w:val="ru-RU"/>
+        </w:rPr>
+      </w:pPr>
+      <w:r>
+        <w:rPr>
+          <w:rFonts w:ascii="Times New Roman" w:eastAsia="Times New Roman" w:hAnsi="Times New Roman" w:cs="Times New Roman"/>
+          <w:color w:val="262626"/>
+          <w:sz w:val="28"/>
+          <w:szCs w:val="28"/>
+          <w:lang w:val="ru-RU"/>
+        </w:rPr>
+        <w:t xml:space="preserve">Запуск через </w:t>
+      </w:r>
+      <w:r>
+        <w:rPr>
+          <w:rFonts w:ascii="Times New Roman" w:eastAsia="Times New Roman" w:hAnsi="Times New Roman" w:cs="Times New Roman"/>
+          <w:color w:val="262626"/>
+          <w:sz w:val="28"/>
+          <w:szCs w:val="28"/>
+          <w:lang w:val="en-US"/>
+        </w:rPr>
+        <w:t>coverage</w:t>
+      </w:r>
+      <w:r>
+        <w:rPr>
+          <w:rFonts w:ascii="Times New Roman" w:eastAsia="Times New Roman" w:hAnsi="Times New Roman" w:cs="Times New Roman"/>
+          <w:color w:val="262626"/>
+          <w:sz w:val="28"/>
+          <w:szCs w:val="28"/>
+          <w:lang w:val="ru-RU"/>
+        </w:rPr>
+        <w:t>:</w:t>
+      </w:r>
+    </w:p>
+    <w:p>
+      <w:pPr>
+        <w:shd w:val="clear" w:color="auto" w:fill="FFFFFF"/>
+        <w:ind w:left="1440"/>
+        <w:jc w:val="both"/>
+        <w:rPr>
+          <w:rFonts w:ascii="Times New Roman" w:eastAsia="Times New Roman" w:hAnsi="Times New Roman" w:cs="Times New Roman"/>
+          <w:i/>
+          <w:iCs/>
+          <w:color w:val="262626"/>
+          <w:sz w:val="28"/>
+          <w:szCs w:val="28"/>
+          <w:lang w:val="en-US"/>
+        </w:rPr>
+      </w:pPr>
+      <w:r>
+        <w:rPr>
+          <w:rFonts w:ascii="Times New Roman" w:eastAsia="Times New Roman" w:hAnsi="Times New Roman" w:cs="Times New Roman"/>
+          <w:i/>
+          <w:iCs/>
+          <w:color w:val="262626"/>
+          <w:sz w:val="28"/>
+          <w:szCs w:val="28"/>
+          <w:lang w:val="en-US"/>
+        </w:rPr>
+        <w:t xml:space="preserve">coverage run -m </w:t>
+      </w:r>
+      <w:proofErr w:type="spellStart"/>
+      <w:r>
+        <w:rPr>
+          <w:rFonts w:ascii="Times New Roman" w:eastAsia="Times New Roman" w:hAnsi="Times New Roman" w:cs="Times New Roman"/>
+          <w:i/>
+          <w:iCs/>
+          <w:color w:val="262626"/>
+          <w:sz w:val="28"/>
+          <w:szCs w:val="28"/>
+          <w:lang w:val="en-US"/>
+        </w:rPr>
+        <w:t>pytest</w:t>
+      </w:r>
+      <w:proofErr w:type="spellEnd"/>
+      <w:r>
+        <w:rPr>
+          <w:rFonts w:ascii="Times New Roman" w:eastAsia="Times New Roman" w:hAnsi="Times New Roman" w:cs="Times New Roman"/>
+          <w:i/>
+          <w:iCs/>
+          <w:color w:val="262626"/>
+          <w:sz w:val="28"/>
+          <w:szCs w:val="28"/>
+          <w:lang w:val="en-US"/>
+        </w:rPr>
+        <w:t xml:space="preserve"> test_text_formatter.py</w:t>
+      </w:r>
+    </w:p>
+    <w:p>
+      <w:pPr>
+        <w:shd w:val="clear" w:color="auto" w:fill="FFFFFF"/>
+        <w:ind w:left="1440"/>
+        <w:jc w:val="both"/>
+        <w:rPr>
+          <w:rFonts w:ascii="Times New Roman" w:eastAsia="Times New Roman" w:hAnsi="Times New Roman" w:cs="Times New Roman"/>
+          <w:i/>
+          <w:iCs/>
+          <w:color w:val="262626"/>
+          <w:sz w:val="28"/>
+          <w:szCs w:val="28"/>
+          <w:lang w:val="en-US"/>
+        </w:rPr>
+      </w:pPr>
+      <w:r>
+        <w:rPr>
+          <w:rFonts w:ascii="Times New Roman" w:eastAsia="Times New Roman" w:hAnsi="Times New Roman" w:cs="Times New Roman"/>
+          <w:i/>
+          <w:iCs/>
+          <w:color w:val="262626"/>
+          <w:sz w:val="28"/>
+          <w:szCs w:val="28"/>
+          <w:lang w:val="en-US"/>
+        </w:rPr>
+        <w:t>coverage report -m</w:t>
+      </w:r>
+    </w:p>
+    <w:p>
+      <w:pPr>
+        <w:shd w:val="clear" w:color="auto" w:fill="FFFFFF"/>
+        <w:ind w:left="1440"/>
+        <w:jc w:val="both"/>
+        <w:rPr>
+          <w:rFonts w:ascii="Times New Roman" w:eastAsia="Times New Roman" w:hAnsi="Times New Roman" w:cs="Times New Roman"/>
+          <w:i/>
+          <w:iCs/>
+          <w:color w:val="262626"/>
+          <w:sz w:val="28"/>
+          <w:szCs w:val="28"/>
+          <w:lang w:val="en-US"/>
+        </w:rPr>
+      </w:pPr>
+      <w:r>
+        <w:rPr>
+          <w:rFonts w:ascii="Times New Roman" w:eastAsia="Times New Roman" w:hAnsi="Times New Roman" w:cs="Times New Roman"/>
+          <w:i/>
+          <w:iCs/>
+          <w:color w:val="262626"/>
+          <w:sz w:val="28"/>
+          <w:szCs w:val="28"/>
+          <w:lang w:val="en-US"/>
+        </w:rPr>
+        <w:t>coverage html</w:t>
+      </w:r>
+    </w:p>
+    <w:p>
+      <w:pPr>
+        <w:shd w:val="clear" w:color="auto" w:fill="FFFFFF"/>
+        <w:jc w:val="both"/>
+        <w:rPr>
+          <w:rFonts w:ascii="Times New Roman" w:eastAsia="Times New Roman" w:hAnsi="Times New Roman" w:cs="Times New Roman"/>
+          <w:color w:val="262626"/>
+          <w:sz w:val="28"/>
+          <w:szCs w:val="28"/>
+          <w:lang w:val="en-US"/>
+        </w:rPr>
+      </w:pPr>
+    </w:p>
+    <w:p>
+      <w:pPr>
+        <w:shd w:val="clear" w:color="auto" w:fill="FFFFFF"/>
+        <w:ind w:firstLine="720"/>
+        <w:jc w:val="center"/>
+        <w:rPr>
+          <w:rFonts w:ascii="Times New Roman" w:eastAsia="Times New Roman" w:hAnsi="Times New Roman" w:cs="Times New Roman"/>
+          <w:color w:val="262626"/>
+          <w:sz w:val="28"/>
+          <w:szCs w:val="28"/>
+          <w:lang w:val="en-US"/>
+        </w:rPr>
+      </w:pPr>
+      <w:r>
+        <w:rPr>
+          <w:rFonts w:ascii="Times New Roman" w:eastAsia="Times New Roman" w:hAnsi="Times New Roman" w:cs="Times New Roman"/>
+          <w:color w:val="262626"/>
+          <w:sz w:val="28"/>
+          <w:szCs w:val="28"/>
+          <w:lang w:val="en-US"/>
+        </w:rPr>
+        <w:drawing>
+          <wp:inline distT="0" distB="0" distL="0" distR="0" wp14:anchorId="6206F420" wp14:editId="321871F0">
+            <wp:extent cx="4660965" cy="3614738"/>
+            <wp:effectExtent l="0" t="0" r="6350" b="5080"/>
+            <wp:docPr id="11" name="Рисунок 11"/>
+            <wp:cNvGraphicFramePr>
+              <a:graphicFrameLocks xmlns:a="http://schemas.openxmlformats.org/drawingml/2006/main" noChangeAspect="1"/>
+            </wp:cNvGraphicFramePr>
+            <a:graphic xmlns:a="http://schemas.openxmlformats.org/drawingml/2006/main">
+              <a:graphicData uri="http://schemas.openxmlformats.org/drawingml/2006/picture">
+                <pic:pic xmlns:pic="http://schemas.openxmlformats.org/drawingml/2006/picture">
+                  <pic:nvPicPr>
+                    <pic:cNvPr id="1" name=""/>
+                    <pic:cNvPicPr/>
+                  </pic:nvPicPr>
+                  <pic:blipFill>
+                    <a:blip r:embed="rId17"/>
+                    <a:stretch>
+                      <a:fillRect/>
+                    </a:stretch>
+                  </pic:blipFill>
+                  <pic:spPr>
+                    <a:xfrm>
+                      <a:off x="0" y="0"/>
+                      <a:ext cx="4668686" cy="3620726"/>
+                    </a:xfrm>
+                    <a:prstGeom prst="rect">
+                      <a:avLst/>
+                    </a:prstGeom>
+                  </pic:spPr>
+                </pic:pic>
+              </a:graphicData>
+            </a:graphic>
+          </wp:inline>
+        </w:drawing>
+      </w:r>
+    </w:p>
+    <w:p>
+      <w:pPr>
+        <w:shd w:val="clear" w:color="auto" w:fill="FFFFFF"/>
+        <w:jc w:val="center"/>
+        <w:rPr>
+          <w:rFonts w:ascii="Times New Roman" w:eastAsia="Times New Roman" w:hAnsi="Times New Roman" w:cs="Times New Roman"/>
+          <w:sz w:val="28"/>
+          <w:szCs w:val="28"/>
+          <w:lang w:val="ru-RU"/>
+        </w:rPr>
+      </w:pPr>
+      <w:r>
+        <w:rPr>
+          <w:rFonts w:ascii="Times New Roman" w:eastAsia="Times New Roman" w:hAnsi="Times New Roman" w:cs="Times New Roman"/>
+          <w:sz w:val="28"/>
+          <w:szCs w:val="28"/>
+        </w:rPr>
+        <w:t xml:space="preserve">Рисунок </w:t>
+      </w:r>
+      <w:r>
+        <w:rPr>
+          <w:rFonts w:ascii="Times New Roman" w:eastAsia="Times New Roman" w:hAnsi="Times New Roman" w:cs="Times New Roman"/>
+          <w:sz w:val="28"/>
+          <w:szCs w:val="28"/>
+          <w:lang w:val="ru-RU"/>
+        </w:rPr>
+        <w:t>7</w:t>
+      </w:r>
+      <w:r>
+        <w:rPr>
+          <w:rFonts w:ascii="Times New Roman" w:eastAsia="Times New Roman" w:hAnsi="Times New Roman" w:cs="Times New Roman"/>
+          <w:sz w:val="28"/>
+          <w:szCs w:val="28"/>
+          <w:lang w:val="ru-RU"/>
+        </w:rPr>
+        <w:t xml:space="preserve"> ‒</w:t>
+      </w:r>
+      <w:r>
+        <w:rPr>
+          <w:rFonts w:ascii="Times New Roman" w:eastAsia="Times New Roman" w:hAnsi="Times New Roman" w:cs="Times New Roman"/>
+          <w:sz w:val="28"/>
+          <w:szCs w:val="28"/>
+        </w:rPr>
+        <w:t xml:space="preserve"> </w:t>
+      </w:r>
+      <w:r>
+        <w:rPr>
+          <w:rFonts w:ascii="Times New Roman" w:eastAsia="Times New Roman" w:hAnsi="Times New Roman" w:cs="Times New Roman"/>
+          <w:sz w:val="28"/>
+          <w:szCs w:val="28"/>
+          <w:lang w:val="ru-RU"/>
+        </w:rPr>
+        <w:t>Запуск всех тестов</w:t>
+      </w:r>
+    </w:p>
+    <w:p>
+      <w:pPr>
+        <w:shd w:val="clear" w:color="auto" w:fill="FFFFFF"/>
+        <w:jc w:val="center"/>
+        <w:rPr>
+          <w:rFonts w:ascii="Times New Roman" w:eastAsia="Times New Roman" w:hAnsi="Times New Roman" w:cs="Times New Roman"/>
+          <w:color w:val="262626"/>
+          <w:sz w:val="28"/>
+          <w:szCs w:val="28"/>
+          <w:lang w:val="en-US"/>
+        </w:rPr>
+      </w:pPr>
+    </w:p>
+    <w:p>
+      <w:pPr>
+        <w:shd w:val="clear" w:color="auto" w:fill="FFFFFF"/>
+        <w:jc w:val="center"/>
+        <w:rPr>
+          <w:rFonts w:ascii="Times New Roman" w:eastAsia="Times New Roman" w:hAnsi="Times New Roman" w:cs="Times New Roman"/>
+          <w:color w:val="262626"/>
+          <w:sz w:val="28"/>
+          <w:szCs w:val="28"/>
+          <w:lang w:val="en-US"/>
+        </w:rPr>
+      </w:pPr>
+      <w:r>
+        <w:rPr>
+          <w:rFonts w:ascii="Times New Roman" w:eastAsia="Times New Roman" w:hAnsi="Times New Roman" w:cs="Times New Roman"/>
+          <w:noProof/>
+          <w:color w:val="262626"/>
+          <w:sz w:val="28"/>
+          <w:szCs w:val="28"/>
+          <w:lang w:val="en-US"/>
+        </w:rPr>
+        <w:drawing>
+          <wp:inline distT="0" distB="0" distL="0" distR="0" wp14:anchorId="4BCA4E2B" wp14:editId="23303F0D">
+            <wp:extent cx="4224337" cy="1796869"/>
+            <wp:effectExtent l="0" t="0" r="5080" b="0"/>
+            <wp:docPr id="12" name="Рисунок 12"/>
+            <wp:cNvGraphicFramePr>
+              <a:graphicFrameLocks xmlns:a="http://schemas.openxmlformats.org/drawingml/2006/main" noChangeAspect="1"/>
+            </wp:cNvGraphicFramePr>
+            <a:graphic xmlns:a="http://schemas.openxmlformats.org/drawingml/2006/main">
+              <a:graphicData uri="http://schemas.openxmlformats.org/drawingml/2006/picture">
+                <pic:pic xmlns:pic="http://schemas.openxmlformats.org/drawingml/2006/picture">
+                  <pic:nvPicPr>
+                    <pic:cNvPr id="0" name="Picture 1"/>
+                    <pic:cNvPicPr>
+                      <a:picLocks noChangeAspect="1" noChangeArrowheads="1"/>
+                    </pic:cNvPicPr>
+                  </pic:nvPicPr>
+                  <pic:blipFill>
+                    <a:blip r:embed="rId18" cstate="print">
+                      <a:extLst>
+                        <a:ext uri="{28A0092B-C50C-407E-A947-70E740481C1C}">
+                          <a14:useLocalDpi xmlns:a14="http://schemas.microsoft.com/office/drawing/2010/main" val="0"/>
+                        </a:ext>
+                      </a:extLst>
+                    </a:blip>
+                    <a:srcRect/>
+                    <a:stretch>
+                      <a:fillRect/>
+                    </a:stretch>
+                  </pic:blipFill>
+                  <pic:spPr bwMode="auto">
+                    <a:xfrm>
+                      <a:off x="0" y="0"/>
+                      <a:ext cx="4235782" cy="1801737"/>
+                    </a:xfrm>
+                    <a:prstGeom prst="rect">
+                      <a:avLst/>
+                    </a:prstGeom>
+                    <a:noFill/>
+                    <a:ln>
+                      <a:noFill/>
+                    </a:ln>
+                  </pic:spPr>
+                </pic:pic>
+              </a:graphicData>
+            </a:graphic>
+          </wp:inline>
+        </w:drawing>
+      </w:r>
+    </w:p>
+    <w:p>
+      <w:pPr>
+        <w:shd w:val="clear" w:color="auto" w:fill="FFFFFF"/>
+        <w:jc w:val="center"/>
+        <w:rPr>
+          <w:rFonts w:ascii="Times New Roman" w:eastAsia="Times New Roman" w:hAnsi="Times New Roman" w:cs="Times New Roman"/>
+          <w:color w:val="262626"/>
+          <w:sz w:val="28"/>
+          <w:szCs w:val="28"/>
+          <w:lang w:val="en-US"/>
+        </w:rPr>
+      </w:pPr>
+      <w:r>
+        <w:rPr>
+          <w:rFonts w:ascii="Times New Roman" w:eastAsia="Times New Roman" w:hAnsi="Times New Roman" w:cs="Times New Roman"/>
+          <w:sz w:val="28"/>
+          <w:szCs w:val="28"/>
+        </w:rPr>
+        <w:t xml:space="preserve">Рисунок </w:t>
+      </w:r>
+      <w:r>
+        <w:rPr>
+          <w:rFonts w:ascii="Times New Roman" w:eastAsia="Times New Roman" w:hAnsi="Times New Roman" w:cs="Times New Roman"/>
+          <w:sz w:val="28"/>
+          <w:szCs w:val="28"/>
+          <w:lang w:val="ru-RU"/>
+        </w:rPr>
+        <w:t>8</w:t>
+      </w:r>
+      <w:r>
+        <w:rPr>
+          <w:rFonts w:ascii="Times New Roman" w:eastAsia="Times New Roman" w:hAnsi="Times New Roman" w:cs="Times New Roman"/>
+          <w:sz w:val="28"/>
+          <w:szCs w:val="28"/>
+          <w:lang w:val="ru-RU"/>
+        </w:rPr>
+        <w:t xml:space="preserve"> ‒</w:t>
+      </w:r>
+      <w:r>
+        <w:rPr>
+          <w:rFonts w:ascii="Times New Roman" w:eastAsia="Times New Roman" w:hAnsi="Times New Roman" w:cs="Times New Roman"/>
+          <w:sz w:val="28"/>
+          <w:szCs w:val="28"/>
+        </w:rPr>
+        <w:t xml:space="preserve"> </w:t>
+      </w:r>
+      <w:r>
+        <w:rPr>
+          <w:rFonts w:ascii="Times New Roman" w:eastAsia="Times New Roman" w:hAnsi="Times New Roman" w:cs="Times New Roman"/>
+          <w:sz w:val="28"/>
+          <w:szCs w:val="28"/>
+          <w:lang w:val="ru-RU"/>
+        </w:rPr>
+        <w:t>Покрытие кода</w:t>
+      </w:r>
+    </w:p>
+    <w:p>
+      <w:pPr>
+        <w:shd w:val="clear" w:color="auto" w:fill="FFFFFF"/>
+        <w:jc w:val="center"/>
+        <w:rPr>
+          <w:rFonts w:ascii="Times New Roman" w:eastAsia="Times New Roman" w:hAnsi="Times New Roman" w:cs="Times New Roman"/>
+          <w:color w:val="262626"/>
+          <w:sz w:val="28"/>
+          <w:szCs w:val="28"/>
+          <w:lang w:val="en-US"/>
+        </w:rPr>
+      </w:pPr>
+    </w:p>
+    <w:p>
+      <w:pPr>
+        <w:shd w:val="clear" w:color="auto" w:fill="FFFFFF"/>
+        <w:jc w:val="both"/>
+        <w:rPr>
+          <w:rFonts w:ascii="Times New Roman" w:eastAsia="Times New Roman" w:hAnsi="Times New Roman" w:cs="Times New Roman"/>
+          <w:color w:val="262626"/>
+          <w:sz w:val="28"/>
+          <w:szCs w:val="28"/>
+          <w:lang w:val="ru-RU"/>
+        </w:rPr>
+      </w:pPr>
+      <w:r>
+        <w:rPr>
+          <w:rFonts w:ascii="Times New Roman" w:eastAsia="Times New Roman" w:hAnsi="Times New Roman" w:cs="Times New Roman"/>
+          <w:color w:val="262626"/>
+          <w:sz w:val="28"/>
+          <w:szCs w:val="28"/>
+          <w:lang w:val="en-US"/>
+        </w:rPr>
+        <w:lastRenderedPageBreak/>
+        <w:tab/>
+      </w:r>
+      <w:proofErr w:type="spellStart"/>
+      <w:r>
+        <w:rPr>
+          <w:rFonts w:ascii="Times New Roman" w:eastAsia="Times New Roman" w:hAnsi="Times New Roman" w:cs="Times New Roman"/>
+          <w:color w:val="262626"/>
+          <w:sz w:val="28"/>
+          <w:szCs w:val="28"/>
+          <w:lang w:val="en-US"/>
+        </w:rPr>
+        <w:t>Разработка</w:t>
+      </w:r>
+      <w:proofErr w:type="spellEnd"/>
+      <w:r>
+        <w:rPr>
+          <w:rFonts w:ascii="Times New Roman" w:eastAsia="Times New Roman" w:hAnsi="Times New Roman" w:cs="Times New Roman"/>
+          <w:color w:val="262626"/>
+          <w:sz w:val="28"/>
+          <w:szCs w:val="28"/>
+          <w:lang w:val="en-US"/>
+        </w:rPr>
+        <w:t xml:space="preserve"> </w:t>
+      </w:r>
+      <w:proofErr w:type="spellStart"/>
+      <w:r>
+        <w:rPr>
+          <w:rFonts w:ascii="Times New Roman" w:eastAsia="Times New Roman" w:hAnsi="Times New Roman" w:cs="Times New Roman"/>
+          <w:color w:val="262626"/>
+          <w:sz w:val="28"/>
+          <w:szCs w:val="28"/>
+          <w:lang w:val="en-US"/>
+        </w:rPr>
+        <w:t>демонстрационной</w:t>
+      </w:r>
+      <w:proofErr w:type="spellEnd"/>
+      <w:r>
+        <w:rPr>
+          <w:rFonts w:ascii="Times New Roman" w:eastAsia="Times New Roman" w:hAnsi="Times New Roman" w:cs="Times New Roman"/>
+          <w:color w:val="262626"/>
+          <w:sz w:val="28"/>
+          <w:szCs w:val="28"/>
+          <w:lang w:val="en-US"/>
+        </w:rPr>
+        <w:t xml:space="preserve"> </w:t>
+      </w:r>
+      <w:proofErr w:type="spellStart"/>
+      <w:r>
+        <w:rPr>
+          <w:rFonts w:ascii="Times New Roman" w:eastAsia="Times New Roman" w:hAnsi="Times New Roman" w:cs="Times New Roman"/>
+          <w:color w:val="262626"/>
+          <w:sz w:val="28"/>
+          <w:szCs w:val="28"/>
+          <w:lang w:val="en-US"/>
+        </w:rPr>
+        <w:t>программы</w:t>
+      </w:r>
+      <w:proofErr w:type="spellEnd"/>
+      <w:r>
+        <w:rPr>
+          <w:rFonts w:ascii="Times New Roman" w:eastAsia="Times New Roman" w:hAnsi="Times New Roman" w:cs="Times New Roman"/>
+          <w:color w:val="262626"/>
+          <w:sz w:val="28"/>
+          <w:szCs w:val="28"/>
+          <w:lang w:val="ru-RU"/>
+        </w:rPr>
+        <w:t>.</w:t>
+      </w:r>
+    </w:p>
+    <w:p>
+      <w:pPr>
+        <w:shd w:val="clear" w:color="auto" w:fill="FFFFFF"/>
+        <w:jc w:val="both"/>
+        <w:rPr>
+          <w:rFonts w:ascii="Times New Roman" w:eastAsia="Times New Roman" w:hAnsi="Times New Roman" w:cs="Times New Roman"/>
+          <w:color w:val="262626"/>
+          <w:sz w:val="28"/>
+          <w:szCs w:val="28"/>
+          <w:lang w:val="ru-RU"/>
+        </w:rPr>
+      </w:pPr>
+      <w:r>
+        <w:rPr>
+          <w:rFonts w:ascii="Times New Roman" w:eastAsia="Times New Roman" w:hAnsi="Times New Roman" w:cs="Times New Roman"/>
+          <w:color w:val="262626"/>
+          <w:sz w:val="28"/>
+          <w:szCs w:val="28"/>
+          <w:lang w:val="ru-RU"/>
+        </w:rPr>
+        <w:tab/>
+      </w:r>
+      <w:r>
+        <w:rPr>
+          <w:rFonts w:ascii="Times New Roman" w:eastAsia="Times New Roman" w:hAnsi="Times New Roman" w:cs="Times New Roman"/>
+          <w:color w:val="262626"/>
+          <w:sz w:val="28"/>
+          <w:szCs w:val="28"/>
+          <w:lang w:val="ru-RU"/>
+        </w:rPr>
+        <w:t>Демонстрационная программа включает:</w:t>
+      </w:r>
+    </w:p>
+    <w:p>
+      <w:pPr>
+        <w:shd w:val="clear" w:color="auto" w:fill="FFFFFF"/>
+        <w:ind w:left="1440"/>
+        <w:jc w:val="both"/>
+        <w:rPr>
+          <w:rFonts w:ascii="Times New Roman" w:eastAsia="Times New Roman" w:hAnsi="Times New Roman" w:cs="Times New Roman"/>
+          <w:color w:val="262626"/>
+          <w:sz w:val="28"/>
+          <w:szCs w:val="28"/>
+          <w:lang w:val="ru-RU"/>
+        </w:rPr>
+      </w:pPr>
+      <w:r>
+        <w:rPr>
+          <w:rFonts w:ascii="Times New Roman" w:eastAsia="Times New Roman" w:hAnsi="Times New Roman" w:cs="Times New Roman"/>
+          <w:color w:val="262626"/>
+          <w:sz w:val="28"/>
+          <w:szCs w:val="28"/>
+          <w:lang w:val="ru-RU"/>
+        </w:rPr>
+        <w:t>Часть 1 — демонстрация файловой системы</w:t>
+      </w:r>
+    </w:p>
+    <w:p>
+      <w:pPr>
+        <w:shd w:val="clear" w:color="auto" w:fill="FFFFFF"/>
+        <w:ind w:left="1440"/>
+        <w:jc w:val="both"/>
+        <w:rPr>
+          <w:rFonts w:ascii="Times New Roman" w:eastAsia="Times New Roman" w:hAnsi="Times New Roman" w:cs="Times New Roman"/>
+          <w:color w:val="262626"/>
+          <w:sz w:val="28"/>
+          <w:szCs w:val="28"/>
+          <w:lang w:val="ru-RU"/>
+        </w:rPr>
+      </w:pPr>
+    </w:p>
+    <w:p>
+      <w:pPr>
+        <w:shd w:val="clear" w:color="auto" w:fill="FFFFFF"/>
+        <w:ind w:left="1440"/>
+        <w:jc w:val="center"/>
+        <w:rPr>
+          <w:rFonts w:ascii="Times New Roman" w:eastAsia="Times New Roman" w:hAnsi="Times New Roman" w:cs="Times New Roman"/>
+          <w:color w:val="262626"/>
+          <w:sz w:val="28"/>
+          <w:szCs w:val="28"/>
+          <w:lang w:val="ru-RU"/>
+        </w:rPr>
+      </w:pPr>
+      <w:r>
+        <w:rPr>
+          <w:rFonts w:ascii="Times New Roman" w:eastAsia="Times New Roman" w:hAnsi="Times New Roman" w:cs="Times New Roman"/>
+          <w:color w:val="262626"/>
+          <w:sz w:val="28"/>
+          <w:szCs w:val="28"/>
+          <w:lang w:val="ru-RU"/>
+        </w:rPr>
+        <w:drawing>
+          <wp:inline distT="0" distB="0" distL="0" distR="0" wp14:anchorId="14959EB8" wp14:editId="4296530A">
+            <wp:extent cx="4195762" cy="4251347"/>
+            <wp:effectExtent l="0" t="0" r="0" b="0"/>
+            <wp:docPr id="13" name="Рисунок 13"/>
+            <wp:cNvGraphicFramePr>
+              <a:graphicFrameLocks xmlns:a="http://schemas.openxmlformats.org/drawingml/2006/main" noChangeAspect="1"/>
+            </wp:cNvGraphicFramePr>
+            <a:graphic xmlns:a="http://schemas.openxmlformats.org/drawingml/2006/main">
+              <a:graphicData uri="http://schemas.openxmlformats.org/drawingml/2006/picture">
+                <pic:pic xmlns:pic="http://schemas.openxmlformats.org/drawingml/2006/picture">
+                  <pic:nvPicPr>
+                    <pic:cNvPr id="1" name=""/>
+                    <pic:cNvPicPr/>
+                  </pic:nvPicPr>
+                  <pic:blipFill>
+                    <a:blip r:embed="rId19"/>
+                    <a:stretch>
+                      <a:fillRect/>
+                    </a:stretch>
+                  </pic:blipFill>
+                  <pic:spPr>
+                    <a:xfrm>
+                      <a:off x="0" y="0"/>
+                      <a:ext cx="4199462" cy="4255096"/>
+                    </a:xfrm>
+                    <a:prstGeom prst="rect">
+                      <a:avLst/>
+                    </a:prstGeom>
+                  </pic:spPr>
+                </pic:pic>
+              </a:graphicData>
+            </a:graphic>
+          </wp:inline>
+        </w:drawing>
+      </w:r>
+    </w:p>
+    <w:p>
+      <w:pPr>
+        <w:shd w:val="clear" w:color="auto" w:fill="FFFFFF"/>
+        <w:jc w:val="center"/>
+        <w:rPr>
+          <w:rFonts w:ascii="Times New Roman" w:eastAsia="Times New Roman" w:hAnsi="Times New Roman" w:cs="Times New Roman"/>
+          <w:color w:val="262626"/>
+          <w:sz w:val="28"/>
+          <w:szCs w:val="28"/>
+          <w:lang w:val="ru-RU"/>
+        </w:rPr>
+      </w:pPr>
+      <w:r>
+        <w:rPr>
+          <w:rFonts w:ascii="Times New Roman" w:eastAsia="Times New Roman" w:hAnsi="Times New Roman" w:cs="Times New Roman"/>
+          <w:sz w:val="28"/>
+          <w:szCs w:val="28"/>
+        </w:rPr>
+        <w:t xml:space="preserve">Рисунок </w:t>
+      </w:r>
+      <w:r>
+        <w:rPr>
+          <w:rFonts w:ascii="Times New Roman" w:eastAsia="Times New Roman" w:hAnsi="Times New Roman" w:cs="Times New Roman"/>
+          <w:sz w:val="28"/>
+          <w:szCs w:val="28"/>
+          <w:lang w:val="ru-RU"/>
+        </w:rPr>
+        <w:t>8 ‒</w:t>
+      </w:r>
+      <w:r>
+        <w:rPr>
+          <w:rFonts w:ascii="Times New Roman" w:eastAsia="Times New Roman" w:hAnsi="Times New Roman" w:cs="Times New Roman"/>
+          <w:sz w:val="28"/>
+          <w:szCs w:val="28"/>
+        </w:rPr>
+        <w:t xml:space="preserve"> </w:t>
+      </w:r>
+      <w:r>
+        <w:rPr>
+          <w:rFonts w:ascii="Times New Roman" w:eastAsia="Times New Roman" w:hAnsi="Times New Roman" w:cs="Times New Roman"/>
+          <w:sz w:val="28"/>
+          <w:szCs w:val="28"/>
+          <w:lang w:val="ru-RU"/>
+        </w:rPr>
+        <w:t>Файловая система</w:t>
+      </w:r>
+    </w:p>
+    <w:p>
+      <w:pPr>
+        <w:shd w:val="clear" w:color="auto" w:fill="FFFFFF"/>
+        <w:ind w:left="1440"/>
+        <w:jc w:val="both"/>
+        <w:rPr>
+          <w:rFonts w:ascii="Times New Roman" w:eastAsia="Times New Roman" w:hAnsi="Times New Roman" w:cs="Times New Roman"/>
+          <w:color w:val="262626"/>
+          <w:sz w:val="28"/>
+          <w:szCs w:val="28"/>
+          <w:lang w:val="ru-RU"/>
+        </w:rPr>
+      </w:pPr>
+    </w:p>
+    <w:p>
+      <w:pPr>
+        <w:shd w:val="clear" w:color="auto" w:fill="FFFFFF"/>
+        <w:ind w:left="1440"/>
+        <w:jc w:val="both"/>
+        <w:rPr>
+          <w:rFonts w:ascii="Times New Roman" w:eastAsia="Times New Roman" w:hAnsi="Times New Roman" w:cs="Times New Roman"/>
+          <w:color w:val="262626"/>
+          <w:sz w:val="28"/>
+          <w:szCs w:val="28"/>
+          <w:lang w:val="ru-RU"/>
+        </w:rPr>
+      </w:pPr>
+      <w:r>
+        <w:rPr>
+          <w:rFonts w:ascii="Times New Roman" w:eastAsia="Times New Roman" w:hAnsi="Times New Roman" w:cs="Times New Roman"/>
+          <w:color w:val="262626"/>
+          <w:sz w:val="28"/>
+          <w:szCs w:val="28"/>
+          <w:lang w:val="ru-RU"/>
+        </w:rPr>
+        <w:t>Часть 2 — демонстрация редактора текста</w:t>
+      </w:r>
+    </w:p>
+    <w:p>
+      <w:pPr>
+        <w:shd w:val="clear" w:color="auto" w:fill="FFFFFF"/>
+        <w:ind w:left="1440"/>
+        <w:jc w:val="both"/>
+        <w:rPr>
+          <w:rFonts w:ascii="Times New Roman" w:eastAsia="Times New Roman" w:hAnsi="Times New Roman" w:cs="Times New Roman"/>
+          <w:color w:val="262626"/>
+          <w:sz w:val="28"/>
+          <w:szCs w:val="28"/>
+          <w:lang w:val="ru-RU"/>
+        </w:rPr>
+      </w:pPr>
+    </w:p>
+    <w:p>
+      <w:pPr>
+        <w:shd w:val="clear" w:color="auto" w:fill="FFFFFF"/>
+        <w:ind w:left="1440"/>
+        <w:jc w:val="center"/>
+        <w:rPr>
+          <w:rFonts w:ascii="Times New Roman" w:eastAsia="Times New Roman" w:hAnsi="Times New Roman" w:cs="Times New Roman"/>
+          <w:color w:val="262626"/>
+          <w:sz w:val="28"/>
+          <w:szCs w:val="28"/>
+          <w:lang w:val="ru-RU"/>
+        </w:rPr>
+      </w:pPr>
+      <w:r>
+        <w:rPr>
+          <w:rFonts w:ascii="Times New Roman" w:eastAsia="Times New Roman" w:hAnsi="Times New Roman" w:cs="Times New Roman"/>
+          <w:color w:val="262626"/>
+          <w:sz w:val="28"/>
+          <w:szCs w:val="28"/>
+          <w:lang w:val="ru-RU"/>
+        </w:rPr>
+        <w:lastRenderedPageBreak/>
+        <w:drawing>
+          <wp:inline distT="0" distB="0" distL="0" distR="0" wp14:anchorId="687A2F3A" wp14:editId="62F28D86">
+            <wp:extent cx="3590137" cy="3507671"/>
+            <wp:effectExtent l="0" t="0" r="0" b="0"/>
+            <wp:docPr id="14" name="Рисунок 14"/>
+            <wp:cNvGraphicFramePr>
+              <a:graphicFrameLocks xmlns:a="http://schemas.openxmlformats.org/drawingml/2006/main" noChangeAspect="1"/>
+            </wp:cNvGraphicFramePr>
+            <a:graphic xmlns:a="http://schemas.openxmlformats.org/drawingml/2006/main">
+              <a:graphicData uri="http://schemas.openxmlformats.org/drawingml/2006/picture">
+                <pic:pic xmlns:pic="http://schemas.openxmlformats.org/drawingml/2006/picture">
+                  <pic:nvPicPr>
+                    <pic:cNvPr id="1" name=""/>
+                    <pic:cNvPicPr/>
+                  </pic:nvPicPr>
+                  <pic:blipFill>
+                    <a:blip r:embed="rId20"/>
+                    <a:stretch>
+                      <a:fillRect/>
+                    </a:stretch>
+                  </pic:blipFill>
+                  <pic:spPr>
+                    <a:xfrm>
+                      <a:off x="0" y="0"/>
+                      <a:ext cx="3596008" cy="3513407"/>
+                    </a:xfrm>
+                    <a:prstGeom prst="rect">
+                      <a:avLst/>
+                    </a:prstGeom>
+                  </pic:spPr>
+                </pic:pic>
+              </a:graphicData>
+            </a:graphic>
+          </wp:inline>
+        </w:drawing>
+      </w:r>
+    </w:p>
+    <w:p>
+      <w:pPr>
+        <w:shd w:val="clear" w:color="auto" w:fill="FFFFFF"/>
+        <w:jc w:val="center"/>
+        <w:rPr>
+          <w:rFonts w:ascii="Times New Roman" w:eastAsia="Times New Roman" w:hAnsi="Times New Roman" w:cs="Times New Roman"/>
+          <w:color w:val="262626"/>
+          <w:sz w:val="28"/>
+          <w:szCs w:val="28"/>
+          <w:lang w:val="ru-RU"/>
+        </w:rPr>
+      </w:pPr>
+      <w:r>
+        <w:rPr>
+          <w:rFonts w:ascii="Times New Roman" w:eastAsia="Times New Roman" w:hAnsi="Times New Roman" w:cs="Times New Roman"/>
+          <w:sz w:val="28"/>
+          <w:szCs w:val="28"/>
+        </w:rPr>
+        <w:t xml:space="preserve">Рисунок </w:t>
+      </w:r>
+      <w:r>
+        <w:rPr>
+          <w:rFonts w:ascii="Times New Roman" w:eastAsia="Times New Roman" w:hAnsi="Times New Roman" w:cs="Times New Roman"/>
+          <w:sz w:val="28"/>
+          <w:szCs w:val="28"/>
+          <w:lang w:val="ru-RU"/>
+        </w:rPr>
+        <w:t>9</w:t>
+      </w:r>
+      <w:r>
+        <w:rPr>
+          <w:rFonts w:ascii="Times New Roman" w:eastAsia="Times New Roman" w:hAnsi="Times New Roman" w:cs="Times New Roman"/>
+          <w:sz w:val="28"/>
+          <w:szCs w:val="28"/>
+          <w:lang w:val="ru-RU"/>
+        </w:rPr>
+        <w:t xml:space="preserve"> ‒</w:t>
+      </w:r>
+      <w:r>
+        <w:rPr>
+          <w:rFonts w:ascii="Times New Roman" w:eastAsia="Times New Roman" w:hAnsi="Times New Roman" w:cs="Times New Roman"/>
+          <w:sz w:val="28"/>
+          <w:szCs w:val="28"/>
+        </w:rPr>
+        <w:t xml:space="preserve"> </w:t>
+      </w:r>
+      <w:r>
+        <w:rPr>
+          <w:rFonts w:ascii="Times New Roman" w:eastAsia="Times New Roman" w:hAnsi="Times New Roman" w:cs="Times New Roman"/>
+          <w:sz w:val="28"/>
+          <w:szCs w:val="28"/>
+          <w:lang w:val="ru-RU"/>
+        </w:rPr>
+        <w:t>Редактор текста</w:t>
+      </w:r>
+    </w:p>
+    <w:p>
+      <w:pPr>
+        <w:shd w:val="clear" w:color="auto" w:fill="FFFFFF"/>
+        <w:ind w:left="1440"/>
+        <w:jc w:val="both"/>
+        <w:rPr>
+          <w:rFonts w:ascii="Times New Roman" w:eastAsia="Times New Roman" w:hAnsi="Times New Roman" w:cs="Times New Roman"/>
+          <w:color w:val="262626"/>
+          <w:sz w:val="28"/>
+          <w:szCs w:val="28"/>
+          <w:lang w:val="ru-RU"/>
+        </w:rPr>
+      </w:pPr>
+    </w:p>
+    <w:p>
+      <w:pPr>
+        <w:shd w:val="clear" w:color="auto" w:fill="FFFFFF"/>
+        <w:ind w:left="1440"/>
+        <w:jc w:val="both"/>
+        <w:rPr>
+          <w:rFonts w:ascii="Times New Roman" w:eastAsia="Times New Roman" w:hAnsi="Times New Roman" w:cs="Times New Roman"/>
+          <w:color w:val="262626"/>
+          <w:sz w:val="28"/>
+          <w:szCs w:val="28"/>
+          <w:lang w:val="ru-RU"/>
+        </w:rPr>
+      </w:pPr>
+      <w:r>
+        <w:rPr>
+          <w:rFonts w:ascii="Times New Roman" w:eastAsia="Times New Roman" w:hAnsi="Times New Roman" w:cs="Times New Roman"/>
+          <w:color w:val="262626"/>
+          <w:sz w:val="28"/>
+          <w:szCs w:val="28"/>
+          <w:lang w:val="ru-RU"/>
+        </w:rPr>
+        <w:t>Часть 3 — демонстрация форматора</w:t>
+      </w:r>
+    </w:p>
+    <w:p>
+      <w:pPr>
+        <w:shd w:val="clear" w:color="auto" w:fill="FFFFFF"/>
+        <w:ind w:left="1440"/>
+        <w:jc w:val="both"/>
+        <w:rPr>
+          <w:rFonts w:ascii="Times New Roman" w:eastAsia="Times New Roman" w:hAnsi="Times New Roman" w:cs="Times New Roman"/>
+          <w:color w:val="262626"/>
+          <w:sz w:val="28"/>
+          <w:szCs w:val="28"/>
+          <w:lang w:val="ru-RU"/>
+        </w:rPr>
+      </w:pPr>
+    </w:p>
+    <w:p>
+      <w:pPr>
+        <w:shd w:val="clear" w:color="auto" w:fill="FFFFFF"/>
+        <w:ind w:left="1440"/>
+        <w:jc w:val="center"/>
+        <w:rPr>
+          <w:rFonts w:ascii="Times New Roman" w:eastAsia="Times New Roman" w:hAnsi="Times New Roman" w:cs="Times New Roman"/>
+          <w:color w:val="262626"/>
+          <w:sz w:val="28"/>
+          <w:szCs w:val="28"/>
+          <w:lang w:val="ru-RU"/>
+        </w:rPr>
+      </w:pPr>
+      <w:r>
+        <w:rPr>
+          <w:rFonts w:ascii="Times New Roman" w:eastAsia="Times New Roman" w:hAnsi="Times New Roman" w:cs="Times New Roman"/>
+          <w:color w:val="262626"/>
+          <w:sz w:val="28"/>
+          <w:szCs w:val="28"/>
+          <w:lang w:val="ru-RU"/>
+        </w:rPr>
+        <w:drawing>
+          <wp:inline distT="0" distB="0" distL="0" distR="0" wp14:anchorId="64D4FDDF" wp14:editId="375E8BA3">
+            <wp:extent cx="3647440" cy="3379727"/>
+            <wp:effectExtent l="0" t="0" r="0" b="0"/>
+            <wp:docPr id="15" name="Рисунок 15"/>
+            <wp:cNvGraphicFramePr>
+              <a:graphicFrameLocks xmlns:a="http://schemas.openxmlformats.org/drawingml/2006/main" noChangeAspect="1"/>
+            </wp:cNvGraphicFramePr>
+            <a:graphic xmlns:a="http://schemas.openxmlformats.org/drawingml/2006/main">
+              <a:graphicData uri="http://schemas.openxmlformats.org/drawingml/2006/picture">
+                <pic:pic xmlns:pic="http://schemas.openxmlformats.org/drawingml/2006/picture">
+                  <pic:nvPicPr>
+                    <pic:cNvPr id="1" name=""/>
+                    <pic:cNvPicPr/>
+                  </pic:nvPicPr>
+                  <pic:blipFill>
+                    <a:blip r:embed="rId21"/>
+                    <a:stretch>
+                      <a:fillRect/>
+                    </a:stretch>
+                  </pic:blipFill>
+                  <pic:spPr>
+                    <a:xfrm>
+                      <a:off x="0" y="0"/>
+                      <a:ext cx="3656863" cy="3388459"/>
+                    </a:xfrm>
+                    <a:prstGeom prst="rect">
+                      <a:avLst/>
+                    </a:prstGeom>
+                  </pic:spPr>
+                </pic:pic>
+              </a:graphicData>
+            </a:graphic>
+          </wp:inline>
+        </w:drawing>
+      </w:r>
+    </w:p>
+    <w:p>
+      <w:pPr>
+        <w:shd w:val="clear" w:color="auto" w:fill="FFFFFF"/>
+        <w:ind w:left="1440"/>
+        <w:jc w:val="center"/>
+        <w:rPr>
+          <w:rFonts w:ascii="Times New Roman" w:eastAsia="Times New Roman" w:hAnsi="Times New Roman" w:cs="Times New Roman"/>
+          <w:color w:val="262626"/>
+          <w:sz w:val="28"/>
+          <w:szCs w:val="28"/>
+          <w:lang w:val="ru-RU"/>
+        </w:rPr>
+      </w:pPr>
+      <w:r>
+        <w:rPr>
+          <w:rFonts w:ascii="Times New Roman" w:eastAsia="Times New Roman" w:hAnsi="Times New Roman" w:cs="Times New Roman"/>
+          <w:sz w:val="28"/>
+          <w:szCs w:val="28"/>
+        </w:rPr>
+        <w:t xml:space="preserve">Рисунок </w:t>
+      </w:r>
+      <w:r>
+        <w:rPr>
+          <w:rFonts w:ascii="Times New Roman" w:eastAsia="Times New Roman" w:hAnsi="Times New Roman" w:cs="Times New Roman"/>
+          <w:sz w:val="28"/>
+          <w:szCs w:val="28"/>
+          <w:lang w:val="ru-RU"/>
+        </w:rPr>
+        <w:t>10</w:t>
+      </w:r>
+      <w:r>
+        <w:rPr>
+          <w:rFonts w:ascii="Times New Roman" w:eastAsia="Times New Roman" w:hAnsi="Times New Roman" w:cs="Times New Roman"/>
+          <w:sz w:val="28"/>
+          <w:szCs w:val="28"/>
+          <w:lang w:val="ru-RU"/>
+        </w:rPr>
+        <w:t xml:space="preserve"> ‒</w:t>
+      </w:r>
+      <w:r>
+        <w:rPr>
+          <w:rFonts w:ascii="Times New Roman" w:eastAsia="Times New Roman" w:hAnsi="Times New Roman" w:cs="Times New Roman"/>
+          <w:sz w:val="28"/>
+          <w:szCs w:val="28"/>
+        </w:rPr>
+        <w:t xml:space="preserve"> </w:t>
+      </w:r>
+      <w:r>
+        <w:rPr>
+          <w:rFonts w:ascii="Times New Roman" w:eastAsia="Times New Roman" w:hAnsi="Times New Roman" w:cs="Times New Roman"/>
+          <w:sz w:val="28"/>
+          <w:szCs w:val="28"/>
+          <w:lang w:val="ru-RU"/>
+        </w:rPr>
+        <w:t>Форматор</w:t>
+      </w:r>
+    </w:p>
+    <w:p>
+      <w:pPr>
+        <w:shd w:val="clear" w:color="auto" w:fill="FFFFFF"/>
+        <w:ind w:left="1440"/>
+        <w:jc w:val="both"/>
+        <w:rPr>
+          <w:rFonts w:ascii="Times New Roman" w:eastAsia="Times New Roman" w:hAnsi="Times New Roman" w:cs="Times New Roman"/>
+          <w:color w:val="262626"/>
+          <w:sz w:val="28"/>
+          <w:szCs w:val="28"/>
+          <w:lang w:val="ru-RU"/>
+        </w:rPr>
+      </w:pPr>
+    </w:p>
+    <w:p>
+      <w:pPr>
+        <w:shd w:val="clear" w:color="auto" w:fill="FFFFFF"/>
+        <w:ind w:left="1440"/>
+        <w:jc w:val="both"/>
+        <w:rPr>
+          <w:rFonts w:ascii="Times New Roman" w:eastAsia="Times New Roman" w:hAnsi="Times New Roman" w:cs="Times New Roman"/>
+          <w:color w:val="262626"/>
+          <w:sz w:val="28"/>
+          <w:szCs w:val="28"/>
+          <w:lang w:val="ru-RU"/>
+        </w:rPr>
+      </w:pPr>
+      <w:r>
+        <w:rPr>
+          <w:rFonts w:ascii="Times New Roman" w:eastAsia="Times New Roman" w:hAnsi="Times New Roman" w:cs="Times New Roman"/>
+          <w:color w:val="262626"/>
+          <w:sz w:val="28"/>
+          <w:szCs w:val="28"/>
+          <w:lang w:val="ru-RU"/>
+        </w:rPr>
+        <w:t>Часть 4 — форматирование документа</w:t>
+      </w:r>
+    </w:p>
+    <w:p>
+      <w:pPr>
+        <w:shd w:val="clear" w:color="auto" w:fill="FFFFFF"/>
+        <w:ind w:left="1440"/>
+        <w:jc w:val="both"/>
+        <w:rPr>
+          <w:rFonts w:ascii="Times New Roman" w:eastAsia="Times New Roman" w:hAnsi="Times New Roman" w:cs="Times New Roman"/>
+          <w:color w:val="262626"/>
+          <w:sz w:val="28"/>
+          <w:szCs w:val="28"/>
+          <w:lang w:val="ru-RU"/>
+        </w:rPr>
+      </w:pPr>
+    </w:p>
+    <w:p>
+      <w:pPr>
+        <w:shd w:val="clear" w:color="auto" w:fill="FFFFFF"/>
+        <w:spacing w:line="240" w:lineRule="auto"/>
+        <w:ind w:left="1440"/>
+        <w:jc w:val="center"/>
+        <w:rPr>
+          <w:rFonts w:ascii="Times New Roman" w:eastAsia="Times New Roman" w:hAnsi="Times New Roman" w:cs="Times New Roman"/>
+          <w:color w:val="262626"/>
+          <w:sz w:val="28"/>
+          <w:szCs w:val="28"/>
+          <w:lang w:val="ru-RU"/>
+        </w:rPr>
+      </w:pPr>
+      <w:r>
+        <w:rPr>
+          <w:rFonts w:ascii="Times New Roman" w:eastAsia="Times New Roman" w:hAnsi="Times New Roman" w:cs="Times New Roman"/>
+          <w:color w:val="262626"/>
+          <w:sz w:val="28"/>
+          <w:szCs w:val="28"/>
+          <w:lang w:val="ru-RU"/>
+        </w:rPr>
+        <w:drawing>
+          <wp:inline distT="0" distB="0" distL="0" distR="0" wp14:anchorId="3B9ED0E5" wp14:editId="3A6CDCBA">
+            <wp:extent cx="3390900" cy="3959673"/>
+            <wp:effectExtent l="0" t="0" r="0" b="3175"/>
+            <wp:docPr id="16" name="Рисунок 16"/>
+            <wp:cNvGraphicFramePr>
+              <a:graphicFrameLocks xmlns:a="http://schemas.openxmlformats.org/drawingml/2006/main" noChangeAspect="1"/>
+            </wp:cNvGraphicFramePr>
+            <a:graphic xmlns:a="http://schemas.openxmlformats.org/drawingml/2006/main">
+              <a:graphicData uri="http://schemas.openxmlformats.org/drawingml/2006/picture">
+                <pic:pic xmlns:pic="http://schemas.openxmlformats.org/drawingml/2006/picture">
+                  <pic:nvPicPr>
+                    <pic:cNvPr id="1" name=""/>
+                    <pic:cNvPicPr/>
+                  </pic:nvPicPr>
+                  <pic:blipFill>
+                    <a:blip r:embed="rId22"/>
+                    <a:stretch>
+                      <a:fillRect/>
+                    </a:stretch>
+                  </pic:blipFill>
+                  <pic:spPr>
+                    <a:xfrm>
+                      <a:off x="0" y="0"/>
+                      <a:ext cx="3394334" cy="3963683"/>
+                    </a:xfrm>
+                    <a:prstGeom prst="rect">
+                      <a:avLst/>
+                    </a:prstGeom>
+                  </pic:spPr>
+                </pic:pic>
+              </a:graphicData>
+            </a:graphic>
+          </wp:inline>
+        </w:drawing>
+      </w:r>
+    </w:p>
+    <w:p>
+      <w:pPr>
+        <w:shd w:val="clear" w:color="auto" w:fill="FFFFFF"/>
+        <w:ind w:left="1440"/>
+        <w:jc w:val="center"/>
+        <w:rPr>
+          <w:rFonts w:ascii="Times New Roman" w:eastAsia="Times New Roman" w:hAnsi="Times New Roman" w:cs="Times New Roman"/>
+          <w:color w:val="262626"/>
+          <w:sz w:val="28"/>
+          <w:szCs w:val="28"/>
+          <w:lang w:val="ru-RU"/>
+        </w:rPr>
+      </w:pPr>
+      <w:r>
+        <w:rPr>
+          <w:rFonts w:ascii="Times New Roman" w:eastAsia="Times New Roman" w:hAnsi="Times New Roman" w:cs="Times New Roman"/>
+          <w:color w:val="262626"/>
+          <w:sz w:val="28"/>
+          <w:szCs w:val="28"/>
+          <w:lang w:val="ru-RU"/>
+        </w:rPr>
+        <w:drawing>
+          <wp:inline distT="0" distB="0" distL="0" distR="0" wp14:anchorId="22D62269" wp14:editId="37B01C83">
+            <wp:extent cx="3438068" cy="1240790"/>
+            <wp:effectExtent l="0" t="0" r="0" b="0"/>
+            <wp:docPr id="17" name="Рисунок 17"/>
+            <wp:cNvGraphicFramePr>
+              <a:graphicFrameLocks xmlns:a="http://schemas.openxmlformats.org/drawingml/2006/main" noChangeAspect="1"/>
+            </wp:cNvGraphicFramePr>
+            <a:graphic xmlns:a="http://schemas.openxmlformats.org/drawingml/2006/main">
+              <a:graphicData uri="http://schemas.openxmlformats.org/drawingml/2006/picture">
+                <pic:pic xmlns:pic="http://schemas.openxmlformats.org/drawingml/2006/picture">
+                  <pic:nvPicPr>
+                    <pic:cNvPr id="1" name=""/>
+                    <pic:cNvPicPr/>
+                  </pic:nvPicPr>
+                  <pic:blipFill>
+                    <a:blip r:embed="rId23"/>
+                    <a:stretch>
+                      <a:fillRect/>
+                    </a:stretch>
+                  </pic:blipFill>
+                  <pic:spPr>
+                    <a:xfrm>
+                      <a:off x="0" y="0"/>
+                      <a:ext cx="3485231" cy="1257811"/>
+                    </a:xfrm>
+                    <a:prstGeom prst="rect">
+                      <a:avLst/>
+                    </a:prstGeom>
+                  </pic:spPr>
+                </pic:pic>
+              </a:graphicData>
+            </a:graphic>
+          </wp:inline>
+        </w:drawing>
+      </w:r>
+    </w:p>
+    <w:p>
+      <w:pPr>
+        <w:shd w:val="clear" w:color="auto" w:fill="FFFFFF"/>
+        <w:ind w:left="1440"/>
+        <w:jc w:val="center"/>
+        <w:rPr>
+          <w:rFonts w:ascii="Times New Roman" w:eastAsia="Times New Roman" w:hAnsi="Times New Roman" w:cs="Times New Roman"/>
+          <w:color w:val="262626"/>
+          <w:sz w:val="28"/>
+          <w:szCs w:val="28"/>
+          <w:lang w:val="ru-RU"/>
+        </w:rPr>
+      </w:pPr>
+      <w:r>
+        <w:rPr>
+          <w:rFonts w:ascii="Times New Roman" w:eastAsia="Times New Roman" w:hAnsi="Times New Roman" w:cs="Times New Roman"/>
+          <w:sz w:val="28"/>
+          <w:szCs w:val="28"/>
+        </w:rPr>
+        <w:t xml:space="preserve">Рисунок </w:t>
+      </w:r>
+      <w:r>
+        <w:rPr>
+          <w:rFonts w:ascii="Times New Roman" w:eastAsia="Times New Roman" w:hAnsi="Times New Roman" w:cs="Times New Roman"/>
+          <w:sz w:val="28"/>
+          <w:szCs w:val="28"/>
+          <w:lang w:val="ru-RU"/>
+        </w:rPr>
+        <w:t>1</w:t>
+      </w:r>
+      <w:r>
+        <w:rPr>
+          <w:rFonts w:ascii="Times New Roman" w:eastAsia="Times New Roman" w:hAnsi="Times New Roman" w:cs="Times New Roman"/>
+          <w:sz w:val="28"/>
+          <w:szCs w:val="28"/>
+          <w:lang w:val="ru-RU"/>
+        </w:rPr>
+        <w:t>1</w:t>
+      </w:r>
+      <w:r>
+        <w:rPr>
+          <w:rFonts w:ascii="Times New Roman" w:eastAsia="Times New Roman" w:hAnsi="Times New Roman" w:cs="Times New Roman"/>
+          <w:sz w:val="28"/>
+          <w:szCs w:val="28"/>
+          <w:lang w:val="ru-RU"/>
+        </w:rPr>
+        <w:t xml:space="preserve"> ‒</w:t>
+      </w:r>
+      <w:r>
+        <w:rPr>
+          <w:rFonts w:ascii="Times New Roman" w:eastAsia="Times New Roman" w:hAnsi="Times New Roman" w:cs="Times New Roman"/>
+          <w:sz w:val="28"/>
+          <w:szCs w:val="28"/>
+        </w:rPr>
+        <w:t xml:space="preserve"> </w:t>
+      </w:r>
+      <w:r>
+        <w:rPr>
+          <w:rFonts w:ascii="Times New Roman" w:eastAsia="Times New Roman" w:hAnsi="Times New Roman" w:cs="Times New Roman"/>
+          <w:sz w:val="28"/>
+          <w:szCs w:val="28"/>
+          <w:lang w:val="ru-RU"/>
+        </w:rPr>
+        <w:t>Формат</w:t>
+      </w:r>
+      <w:r>
+        <w:rPr>
+          <w:rFonts w:ascii="Times New Roman" w:eastAsia="Times New Roman" w:hAnsi="Times New Roman" w:cs="Times New Roman"/>
+          <w:sz w:val="28"/>
+          <w:szCs w:val="28"/>
+          <w:lang w:val="ru-RU"/>
+        </w:rPr>
+        <w:t>ирование документа</w:t>
+      </w:r>
+    </w:p>
+    <w:p>
+      <w:pPr>
+        <w:shd w:val="clear" w:color="auto" w:fill="FFFFFF"/>
+        <w:ind w:left="1440"/>
+        <w:jc w:val="both"/>
+        <w:rPr>
+          <w:rFonts w:ascii="Times New Roman" w:eastAsia="Times New Roman" w:hAnsi="Times New Roman" w:cs="Times New Roman"/>
+          <w:color w:val="262626"/>
+          <w:sz w:val="28"/>
+          <w:szCs w:val="28"/>
+          <w:lang w:val="ru-RU"/>
+        </w:rPr>
+      </w:pPr>
+    </w:p>
+    <w:p>
+      <w:pPr>
+        <w:shd w:val="clear" w:color="auto" w:fill="FFFFFF"/>
+        <w:ind w:left="1440"/>
+        <w:jc w:val="both"/>
+        <w:rPr>
+          <w:rFonts w:ascii="Times New Roman" w:eastAsia="Times New Roman" w:hAnsi="Times New Roman" w:cs="Times New Roman"/>
+          <w:color w:val="262626"/>
+          <w:sz w:val="28"/>
+          <w:szCs w:val="28"/>
+          <w:lang w:val="ru-RU"/>
+        </w:rPr>
+      </w:pPr>
+      <w:r>
+        <w:rPr>
+          <w:rFonts w:ascii="Times New Roman" w:eastAsia="Times New Roman" w:hAnsi="Times New Roman" w:cs="Times New Roman"/>
+          <w:color w:val="262626"/>
+          <w:sz w:val="28"/>
+          <w:szCs w:val="28"/>
+          <w:lang w:val="ru-RU"/>
+        </w:rPr>
+        <w:t>Часть 5 — демонстрация наборщика</w:t>
+      </w:r>
+    </w:p>
+    <w:p>
+      <w:pPr>
+        <w:shd w:val="clear" w:color="auto" w:fill="FFFFFF"/>
+        <w:ind w:left="1440"/>
+        <w:jc w:val="both"/>
+        <w:rPr>
+          <w:rFonts w:ascii="Times New Roman" w:eastAsia="Times New Roman" w:hAnsi="Times New Roman" w:cs="Times New Roman"/>
+          <w:color w:val="262626"/>
+          <w:sz w:val="28"/>
+          <w:szCs w:val="28"/>
+          <w:lang w:val="ru-RU"/>
+        </w:rPr>
+      </w:pPr>
+    </w:p>
+    <w:p>
+      <w:pPr>
+        <w:shd w:val="clear" w:color="auto" w:fill="FFFFFF"/>
+        <w:ind w:left="1440"/>
+        <w:jc w:val="center"/>
+        <w:rPr>
+          <w:rFonts w:ascii="Times New Roman" w:eastAsia="Times New Roman" w:hAnsi="Times New Roman" w:cs="Times New Roman"/>
+          <w:color w:val="262626"/>
+          <w:sz w:val="28"/>
+          <w:szCs w:val="28"/>
+          <w:lang w:val="ru-RU"/>
+        </w:rPr>
+      </w:pPr>
+      <w:r>
+        <w:rPr>
+          <w:rFonts w:ascii="Times New Roman" w:eastAsia="Times New Roman" w:hAnsi="Times New Roman" w:cs="Times New Roman"/>
+          <w:color w:val="262626"/>
+          <w:sz w:val="28"/>
+          <w:szCs w:val="28"/>
+          <w:lang w:val="ru-RU"/>
+        </w:rPr>
+        <w:lastRenderedPageBreak/>
+        <w:drawing>
+          <wp:inline distT="0" distB="0" distL="0" distR="0" wp14:anchorId="5D209C61" wp14:editId="0B42A385">
+            <wp:extent cx="3743325" cy="4609569"/>
+            <wp:effectExtent l="0" t="0" r="0" b="635"/>
+            <wp:docPr id="18" name="Рисунок 18"/>
+            <wp:cNvGraphicFramePr>
+              <a:graphicFrameLocks xmlns:a="http://schemas.openxmlformats.org/drawingml/2006/main" noChangeAspect="1"/>
+            </wp:cNvGraphicFramePr>
+            <a:graphic xmlns:a="http://schemas.openxmlformats.org/drawingml/2006/main">
+              <a:graphicData uri="http://schemas.openxmlformats.org/drawingml/2006/picture">
+                <pic:pic xmlns:pic="http://schemas.openxmlformats.org/drawingml/2006/picture">
+                  <pic:nvPicPr>
+                    <pic:cNvPr id="1" name=""/>
+                    <pic:cNvPicPr/>
+                  </pic:nvPicPr>
+                  <pic:blipFill>
+                    <a:blip r:embed="rId24"/>
+                    <a:stretch>
+                      <a:fillRect/>
+                    </a:stretch>
+                  </pic:blipFill>
+                  <pic:spPr>
+                    <a:xfrm>
+                      <a:off x="0" y="0"/>
+                      <a:ext cx="3748569" cy="4616026"/>
+                    </a:xfrm>
+                    <a:prstGeom prst="rect">
+                      <a:avLst/>
+                    </a:prstGeom>
+                  </pic:spPr>
+                </pic:pic>
+              </a:graphicData>
+            </a:graphic>
+          </wp:inline>
+        </w:drawing>
+      </w:r>
+    </w:p>
+    <w:p>
+      <w:pPr>
+        <w:shd w:val="clear" w:color="auto" w:fill="FFFFFF"/>
+        <w:ind w:left="1440"/>
+        <w:jc w:val="center"/>
+        <w:rPr>
+          <w:rFonts w:ascii="Times New Roman" w:eastAsia="Times New Roman" w:hAnsi="Times New Roman" w:cs="Times New Roman"/>
+          <w:sz w:val="28"/>
+          <w:szCs w:val="28"/>
+          <w:lang w:val="ru-RU"/>
+        </w:rPr>
+      </w:pPr>
+      <w:r>
+        <w:rPr>
+          <w:rFonts w:ascii="Times New Roman" w:eastAsia="Times New Roman" w:hAnsi="Times New Roman" w:cs="Times New Roman"/>
+          <w:sz w:val="28"/>
+          <w:szCs w:val="28"/>
+        </w:rPr>
+        <w:t xml:space="preserve">Рисунок </w:t>
+      </w:r>
+      <w:r>
+        <w:rPr>
+          <w:rFonts w:ascii="Times New Roman" w:eastAsia="Times New Roman" w:hAnsi="Times New Roman" w:cs="Times New Roman"/>
+          <w:sz w:val="28"/>
+          <w:szCs w:val="28"/>
+          <w:lang w:val="ru-RU"/>
+        </w:rPr>
+        <w:t>1</w:t>
+      </w:r>
+      <w:r>
+        <w:rPr>
+          <w:rFonts w:ascii="Times New Roman" w:eastAsia="Times New Roman" w:hAnsi="Times New Roman" w:cs="Times New Roman"/>
+          <w:sz w:val="28"/>
+          <w:szCs w:val="28"/>
+          <w:lang w:val="ru-RU"/>
+        </w:rPr>
+        <w:t>2</w:t>
+      </w:r>
+      <w:r>
+        <w:rPr>
+          <w:rFonts w:ascii="Times New Roman" w:eastAsia="Times New Roman" w:hAnsi="Times New Roman" w:cs="Times New Roman"/>
+          <w:sz w:val="28"/>
+          <w:szCs w:val="28"/>
+          <w:lang w:val="ru-RU"/>
+        </w:rPr>
+        <w:t xml:space="preserve"> ‒</w:t>
+      </w:r>
+      <w:r>
+        <w:rPr>
+          <w:rFonts w:ascii="Times New Roman" w:eastAsia="Times New Roman" w:hAnsi="Times New Roman" w:cs="Times New Roman"/>
+          <w:sz w:val="28"/>
+          <w:szCs w:val="28"/>
+        </w:rPr>
+        <w:t xml:space="preserve"> </w:t>
+      </w:r>
+      <w:r>
+        <w:rPr>
+          <w:rFonts w:ascii="Times New Roman" w:eastAsia="Times New Roman" w:hAnsi="Times New Roman" w:cs="Times New Roman"/>
+          <w:sz w:val="28"/>
+          <w:szCs w:val="28"/>
+          <w:lang w:val="ru-RU"/>
+        </w:rPr>
+        <w:t>Наборщик</w:t>
+      </w:r>
+    </w:p>
+    <w:p>
+      <w:pPr>
+        <w:shd w:val="clear" w:color="auto" w:fill="FFFFFF"/>
+        <w:ind w:left="1440"/>
+        <w:jc w:val="both"/>
+        <w:rPr>
+          <w:rFonts w:ascii="Times New Roman" w:eastAsia="Times New Roman" w:hAnsi="Times New Roman" w:cs="Times New Roman"/>
+          <w:color w:val="262626"/>
+          <w:sz w:val="28"/>
+          <w:szCs w:val="28"/>
+          <w:lang w:val="ru-RU"/>
+        </w:rPr>
+      </w:pPr>
+    </w:p>
+    <w:p>
+      <w:pPr>
+        <w:shd w:val="clear" w:color="auto" w:fill="FFFFFF"/>
+        <w:ind w:left="1440"/>
+        <w:jc w:val="both"/>
+        <w:rPr>
+          <w:rFonts w:ascii="Times New Roman" w:eastAsia="Times New Roman" w:hAnsi="Times New Roman" w:cs="Times New Roman"/>
+          <w:color w:val="262626"/>
+          <w:sz w:val="28"/>
+          <w:szCs w:val="28"/>
+          <w:lang w:val="ru-RU"/>
+        </w:rPr>
+      </w:pPr>
+      <w:r>
+        <w:rPr>
+          <w:rFonts w:ascii="Times New Roman" w:eastAsia="Times New Roman" w:hAnsi="Times New Roman" w:cs="Times New Roman"/>
+          <w:color w:val="262626"/>
+          <w:sz w:val="28"/>
+          <w:szCs w:val="28"/>
+          <w:lang w:val="ru-RU"/>
+        </w:rPr>
+        <w:t>Часть 6 — полный цикл публикации</w:t>
+      </w:r>
+    </w:p>
+    <w:p>
+      <w:pPr>
+        <w:shd w:val="clear" w:color="auto" w:fill="FFFFFF"/>
+        <w:jc w:val="both"/>
+        <w:rPr>
+          <w:rFonts w:ascii="Times New Roman" w:eastAsia="Times New Roman" w:hAnsi="Times New Roman" w:cs="Times New Roman"/>
+          <w:color w:val="262626"/>
+          <w:sz w:val="28"/>
+          <w:szCs w:val="28"/>
+          <w:lang w:val="ru-RU"/>
+        </w:rPr>
+      </w:pPr>
+      <w:r>
+        <w:rPr>
+          <w:rFonts w:ascii="Times New Roman" w:eastAsia="Times New Roman" w:hAnsi="Times New Roman" w:cs="Times New Roman"/>
+          <w:color w:val="262626"/>
+          <w:sz w:val="28"/>
+          <w:szCs w:val="28"/>
+          <w:lang w:val="ru-RU"/>
+        </w:rPr>
+        <w:tab/>
+      </w:r>
+    </w:p>
+    <w:p>
+      <w:pPr>
+        <w:shd w:val="clear" w:color="auto" w:fill="FFFFFF"/>
+        <w:ind w:left="720" w:firstLine="720"/>
+        <w:jc w:val="center"/>
+        <w:rPr>
+          <w:rFonts w:ascii="Times New Roman" w:eastAsia="Times New Roman" w:hAnsi="Times New Roman" w:cs="Times New Roman"/>
+          <w:color w:val="262626"/>
+          <w:sz w:val="28"/>
+          <w:szCs w:val="28"/>
+          <w:lang w:val="ru-RU"/>
+        </w:rPr>
+      </w:pPr>
+      <w:r>
+        <w:rPr>
+          <w:rFonts w:ascii="Times New Roman" w:eastAsia="Times New Roman" w:hAnsi="Times New Roman" w:cs="Times New Roman"/>
+          <w:color w:val="262626"/>
+          <w:sz w:val="28"/>
+          <w:szCs w:val="28"/>
+          <w:lang w:val="ru-RU"/>
+        </w:rPr>
+        <w:drawing>
+          <wp:inline distT="0" distB="0" distL="0" distR="0" wp14:anchorId="5E7B54FD" wp14:editId="70D06E83">
+            <wp:extent cx="3817137" cy="1524000"/>
+            <wp:effectExtent l="0" t="0" r="0" b="0"/>
+            <wp:docPr id="19" name="Рисунок 19"/>
+            <wp:cNvGraphicFramePr>
+              <a:graphicFrameLocks xmlns:a="http://schemas.openxmlformats.org/drawingml/2006/main" noChangeAspect="1"/>
+            </wp:cNvGraphicFramePr>
+            <a:graphic xmlns:a="http://schemas.openxmlformats.org/drawingml/2006/main">
+              <a:graphicData uri="http://schemas.openxmlformats.org/drawingml/2006/picture">
+                <pic:pic xmlns:pic="http://schemas.openxmlformats.org/drawingml/2006/picture">
+                  <pic:nvPicPr>
+                    <pic:cNvPr id="1" name=""/>
+                    <pic:cNvPicPr/>
+                  </pic:nvPicPr>
+                  <pic:blipFill>
+                    <a:blip r:embed="rId25"/>
+                    <a:stretch>
+                      <a:fillRect/>
+                    </a:stretch>
+                  </pic:blipFill>
+                  <pic:spPr>
+                    <a:xfrm>
+                      <a:off x="0" y="0"/>
+                      <a:ext cx="3825187" cy="1527214"/>
+                    </a:xfrm>
+                    <a:prstGeom prst="rect">
+                      <a:avLst/>
+                    </a:prstGeom>
+                  </pic:spPr>
+                </pic:pic>
+              </a:graphicData>
+            </a:graphic>
+          </wp:inline>
+        </w:drawing>
+      </w:r>
+    </w:p>
+    <w:p>
+      <w:pPr>
+        <w:shd w:val="clear" w:color="auto" w:fill="FFFFFF"/>
+        <w:ind w:left="1440"/>
+        <w:jc w:val="center"/>
+        <w:rPr>
+          <w:rFonts w:ascii="Times New Roman" w:eastAsia="Times New Roman" w:hAnsi="Times New Roman" w:cs="Times New Roman"/>
+          <w:sz w:val="28"/>
+          <w:szCs w:val="28"/>
+          <w:lang w:val="ru-RU"/>
+        </w:rPr>
+      </w:pPr>
+      <w:r>
+        <w:rPr>
+          <w:rFonts w:ascii="Times New Roman" w:eastAsia="Times New Roman" w:hAnsi="Times New Roman" w:cs="Times New Roman"/>
+          <w:sz w:val="28"/>
+          <w:szCs w:val="28"/>
+        </w:rPr>
+        <w:t xml:space="preserve">Рисунок </w:t>
+      </w:r>
+      <w:r>
+        <w:rPr>
+          <w:rFonts w:ascii="Times New Roman" w:eastAsia="Times New Roman" w:hAnsi="Times New Roman" w:cs="Times New Roman"/>
+          <w:sz w:val="28"/>
+          <w:szCs w:val="28"/>
+          <w:lang w:val="ru-RU"/>
+        </w:rPr>
+        <w:t>1</w:t>
+      </w:r>
+      <w:r>
+        <w:rPr>
+          <w:rFonts w:ascii="Times New Roman" w:eastAsia="Times New Roman" w:hAnsi="Times New Roman" w:cs="Times New Roman"/>
+          <w:sz w:val="28"/>
+          <w:szCs w:val="28"/>
+          <w:lang w:val="ru-RU"/>
+        </w:rPr>
+        <w:t>3</w:t>
+      </w:r>
+      <w:r>
+        <w:rPr>
+          <w:rFonts w:ascii="Times New Roman" w:eastAsia="Times New Roman" w:hAnsi="Times New Roman" w:cs="Times New Roman"/>
+          <w:sz w:val="28"/>
+          <w:szCs w:val="28"/>
+          <w:lang w:val="ru-RU"/>
+        </w:rPr>
+        <w:t xml:space="preserve"> ‒</w:t>
+      </w:r>
+      <w:r>
+        <w:rPr>
+          <w:rFonts w:ascii="Times New Roman" w:eastAsia="Times New Roman" w:hAnsi="Times New Roman" w:cs="Times New Roman"/>
+          <w:sz w:val="28"/>
+          <w:szCs w:val="28"/>
+        </w:rPr>
+        <w:t xml:space="preserve"> </w:t>
+      </w:r>
+      <w:r>
+        <w:rPr>
+          <w:rFonts w:ascii="Times New Roman" w:eastAsia="Times New Roman" w:hAnsi="Times New Roman" w:cs="Times New Roman"/>
+          <w:sz w:val="28"/>
+          <w:szCs w:val="28"/>
+          <w:lang w:val="ru-RU"/>
+        </w:rPr>
+        <w:t>Полный цикл публикации</w:t>
+      </w:r>
+    </w:p>
+    <w:p>
+      <w:pPr>
+        <w:shd w:val="clear" w:color="auto" w:fill="FFFFFF"/>
+        <w:jc w:val="both"/>
+        <w:rPr>
+          <w:rFonts w:ascii="Times New Roman" w:eastAsia="Times New Roman" w:hAnsi="Times New Roman" w:cs="Times New Roman"/>
+          <w:color w:val="262626"/>
+          <w:sz w:val="28"/>
+          <w:szCs w:val="28"/>
+          <w:lang w:val="ru-RU"/>
+        </w:rPr>
+      </w:pPr>
+    </w:p>
+    <w:p>
+      <w:pPr>
+        <w:shd w:val="clear" w:color="auto" w:fill="FFFFFF"/>
+        <w:jc w:val="both"/>
+        <w:rPr>
+          <w:rFonts w:ascii="Times New Roman" w:eastAsia="Times New Roman" w:hAnsi="Times New Roman" w:cs="Times New Roman"/>
+          <w:color w:val="262626"/>
+          <w:sz w:val="28"/>
+          <w:szCs w:val="28"/>
+          <w:lang w:val="ru-RU"/>
+        </w:rPr>
+      </w:pPr>
+      <w:r>
+        <w:rPr>
+          <w:rFonts w:ascii="Times New Roman" w:eastAsia="Times New Roman" w:hAnsi="Times New Roman" w:cs="Times New Roman"/>
+          <w:color w:val="262626"/>
+          <w:sz w:val="28"/>
+          <w:szCs w:val="28"/>
+          <w:lang w:val="ru-RU"/>
+        </w:rPr>
+        <w:tab/>
+      </w:r>
+      <w:r>
+        <w:rPr>
+          <w:rFonts w:ascii="Times New Roman" w:eastAsia="Times New Roman" w:hAnsi="Times New Roman" w:cs="Times New Roman"/>
+          <w:color w:val="262626"/>
+          <w:sz w:val="28"/>
+          <w:szCs w:val="28"/>
+          <w:lang w:val="ru-RU"/>
+        </w:rPr>
+        <w:t>Цветной вывод</w:t>
+      </w:r>
+      <w:r>
+        <w:rPr>
+          <w:rFonts w:ascii="Times New Roman" w:eastAsia="Times New Roman" w:hAnsi="Times New Roman" w:cs="Times New Roman"/>
+          <w:color w:val="262626"/>
+          <w:sz w:val="28"/>
+          <w:szCs w:val="28"/>
+          <w:lang w:val="ru-RU"/>
+        </w:rPr>
+        <w:t>.</w:t>
+      </w:r>
+    </w:p>
+    <w:p>
+      <w:pPr>
+        <w:shd w:val="clear" w:color="auto" w:fill="FFFFFF"/>
+        <w:ind w:firstLine="720"/>
+        <w:jc w:val="both"/>
+        <w:rPr>
+          <w:rFonts w:ascii="Times New Roman" w:eastAsia="Times New Roman" w:hAnsi="Times New Roman" w:cs="Times New Roman"/>
+          <w:color w:val="262626"/>
+          <w:sz w:val="28"/>
+          <w:szCs w:val="28"/>
+          <w:lang w:val="ru-RU"/>
+        </w:rPr>
+      </w:pPr>
+      <w:r>
+        <w:rPr>
+          <w:rFonts w:ascii="Times New Roman" w:eastAsia="Times New Roman" w:hAnsi="Times New Roman" w:cs="Times New Roman"/>
+          <w:color w:val="262626"/>
+          <w:sz w:val="28"/>
+          <w:szCs w:val="28"/>
+          <w:lang w:val="ru-RU"/>
+        </w:rPr>
+        <w:t xml:space="preserve">Реализован класс </w:t>
+      </w:r>
+      <w:proofErr w:type="spellStart"/>
+      <w:r>
+        <w:rPr>
+          <w:rFonts w:ascii="Times New Roman" w:eastAsia="Times New Roman" w:hAnsi="Times New Roman" w:cs="Times New Roman"/>
+          <w:b/>
+          <w:bCs/>
+          <w:color w:val="262626"/>
+          <w:sz w:val="28"/>
+          <w:szCs w:val="28"/>
+          <w:lang w:val="ru-RU"/>
+        </w:rPr>
+        <w:t>ColorPrint</w:t>
+      </w:r>
+      <w:proofErr w:type="spellEnd"/>
+      <w:r>
+        <w:rPr>
+          <w:rFonts w:ascii="Times New Roman" w:eastAsia="Times New Roman" w:hAnsi="Times New Roman" w:cs="Times New Roman"/>
+          <w:color w:val="262626"/>
+          <w:sz w:val="28"/>
+          <w:szCs w:val="28"/>
+          <w:lang w:val="ru-RU"/>
+        </w:rPr>
+        <w:t xml:space="preserve"> для цветного вывода в консоль:</w:t>
+      </w:r>
+    </w:p>
+    <w:p>
+      <w:pPr>
+        <w:shd w:val="clear" w:color="auto" w:fill="FFFFFF"/>
+        <w:jc w:val="both"/>
+        <w:rPr>
+          <w:rFonts w:ascii="Times New Roman" w:eastAsia="Times New Roman" w:hAnsi="Times New Roman" w:cs="Times New Roman"/>
+          <w:color w:val="262626"/>
+          <w:sz w:val="28"/>
+          <w:szCs w:val="28"/>
+          <w:lang w:val="ru-RU"/>
+        </w:rPr>
+      </w:pPr>
+      <w:r>
+        <w:rPr>
+          <w:rFonts w:ascii="Times New Roman" w:eastAsia="Times New Roman" w:hAnsi="Times New Roman" w:cs="Times New Roman"/>
+          <w:color w:val="262626"/>
+          <w:sz w:val="28"/>
+          <w:szCs w:val="28"/>
+          <w:lang w:val="en-US"/>
+        </w:rPr>
+        <w:lastRenderedPageBreak/>
+        <w:tab/>
+      </w:r>
+      <w:r>
+        <w:rPr>
+          <w:rFonts w:ascii="Times New Roman" w:eastAsia="Times New Roman" w:hAnsi="Times New Roman" w:cs="Times New Roman"/>
+          <w:color w:val="262626"/>
+          <w:sz w:val="28"/>
+          <w:szCs w:val="28"/>
+          <w:lang w:val="ru-RU"/>
+        </w:rPr>
+        <w:t>Обеспечивает цветной и форматированный вывод в консоль, чтобы демонстрационная программа выглядела наглядно и профессионально.</w:t>
+      </w:r>
+    </w:p>
+    <w:p>
+      <w:pPr>
+        <w:shd w:val="clear" w:color="auto" w:fill="FFFFFF"/>
+        <w:jc w:val="both"/>
+        <w:rPr>
+          <w:rFonts w:ascii="Times New Roman" w:eastAsia="Times New Roman" w:hAnsi="Times New Roman" w:cs="Times New Roman"/>
+          <w:color w:val="262626"/>
+          <w:sz w:val="28"/>
+          <w:szCs w:val="28"/>
+          <w:lang w:val="ru-RU"/>
+        </w:rPr>
+      </w:pPr>
+    </w:p>
+    <w:p>
+      <w:pPr>
+        <w:shd w:val="clear" w:color="auto" w:fill="FFFFFF"/>
+        <w:ind w:firstLine="720"/>
+        <w:jc w:val="center"/>
+        <w:rPr>
+          <w:rFonts w:ascii="Times New Roman" w:eastAsia="Times New Roman" w:hAnsi="Times New Roman" w:cs="Times New Roman"/>
+          <w:color w:val="262626"/>
+          <w:sz w:val="28"/>
+          <w:szCs w:val="28"/>
+          <w:lang w:val="ru-RU"/>
+        </w:rPr>
+      </w:pPr>
+      <w:r>
+        <w:rPr>
+          <w:rFonts w:ascii="Times New Roman" w:eastAsia="Times New Roman" w:hAnsi="Times New Roman" w:cs="Times New Roman"/>
+          <w:color w:val="262626"/>
+          <w:sz w:val="28"/>
+          <w:szCs w:val="28"/>
+          <w:lang w:val="ru-RU"/>
+        </w:rPr>
+        <w:drawing>
+          <wp:inline distT="0" distB="0" distL="0" distR="0" wp14:anchorId="5A412DBA" wp14:editId="23C94024">
+            <wp:extent cx="4810429" cy="4338637"/>
+            <wp:effectExtent l="0" t="0" r="0" b="5080"/>
+            <wp:docPr id="20" name="Рисунок 20"/>
+            <wp:cNvGraphicFramePr>
+              <a:graphicFrameLocks xmlns:a="http://schemas.openxmlformats.org/drawingml/2006/main" noChangeAspect="1"/>
+            </wp:cNvGraphicFramePr>
+            <a:graphic xmlns:a="http://schemas.openxmlformats.org/drawingml/2006/main">
+              <a:graphicData uri="http://schemas.openxmlformats.org/drawingml/2006/picture">
+                <pic:pic xmlns:pic="http://schemas.openxmlformats.org/drawingml/2006/picture">
+                  <pic:nvPicPr>
+                    <pic:cNvPr id="1" name=""/>
+                    <pic:cNvPicPr/>
+                  </pic:nvPicPr>
+                  <pic:blipFill>
+                    <a:blip r:embed="rId26"/>
+                    <a:stretch>
+                      <a:fillRect/>
+                    </a:stretch>
+                  </pic:blipFill>
+                  <pic:spPr>
+                    <a:xfrm>
+                      <a:off x="0" y="0"/>
+                      <a:ext cx="4817919" cy="4345392"/>
+                    </a:xfrm>
+                    <a:prstGeom prst="rect">
+                      <a:avLst/>
+                    </a:prstGeom>
+                  </pic:spPr>
+                </pic:pic>
+              </a:graphicData>
+            </a:graphic>
+          </wp:inline>
+        </w:drawing>
+      </w:r>
+    </w:p>
+    <w:p>
+      <w:pPr>
+        <w:shd w:val="clear" w:color="auto" w:fill="FFFFFF"/>
+        <w:ind w:left="1440"/>
+        <w:jc w:val="center"/>
+        <w:rPr>
+          <w:rFonts w:ascii="Times New Roman" w:eastAsia="Times New Roman" w:hAnsi="Times New Roman" w:cs="Times New Roman"/>
+          <w:sz w:val="28"/>
+          <w:szCs w:val="28"/>
+          <w:lang w:val="ru-RU"/>
+        </w:rPr>
+      </w:pPr>
+      <w:r>
+        <w:rPr>
+          <w:rFonts w:ascii="Times New Roman" w:eastAsia="Times New Roman" w:hAnsi="Times New Roman" w:cs="Times New Roman"/>
+          <w:sz w:val="28"/>
+          <w:szCs w:val="28"/>
+        </w:rPr>
+        <w:t xml:space="preserve">Рисунок </w:t>
+      </w:r>
+      <w:r>
+        <w:rPr>
+          <w:rFonts w:ascii="Times New Roman" w:eastAsia="Times New Roman" w:hAnsi="Times New Roman" w:cs="Times New Roman"/>
+          <w:sz w:val="28"/>
+          <w:szCs w:val="28"/>
+          <w:lang w:val="ru-RU"/>
+        </w:rPr>
+        <w:t>1</w:t>
+      </w:r>
+      <w:r>
+        <w:rPr>
+          <w:rFonts w:ascii="Times New Roman" w:eastAsia="Times New Roman" w:hAnsi="Times New Roman" w:cs="Times New Roman"/>
+          <w:sz w:val="28"/>
+          <w:szCs w:val="28"/>
+          <w:lang w:val="ru-RU"/>
+        </w:rPr>
+        <w:t>4</w:t>
+      </w:r>
+      <w:r>
+        <w:rPr>
+          <w:rFonts w:ascii="Times New Roman" w:eastAsia="Times New Roman" w:hAnsi="Times New Roman" w:cs="Times New Roman"/>
+          <w:sz w:val="28"/>
+          <w:szCs w:val="28"/>
+          <w:lang w:val="ru-RU"/>
+        </w:rPr>
+        <w:t xml:space="preserve"> ‒</w:t>
+      </w:r>
+      <w:r>
+        <w:rPr>
+          <w:rFonts w:ascii="Times New Roman" w:eastAsia="Times New Roman" w:hAnsi="Times New Roman" w:cs="Times New Roman"/>
+          <w:sz w:val="28"/>
+          <w:szCs w:val="28"/>
+        </w:rPr>
+        <w:t xml:space="preserve"> </w:t>
+      </w:r>
+      <w:proofErr w:type="spellStart"/>
+      <w:r>
+        <w:rPr>
+          <w:rFonts w:ascii="Times New Roman" w:eastAsia="Times New Roman" w:hAnsi="Times New Roman" w:cs="Times New Roman"/>
+          <w:sz w:val="28"/>
+          <w:szCs w:val="28"/>
+          <w:lang w:val="ru-RU"/>
+        </w:rPr>
+        <w:t>ColorPrint</w:t>
+      </w:r>
+      <w:proofErr w:type="spellEnd"/>
+    </w:p>
+    <w:p>
+      <w:pPr>
+        <w:shd w:val="clear" w:color="auto" w:fill="FFFFFF"/>
+        <w:jc w:val="center"/>
+        <w:rPr>
+          <w:rFonts w:ascii="Times New Roman" w:eastAsia="Times New Roman" w:hAnsi="Times New Roman" w:cs="Times New Roman"/>
+          <w:color w:val="262626"/>
+          <w:sz w:val="28"/>
+          <w:szCs w:val="28"/>
+          <w:lang w:val="ru-RU"/>
+        </w:rPr>
+      </w:pPr>
+    </w:p>
+    <w:p>
+      <w:pPr>
+        <w:shd w:val="clear" w:color="auto" w:fill="FFFFFF"/>
+        <w:jc w:val="both"/>
+        <w:rPr>
+          <w:rFonts w:ascii="Times New Roman" w:eastAsia="Times New Roman" w:hAnsi="Times New Roman" w:cs="Times New Roman"/>
+          <w:color w:val="262626"/>
+          <w:sz w:val="28"/>
+          <w:szCs w:val="28"/>
+          <w:lang w:val="ru-RU"/>
+        </w:rPr>
+      </w:pPr>
+    </w:p>
+    <w:p>
+      <w:pPr>
+        <w:shd w:val="clear" w:color="auto" w:fill="FFFFFF"/>
+        <w:jc w:val="both"/>
+        <w:rPr>
+          <w:rFonts w:ascii="Times New Roman" w:eastAsia="Times New Roman" w:hAnsi="Times New Roman" w:cs="Times New Roman"/>
+          <w:color w:val="262626"/>
+          <w:sz w:val="28"/>
+          <w:szCs w:val="28"/>
+          <w:lang w:val="ru-RU"/>
+        </w:rPr>
+      </w:pPr>
+    </w:p>
+    <w:p>
+      <w:pPr>
+        <w:shd w:val="clear" w:color="auto" w:fill="FFFFFF"/>
+        <w:jc w:val="both"/>
+        <w:rPr>
+          <w:rFonts w:ascii="Times New Roman" w:eastAsia="Times New Roman" w:hAnsi="Times New Roman" w:cs="Times New Roman"/>
+          <w:color w:val="262626"/>
+          <w:sz w:val="28"/>
+          <w:szCs w:val="28"/>
+          <w:lang w:val="ru-RU"/>
+        </w:rPr>
+      </w:pPr>
+    </w:p>
+    <w:p>
+      <w:pPr>
+        <w:shd w:val="clear" w:color="auto" w:fill="FFFFFF"/>
+        <w:jc w:val="both"/>
+        <w:rPr>
+          <w:rFonts w:ascii="Times New Roman" w:eastAsia="Times New Roman" w:hAnsi="Times New Roman" w:cs="Times New Roman"/>
+          <w:color w:val="262626"/>
+          <w:sz w:val="28"/>
+          <w:szCs w:val="28"/>
+          <w:lang w:val="ru-RU"/>
+        </w:rPr>
+      </w:pPr>
+    </w:p>
+    <w:p>
+      <w:pPr>
+        <w:shd w:val="clear" w:color="auto" w:fill="FFFFFF"/>
+        <w:jc w:val="both"/>
+        <w:rPr>
+          <w:rFonts w:ascii="Times New Roman" w:eastAsia="Times New Roman" w:hAnsi="Times New Roman" w:cs="Times New Roman"/>
+          <w:color w:val="262626"/>
+          <w:sz w:val="28"/>
+          <w:szCs w:val="28"/>
+          <w:lang w:val="ru-RU"/>
+        </w:rPr>
+      </w:pPr>
+    </w:p>
+    <w:p>
+      <w:pPr>
+        <w:shd w:val="clear" w:color="auto" w:fill="FFFFFF"/>
+        <w:ind w:left="720"/>
+        <w:jc w:val="both"/>
+        <w:rPr>
+          <w:rFonts w:ascii="Times New Roman" w:eastAsia="Times New Roman" w:hAnsi="Times New Roman" w:cs="Times New Roman"/>
+          <w:color w:val="262626"/>
+          <w:sz w:val="28"/>
+          <w:szCs w:val="28"/>
+          <w:lang w:val="ru-RU"/>
+        </w:rPr>
+      </w:pPr>
     </w:p>
     <w:p>
       <w:pPr>
@@ -1560,6 +8457,20 @@
           <w:color w:val="auto"/>
           <w:sz w:val="28"/>
           <w:szCs w:val="28"/>
+          <w:lang w:val="ru-RU"/>
+        </w:rPr>
+      </w:pPr>
+    </w:p>
+    <w:p>
+      <w:pPr>
+        <w:rPr>
+          <w:lang w:val="ru-RU"/>
+        </w:rPr>
+      </w:pPr>
+    </w:p>
+    <w:p>
+      <w:pPr>
+        <w:rPr>
           <w:lang w:val="ru-RU"/>
         </w:rPr>
       </w:pPr>
@@ -1583,8 +8494,8 @@
           <w:szCs w:val="28"/>
         </w:rPr>
       </w:pPr>
-      <w:bookmarkStart w:id="5" w:name="_y6vzzx3c8zj0" w:colFirst="0" w:colLast="0"/>
-      <w:bookmarkEnd w:id="5"/>
+      <w:bookmarkStart w:id="6" w:name="_y6vzzx3c8zj0" w:colFirst="0" w:colLast="0"/>
+      <w:bookmarkEnd w:id="6"/>
       <w:r>
         <w:rPr>
           <w:rFonts w:ascii="Times New Roman" w:eastAsia="Times New Roman" w:hAnsi="Times New Roman" w:cs="Times New Roman"/>
@@ -1592,6 +8503,7 @@
           <w:sz w:val="28"/>
           <w:szCs w:val="28"/>
         </w:rPr>
+        <w:lastRenderedPageBreak/>
         <w:t>Вывод</w:t>
       </w:r>
     </w:p>
@@ -1652,8 +8564,8 @@
       </w:r>
     </w:p>
     <w:sectPr>
-      <w:footerReference w:type="default" r:id="rId7"/>
-      <w:footerReference w:type="first" r:id="rId8"/>
+      <w:footerReference w:type="default" r:id="rId27"/>
+      <w:footerReference w:type="first" r:id="rId28"/>
       <w:pgSz w:w="12240" w:h="15840"/>
       <w:pgMar w:top="1440" w:right="1440" w:bottom="1440" w:left="1440" w:header="720" w:footer="720" w:gutter="0"/>
       <w:pgNumType w:start="1"/>
@@ -2541,6 +9453,119 @@
     </w:lvl>
   </w:abstractNum>
   <w:abstractNum w:abstractNumId="7" w15:restartNumberingAfterBreak="0">
+    <w:nsid w:val="594576AD"/>
+    <w:multiLevelType w:val="hybridMultilevel"/>
+    <w:tmpl w:val="48BA8EF2"/>
+    <w:lvl w:ilvl="0" w:tplc="E7A89F5C">
+      <w:start w:val="1"/>
+      <w:numFmt w:val="bullet"/>
+      <w:lvlText w:val="‒"/>
+      <w:lvlJc w:val="left"/>
+      <w:pPr>
+        <w:ind w:left="1440" w:hanging="360"/>
+      </w:pPr>
+      <w:rPr>
+        <w:rFonts w:ascii="Times New Roman" w:hAnsi="Times New Roman" w:cs="Times New Roman" w:hint="default"/>
+      </w:rPr>
+    </w:lvl>
+    <w:lvl w:ilvl="1" w:tplc="04190003" w:tentative="1">
+      <w:start w:val="1"/>
+      <w:numFmt w:val="bullet"/>
+      <w:lvlText w:val="o"/>
+      <w:lvlJc w:val="left"/>
+      <w:pPr>
+        <w:ind w:left="2160" w:hanging="360"/>
+      </w:pPr>
+      <w:rPr>
+        <w:rFonts w:ascii="Courier New" w:hAnsi="Courier New" w:cs="Courier New" w:hint="default"/>
+      </w:rPr>
+    </w:lvl>
+    <w:lvl w:ilvl="2" w:tplc="04190005" w:tentative="1">
+      <w:start w:val="1"/>
+      <w:numFmt w:val="bullet"/>
+      <w:lvlText w:val=""/>
+      <w:lvlJc w:val="left"/>
+      <w:pPr>
+        <w:ind w:left="2880" w:hanging="360"/>
+      </w:pPr>
+      <w:rPr>
+        <w:rFonts w:ascii="Wingdings" w:hAnsi="Wingdings" w:hint="default"/>
+      </w:rPr>
+    </w:lvl>
+    <w:lvl w:ilvl="3" w:tplc="04190001" w:tentative="1">
+      <w:start w:val="1"/>
+      <w:numFmt w:val="bullet"/>
+      <w:lvlText w:val=""/>
+      <w:lvlJc w:val="left"/>
+      <w:pPr>
+        <w:ind w:left="3600" w:hanging="360"/>
+      </w:pPr>
+      <w:rPr>
+        <w:rFonts w:ascii="Symbol" w:hAnsi="Symbol" w:hint="default"/>
+      </w:rPr>
+    </w:lvl>
+    <w:lvl w:ilvl="4" w:tplc="04190003" w:tentative="1">
+      <w:start w:val="1"/>
+      <w:numFmt w:val="bullet"/>
+      <w:lvlText w:val="o"/>
+      <w:lvlJc w:val="left"/>
+      <w:pPr>
+        <w:ind w:left="4320" w:hanging="360"/>
+      </w:pPr>
+      <w:rPr>
+        <w:rFonts w:ascii="Courier New" w:hAnsi="Courier New" w:cs="Courier New" w:hint="default"/>
+      </w:rPr>
+    </w:lvl>
+    <w:lvl w:ilvl="5" w:tplc="04190005" w:tentative="1">
+      <w:start w:val="1"/>
+      <w:numFmt w:val="bullet"/>
+      <w:lvlText w:val=""/>
+      <w:lvlJc w:val="left"/>
+      <w:pPr>
+        <w:ind w:left="5040" w:hanging="360"/>
+      </w:pPr>
+      <w:rPr>
+        <w:rFonts w:ascii="Wingdings" w:hAnsi="Wingdings" w:hint="default"/>
+      </w:rPr>
+    </w:lvl>
+    <w:lvl w:ilvl="6" w:tplc="04190001" w:tentative="1">
+      <w:start w:val="1"/>
+      <w:numFmt w:val="bullet"/>
+      <w:lvlText w:val=""/>
+      <w:lvlJc w:val="left"/>
+      <w:pPr>
+        <w:ind w:left="5760" w:hanging="360"/>
+      </w:pPr>
+      <w:rPr>
+        <w:rFonts w:ascii="Symbol" w:hAnsi="Symbol" w:hint="default"/>
+      </w:rPr>
+    </w:lvl>
+    <w:lvl w:ilvl="7" w:tplc="04190003" w:tentative="1">
+      <w:start w:val="1"/>
+      <w:numFmt w:val="bullet"/>
+      <w:lvlText w:val="o"/>
+      <w:lvlJc w:val="left"/>
+      <w:pPr>
+        <w:ind w:left="6480" w:hanging="360"/>
+      </w:pPr>
+      <w:rPr>
+        <w:rFonts w:ascii="Courier New" w:hAnsi="Courier New" w:cs="Courier New" w:hint="default"/>
+      </w:rPr>
+    </w:lvl>
+    <w:lvl w:ilvl="8" w:tplc="04190005" w:tentative="1">
+      <w:start w:val="1"/>
+      <w:numFmt w:val="bullet"/>
+      <w:lvlText w:val=""/>
+      <w:lvlJc w:val="left"/>
+      <w:pPr>
+        <w:ind w:left="7200" w:hanging="360"/>
+      </w:pPr>
+      <w:rPr>
+        <w:rFonts w:ascii="Wingdings" w:hAnsi="Wingdings" w:hint="default"/>
+      </w:rPr>
+    </w:lvl>
+  </w:abstractNum>
+  <w:abstractNum w:abstractNumId="8" w15:restartNumberingAfterBreak="0">
     <w:nsid w:val="5CFA1A72"/>
     <w:multiLevelType w:val="hybridMultilevel"/>
     <w:tmpl w:val="A8B004EE"/>
@@ -2653,7 +9678,7 @@
       </w:rPr>
     </w:lvl>
   </w:abstractNum>
-  <w:abstractNum w:abstractNumId="8" w15:restartNumberingAfterBreak="0">
+  <w:abstractNum w:abstractNumId="9" w15:restartNumberingAfterBreak="0">
     <w:nsid w:val="64A602E3"/>
     <w:multiLevelType w:val="hybridMultilevel"/>
     <w:tmpl w:val="BB38CA86"/>
@@ -2766,7 +9791,346 @@
       </w:rPr>
     </w:lvl>
   </w:abstractNum>
-  <w:abstractNum w:abstractNumId="9" w15:restartNumberingAfterBreak="0">
+  <w:abstractNum w:abstractNumId="10" w15:restartNumberingAfterBreak="0">
+    <w:nsid w:val="65693FC4"/>
+    <w:multiLevelType w:val="hybridMultilevel"/>
+    <w:tmpl w:val="055CD3F2"/>
+    <w:lvl w:ilvl="0" w:tplc="E7A89F5C">
+      <w:start w:val="1"/>
+      <w:numFmt w:val="bullet"/>
+      <w:lvlText w:val="‒"/>
+      <w:lvlJc w:val="left"/>
+      <w:pPr>
+        <w:ind w:left="1440" w:hanging="360"/>
+      </w:pPr>
+      <w:rPr>
+        <w:rFonts w:ascii="Times New Roman" w:hAnsi="Times New Roman" w:cs="Times New Roman" w:hint="default"/>
+      </w:rPr>
+    </w:lvl>
+    <w:lvl w:ilvl="1" w:tplc="04190003" w:tentative="1">
+      <w:start w:val="1"/>
+      <w:numFmt w:val="bullet"/>
+      <w:lvlText w:val="o"/>
+      <w:lvlJc w:val="left"/>
+      <w:pPr>
+        <w:ind w:left="2160" w:hanging="360"/>
+      </w:pPr>
+      <w:rPr>
+        <w:rFonts w:ascii="Courier New" w:hAnsi="Courier New" w:cs="Courier New" w:hint="default"/>
+      </w:rPr>
+    </w:lvl>
+    <w:lvl w:ilvl="2" w:tplc="04190005" w:tentative="1">
+      <w:start w:val="1"/>
+      <w:numFmt w:val="bullet"/>
+      <w:lvlText w:val=""/>
+      <w:lvlJc w:val="left"/>
+      <w:pPr>
+        <w:ind w:left="2880" w:hanging="360"/>
+      </w:pPr>
+      <w:rPr>
+        <w:rFonts w:ascii="Wingdings" w:hAnsi="Wingdings" w:hint="default"/>
+      </w:rPr>
+    </w:lvl>
+    <w:lvl w:ilvl="3" w:tplc="04190001" w:tentative="1">
+      <w:start w:val="1"/>
+      <w:numFmt w:val="bullet"/>
+      <w:lvlText w:val=""/>
+      <w:lvlJc w:val="left"/>
+      <w:pPr>
+        <w:ind w:left="3600" w:hanging="360"/>
+      </w:pPr>
+      <w:rPr>
+        <w:rFonts w:ascii="Symbol" w:hAnsi="Symbol" w:hint="default"/>
+      </w:rPr>
+    </w:lvl>
+    <w:lvl w:ilvl="4" w:tplc="04190003" w:tentative="1">
+      <w:start w:val="1"/>
+      <w:numFmt w:val="bullet"/>
+      <w:lvlText w:val="o"/>
+      <w:lvlJc w:val="left"/>
+      <w:pPr>
+        <w:ind w:left="4320" w:hanging="360"/>
+      </w:pPr>
+      <w:rPr>
+        <w:rFonts w:ascii="Courier New" w:hAnsi="Courier New" w:cs="Courier New" w:hint="default"/>
+      </w:rPr>
+    </w:lvl>
+    <w:lvl w:ilvl="5" w:tplc="04190005" w:tentative="1">
+      <w:start w:val="1"/>
+      <w:numFmt w:val="bullet"/>
+      <w:lvlText w:val=""/>
+      <w:lvlJc w:val="left"/>
+      <w:pPr>
+        <w:ind w:left="5040" w:hanging="360"/>
+      </w:pPr>
+      <w:rPr>
+        <w:rFonts w:ascii="Wingdings" w:hAnsi="Wingdings" w:hint="default"/>
+      </w:rPr>
+    </w:lvl>
+    <w:lvl w:ilvl="6" w:tplc="04190001" w:tentative="1">
+      <w:start w:val="1"/>
+      <w:numFmt w:val="bullet"/>
+      <w:lvlText w:val=""/>
+      <w:lvlJc w:val="left"/>
+      <w:pPr>
+        <w:ind w:left="5760" w:hanging="360"/>
+      </w:pPr>
+      <w:rPr>
+        <w:rFonts w:ascii="Symbol" w:hAnsi="Symbol" w:hint="default"/>
+      </w:rPr>
+    </w:lvl>
+    <w:lvl w:ilvl="7" w:tplc="04190003" w:tentative="1">
+      <w:start w:val="1"/>
+      <w:numFmt w:val="bullet"/>
+      <w:lvlText w:val="o"/>
+      <w:lvlJc w:val="left"/>
+      <w:pPr>
+        <w:ind w:left="6480" w:hanging="360"/>
+      </w:pPr>
+      <w:rPr>
+        <w:rFonts w:ascii="Courier New" w:hAnsi="Courier New" w:cs="Courier New" w:hint="default"/>
+      </w:rPr>
+    </w:lvl>
+    <w:lvl w:ilvl="8" w:tplc="04190005" w:tentative="1">
+      <w:start w:val="1"/>
+      <w:numFmt w:val="bullet"/>
+      <w:lvlText w:val=""/>
+      <w:lvlJc w:val="left"/>
+      <w:pPr>
+        <w:ind w:left="7200" w:hanging="360"/>
+      </w:pPr>
+      <w:rPr>
+        <w:rFonts w:ascii="Wingdings" w:hAnsi="Wingdings" w:hint="default"/>
+      </w:rPr>
+    </w:lvl>
+  </w:abstractNum>
+  <w:abstractNum w:abstractNumId="11" w15:restartNumberingAfterBreak="0">
+    <w:nsid w:val="65B81267"/>
+    <w:multiLevelType w:val="hybridMultilevel"/>
+    <w:tmpl w:val="5F56BC2A"/>
+    <w:lvl w:ilvl="0" w:tplc="E7A89F5C">
+      <w:start w:val="1"/>
+      <w:numFmt w:val="bullet"/>
+      <w:lvlText w:val="‒"/>
+      <w:lvlJc w:val="left"/>
+      <w:pPr>
+        <w:ind w:left="1440" w:hanging="360"/>
+      </w:pPr>
+      <w:rPr>
+        <w:rFonts w:ascii="Times New Roman" w:hAnsi="Times New Roman" w:cs="Times New Roman" w:hint="default"/>
+      </w:rPr>
+    </w:lvl>
+    <w:lvl w:ilvl="1" w:tplc="04190003" w:tentative="1">
+      <w:start w:val="1"/>
+      <w:numFmt w:val="bullet"/>
+      <w:lvlText w:val="o"/>
+      <w:lvlJc w:val="left"/>
+      <w:pPr>
+        <w:ind w:left="2160" w:hanging="360"/>
+      </w:pPr>
+      <w:rPr>
+        <w:rFonts w:ascii="Courier New" w:hAnsi="Courier New" w:cs="Courier New" w:hint="default"/>
+      </w:rPr>
+    </w:lvl>
+    <w:lvl w:ilvl="2" w:tplc="04190005" w:tentative="1">
+      <w:start w:val="1"/>
+      <w:numFmt w:val="bullet"/>
+      <w:lvlText w:val=""/>
+      <w:lvlJc w:val="left"/>
+      <w:pPr>
+        <w:ind w:left="2880" w:hanging="360"/>
+      </w:pPr>
+      <w:rPr>
+        <w:rFonts w:ascii="Wingdings" w:hAnsi="Wingdings" w:hint="default"/>
+      </w:rPr>
+    </w:lvl>
+    <w:lvl w:ilvl="3" w:tplc="04190001" w:tentative="1">
+      <w:start w:val="1"/>
+      <w:numFmt w:val="bullet"/>
+      <w:lvlText w:val=""/>
+      <w:lvlJc w:val="left"/>
+      <w:pPr>
+        <w:ind w:left="3600" w:hanging="360"/>
+      </w:pPr>
+      <w:rPr>
+        <w:rFonts w:ascii="Symbol" w:hAnsi="Symbol" w:hint="default"/>
+      </w:rPr>
+    </w:lvl>
+    <w:lvl w:ilvl="4" w:tplc="04190003" w:tentative="1">
+      <w:start w:val="1"/>
+      <w:numFmt w:val="bullet"/>
+      <w:lvlText w:val="o"/>
+      <w:lvlJc w:val="left"/>
+      <w:pPr>
+        <w:ind w:left="4320" w:hanging="360"/>
+      </w:pPr>
+      <w:rPr>
+        <w:rFonts w:ascii="Courier New" w:hAnsi="Courier New" w:cs="Courier New" w:hint="default"/>
+      </w:rPr>
+    </w:lvl>
+    <w:lvl w:ilvl="5" w:tplc="04190005" w:tentative="1">
+      <w:start w:val="1"/>
+      <w:numFmt w:val="bullet"/>
+      <w:lvlText w:val=""/>
+      <w:lvlJc w:val="left"/>
+      <w:pPr>
+        <w:ind w:left="5040" w:hanging="360"/>
+      </w:pPr>
+      <w:rPr>
+        <w:rFonts w:ascii="Wingdings" w:hAnsi="Wingdings" w:hint="default"/>
+      </w:rPr>
+    </w:lvl>
+    <w:lvl w:ilvl="6" w:tplc="04190001" w:tentative="1">
+      <w:start w:val="1"/>
+      <w:numFmt w:val="bullet"/>
+      <w:lvlText w:val=""/>
+      <w:lvlJc w:val="left"/>
+      <w:pPr>
+        <w:ind w:left="5760" w:hanging="360"/>
+      </w:pPr>
+      <w:rPr>
+        <w:rFonts w:ascii="Symbol" w:hAnsi="Symbol" w:hint="default"/>
+      </w:rPr>
+    </w:lvl>
+    <w:lvl w:ilvl="7" w:tplc="04190003" w:tentative="1">
+      <w:start w:val="1"/>
+      <w:numFmt w:val="bullet"/>
+      <w:lvlText w:val="o"/>
+      <w:lvlJc w:val="left"/>
+      <w:pPr>
+        <w:ind w:left="6480" w:hanging="360"/>
+      </w:pPr>
+      <w:rPr>
+        <w:rFonts w:ascii="Courier New" w:hAnsi="Courier New" w:cs="Courier New" w:hint="default"/>
+      </w:rPr>
+    </w:lvl>
+    <w:lvl w:ilvl="8" w:tplc="04190005" w:tentative="1">
+      <w:start w:val="1"/>
+      <w:numFmt w:val="bullet"/>
+      <w:lvlText w:val=""/>
+      <w:lvlJc w:val="left"/>
+      <w:pPr>
+        <w:ind w:left="7200" w:hanging="360"/>
+      </w:pPr>
+      <w:rPr>
+        <w:rFonts w:ascii="Wingdings" w:hAnsi="Wingdings" w:hint="default"/>
+      </w:rPr>
+    </w:lvl>
+  </w:abstractNum>
+  <w:abstractNum w:abstractNumId="12" w15:restartNumberingAfterBreak="0">
+    <w:nsid w:val="6C15306E"/>
+    <w:multiLevelType w:val="hybridMultilevel"/>
+    <w:tmpl w:val="38AC74A2"/>
+    <w:lvl w:ilvl="0" w:tplc="E7A89F5C">
+      <w:start w:val="1"/>
+      <w:numFmt w:val="bullet"/>
+      <w:lvlText w:val="‒"/>
+      <w:lvlJc w:val="left"/>
+      <w:pPr>
+        <w:ind w:left="1440" w:hanging="360"/>
+      </w:pPr>
+      <w:rPr>
+        <w:rFonts w:ascii="Times New Roman" w:hAnsi="Times New Roman" w:cs="Times New Roman" w:hint="default"/>
+      </w:rPr>
+    </w:lvl>
+    <w:lvl w:ilvl="1" w:tplc="04190003" w:tentative="1">
+      <w:start w:val="1"/>
+      <w:numFmt w:val="bullet"/>
+      <w:lvlText w:val="o"/>
+      <w:lvlJc w:val="left"/>
+      <w:pPr>
+        <w:ind w:left="2160" w:hanging="360"/>
+      </w:pPr>
+      <w:rPr>
+        <w:rFonts w:ascii="Courier New" w:hAnsi="Courier New" w:cs="Courier New" w:hint="default"/>
+      </w:rPr>
+    </w:lvl>
+    <w:lvl w:ilvl="2" w:tplc="04190005" w:tentative="1">
+      <w:start w:val="1"/>
+      <w:numFmt w:val="bullet"/>
+      <w:lvlText w:val=""/>
+      <w:lvlJc w:val="left"/>
+      <w:pPr>
+        <w:ind w:left="2880" w:hanging="360"/>
+      </w:pPr>
+      <w:rPr>
+        <w:rFonts w:ascii="Wingdings" w:hAnsi="Wingdings" w:hint="default"/>
+      </w:rPr>
+    </w:lvl>
+    <w:lvl w:ilvl="3" w:tplc="04190001" w:tentative="1">
+      <w:start w:val="1"/>
+      <w:numFmt w:val="bullet"/>
+      <w:lvlText w:val=""/>
+      <w:lvlJc w:val="left"/>
+      <w:pPr>
+        <w:ind w:left="3600" w:hanging="360"/>
+      </w:pPr>
+      <w:rPr>
+        <w:rFonts w:ascii="Symbol" w:hAnsi="Symbol" w:hint="default"/>
+      </w:rPr>
+    </w:lvl>
+    <w:lvl w:ilvl="4" w:tplc="04190003" w:tentative="1">
+      <w:start w:val="1"/>
+      <w:numFmt w:val="bullet"/>
+      <w:lvlText w:val="o"/>
+      <w:lvlJc w:val="left"/>
+      <w:pPr>
+        <w:ind w:left="4320" w:hanging="360"/>
+      </w:pPr>
+      <w:rPr>
+        <w:rFonts w:ascii="Courier New" w:hAnsi="Courier New" w:cs="Courier New" w:hint="default"/>
+      </w:rPr>
+    </w:lvl>
+    <w:lvl w:ilvl="5" w:tplc="04190005" w:tentative="1">
+      <w:start w:val="1"/>
+      <w:numFmt w:val="bullet"/>
+      <w:lvlText w:val=""/>
+      <w:lvlJc w:val="left"/>
+      <w:pPr>
+        <w:ind w:left="5040" w:hanging="360"/>
+      </w:pPr>
+      <w:rPr>
+        <w:rFonts w:ascii="Wingdings" w:hAnsi="Wingdings" w:hint="default"/>
+      </w:rPr>
+    </w:lvl>
+    <w:lvl w:ilvl="6" w:tplc="04190001" w:tentative="1">
+      <w:start w:val="1"/>
+      <w:numFmt w:val="bullet"/>
+      <w:lvlText w:val=""/>
+      <w:lvlJc w:val="left"/>
+      <w:pPr>
+        <w:ind w:left="5760" w:hanging="360"/>
+      </w:pPr>
+      <w:rPr>
+        <w:rFonts w:ascii="Symbol" w:hAnsi="Symbol" w:hint="default"/>
+      </w:rPr>
+    </w:lvl>
+    <w:lvl w:ilvl="7" w:tplc="04190003" w:tentative="1">
+      <w:start w:val="1"/>
+      <w:numFmt w:val="bullet"/>
+      <w:lvlText w:val="o"/>
+      <w:lvlJc w:val="left"/>
+      <w:pPr>
+        <w:ind w:left="6480" w:hanging="360"/>
+      </w:pPr>
+      <w:rPr>
+        <w:rFonts w:ascii="Courier New" w:hAnsi="Courier New" w:cs="Courier New" w:hint="default"/>
+      </w:rPr>
+    </w:lvl>
+    <w:lvl w:ilvl="8" w:tplc="04190005" w:tentative="1">
+      <w:start w:val="1"/>
+      <w:numFmt w:val="bullet"/>
+      <w:lvlText w:val=""/>
+      <w:lvlJc w:val="left"/>
+      <w:pPr>
+        <w:ind w:left="7200" w:hanging="360"/>
+      </w:pPr>
+      <w:rPr>
+        <w:rFonts w:ascii="Wingdings" w:hAnsi="Wingdings" w:hint="default"/>
+      </w:rPr>
+    </w:lvl>
+  </w:abstractNum>
+  <w:abstractNum w:abstractNumId="13" w15:restartNumberingAfterBreak="0">
     <w:nsid w:val="6D32682C"/>
     <w:multiLevelType w:val="hybridMultilevel"/>
     <w:tmpl w:val="306E3DA0"/>
@@ -2852,7 +10216,120 @@
       </w:pPr>
     </w:lvl>
   </w:abstractNum>
-  <w:abstractNum w:abstractNumId="10" w15:restartNumberingAfterBreak="0">
+  <w:abstractNum w:abstractNumId="14" w15:restartNumberingAfterBreak="0">
+    <w:nsid w:val="71145FFE"/>
+    <w:multiLevelType w:val="hybridMultilevel"/>
+    <w:tmpl w:val="DE88C1DC"/>
+    <w:lvl w:ilvl="0" w:tplc="E7A89F5C">
+      <w:start w:val="1"/>
+      <w:numFmt w:val="bullet"/>
+      <w:lvlText w:val="‒"/>
+      <w:lvlJc w:val="left"/>
+      <w:pPr>
+        <w:ind w:left="1440" w:hanging="360"/>
+      </w:pPr>
+      <w:rPr>
+        <w:rFonts w:ascii="Times New Roman" w:hAnsi="Times New Roman" w:cs="Times New Roman" w:hint="default"/>
+      </w:rPr>
+    </w:lvl>
+    <w:lvl w:ilvl="1" w:tplc="04190003" w:tentative="1">
+      <w:start w:val="1"/>
+      <w:numFmt w:val="bullet"/>
+      <w:lvlText w:val="o"/>
+      <w:lvlJc w:val="left"/>
+      <w:pPr>
+        <w:ind w:left="2160" w:hanging="360"/>
+      </w:pPr>
+      <w:rPr>
+        <w:rFonts w:ascii="Courier New" w:hAnsi="Courier New" w:cs="Courier New" w:hint="default"/>
+      </w:rPr>
+    </w:lvl>
+    <w:lvl w:ilvl="2" w:tplc="04190005" w:tentative="1">
+      <w:start w:val="1"/>
+      <w:numFmt w:val="bullet"/>
+      <w:lvlText w:val=""/>
+      <w:lvlJc w:val="left"/>
+      <w:pPr>
+        <w:ind w:left="2880" w:hanging="360"/>
+      </w:pPr>
+      <w:rPr>
+        <w:rFonts w:ascii="Wingdings" w:hAnsi="Wingdings" w:hint="default"/>
+      </w:rPr>
+    </w:lvl>
+    <w:lvl w:ilvl="3" w:tplc="04190001" w:tentative="1">
+      <w:start w:val="1"/>
+      <w:numFmt w:val="bullet"/>
+      <w:lvlText w:val=""/>
+      <w:lvlJc w:val="left"/>
+      <w:pPr>
+        <w:ind w:left="3600" w:hanging="360"/>
+      </w:pPr>
+      <w:rPr>
+        <w:rFonts w:ascii="Symbol" w:hAnsi="Symbol" w:hint="default"/>
+      </w:rPr>
+    </w:lvl>
+    <w:lvl w:ilvl="4" w:tplc="04190003" w:tentative="1">
+      <w:start w:val="1"/>
+      <w:numFmt w:val="bullet"/>
+      <w:lvlText w:val="o"/>
+      <w:lvlJc w:val="left"/>
+      <w:pPr>
+        <w:ind w:left="4320" w:hanging="360"/>
+      </w:pPr>
+      <w:rPr>
+        <w:rFonts w:ascii="Courier New" w:hAnsi="Courier New" w:cs="Courier New" w:hint="default"/>
+      </w:rPr>
+    </w:lvl>
+    <w:lvl w:ilvl="5" w:tplc="04190005" w:tentative="1">
+      <w:start w:val="1"/>
+      <w:numFmt w:val="bullet"/>
+      <w:lvlText w:val=""/>
+      <w:lvlJc w:val="left"/>
+      <w:pPr>
+        <w:ind w:left="5040" w:hanging="360"/>
+      </w:pPr>
+      <w:rPr>
+        <w:rFonts w:ascii="Wingdings" w:hAnsi="Wingdings" w:hint="default"/>
+      </w:rPr>
+    </w:lvl>
+    <w:lvl w:ilvl="6" w:tplc="04190001" w:tentative="1">
+      <w:start w:val="1"/>
+      <w:numFmt w:val="bullet"/>
+      <w:lvlText w:val=""/>
+      <w:lvlJc w:val="left"/>
+      <w:pPr>
+        <w:ind w:left="5760" w:hanging="360"/>
+      </w:pPr>
+      <w:rPr>
+        <w:rFonts w:ascii="Symbol" w:hAnsi="Symbol" w:hint="default"/>
+      </w:rPr>
+    </w:lvl>
+    <w:lvl w:ilvl="7" w:tplc="04190003" w:tentative="1">
+      <w:start w:val="1"/>
+      <w:numFmt w:val="bullet"/>
+      <w:lvlText w:val="o"/>
+      <w:lvlJc w:val="left"/>
+      <w:pPr>
+        <w:ind w:left="6480" w:hanging="360"/>
+      </w:pPr>
+      <w:rPr>
+        <w:rFonts w:ascii="Courier New" w:hAnsi="Courier New" w:cs="Courier New" w:hint="default"/>
+      </w:rPr>
+    </w:lvl>
+    <w:lvl w:ilvl="8" w:tplc="04190005" w:tentative="1">
+      <w:start w:val="1"/>
+      <w:numFmt w:val="bullet"/>
+      <w:lvlText w:val=""/>
+      <w:lvlJc w:val="left"/>
+      <w:pPr>
+        <w:ind w:left="7200" w:hanging="360"/>
+      </w:pPr>
+      <w:rPr>
+        <w:rFonts w:ascii="Wingdings" w:hAnsi="Wingdings" w:hint="default"/>
+      </w:rPr>
+    </w:lvl>
+  </w:abstractNum>
+  <w:abstractNum w:abstractNumId="15" w15:restartNumberingAfterBreak="0">
     <w:nsid w:val="765D0C65"/>
     <w:multiLevelType w:val="hybridMultilevel"/>
     <w:tmpl w:val="4A10C0A4"/>
@@ -2965,7 +10442,7 @@
       </w:rPr>
     </w:lvl>
   </w:abstractNum>
-  <w:abstractNum w:abstractNumId="11" w15:restartNumberingAfterBreak="0">
+  <w:abstractNum w:abstractNumId="16" w15:restartNumberingAfterBreak="0">
     <w:nsid w:val="767777A7"/>
     <w:multiLevelType w:val="multilevel"/>
     <w:tmpl w:val="05EEE194"/>
@@ -3078,7 +10555,7 @@
       </w:rPr>
     </w:lvl>
   </w:abstractNum>
-  <w:abstractNum w:abstractNumId="12" w15:restartNumberingAfterBreak="0">
+  <w:abstractNum w:abstractNumId="17" w15:restartNumberingAfterBreak="0">
     <w:nsid w:val="7A8E5B1E"/>
     <w:multiLevelType w:val="multilevel"/>
     <w:tmpl w:val="AD8C8840"/>
@@ -3193,13 +10670,13 @@
     </w:lvl>
   </w:abstractNum>
   <w:num w:numId="1">
-    <w:abstractNumId w:val="11"/>
+    <w:abstractNumId w:val="16"/>
   </w:num>
   <w:num w:numId="2">
-    <w:abstractNumId w:val="7"/>
+    <w:abstractNumId w:val="8"/>
   </w:num>
   <w:num w:numId="3">
-    <w:abstractNumId w:val="12"/>
+    <w:abstractNumId w:val="17"/>
   </w:num>
   <w:num w:numId="4">
     <w:abstractNumId w:val="0"/>
@@ -3220,16 +10697,31 @@
     <w:abstractNumId w:val="6"/>
   </w:num>
   <w:num w:numId="10">
-    <w:abstractNumId w:val="9"/>
+    <w:abstractNumId w:val="13"/>
   </w:num>
   <w:num w:numId="11">
-    <w:abstractNumId w:val="8"/>
+    <w:abstractNumId w:val="9"/>
   </w:num>
   <w:num w:numId="12">
     <w:abstractNumId w:val="1"/>
   </w:num>
   <w:num w:numId="13">
+    <w:abstractNumId w:val="15"/>
+  </w:num>
+  <w:num w:numId="14">
+    <w:abstractNumId w:val="14"/>
+  </w:num>
+  <w:num w:numId="15">
     <w:abstractNumId w:val="10"/>
+  </w:num>
+  <w:num w:numId="16">
+    <w:abstractNumId w:val="7"/>
+  </w:num>
+  <w:num w:numId="17">
+    <w:abstractNumId w:val="11"/>
+  </w:num>
+  <w:num w:numId="18">
+    <w:abstractNumId w:val="12"/>
   </w:num>
 </w:numbering>
 </file>
@@ -3832,6 +11324,25 @@
       <w:contextualSpacing/>
     </w:pPr>
   </w:style>
+  <w:style w:type="table" w:styleId="a8">
+    <w:name w:val="Table Grid"/>
+    <w:basedOn w:val="a1"/>
+    <w:uiPriority w:val="39"/>
+    <w:rsid w:val="003E5A99"/>
+    <w:pPr>
+      <w:spacing w:line="240" w:lineRule="auto"/>
+    </w:pPr>
+    <w:tblPr>
+      <w:tblBorders>
+        <w:top w:val="single" w:sz="4" w:space="0" w:color="auto"/>
+        <w:left w:val="single" w:sz="4" w:space="0" w:color="auto"/>
+        <w:bottom w:val="single" w:sz="4" w:space="0" w:color="auto"/>
+        <w:right w:val="single" w:sz="4" w:space="0" w:color="auto"/>
+        <w:insideH w:val="single" w:sz="4" w:space="0" w:color="auto"/>
+        <w:insideV w:val="single" w:sz="4" w:space="0" w:color="auto"/>
+      </w:tblBorders>
+    </w:tblPr>
+  </w:style>
 </w:styles>
 </file>
 
